--- a/E-commerce_PDF_Description.docx
+++ b/E-commerce_PDF_Description.docx
@@ -7,122 +7,2069 @@
         <w:rPr>
           <w:b/>
           <w:bCs/>
-          <w:sz w:val="28"/>
-          <w:szCs w:val="28"/>
-          <w:u w:val="single"/>
+          <w:sz w:val="24"/>
+          <w:szCs w:val="24"/>
         </w:rPr>
       </w:pPr>
       <w:r>
         <w:rPr>
           <w:b/>
           <w:bCs/>
-          <w:sz w:val="28"/>
-          <w:szCs w:val="28"/>
-          <w:u w:val="single"/>
-        </w:rPr>
-        <w:t>Advanced Power BI Project Report Introduction</w:t>
+          <w:sz w:val="24"/>
+          <w:szCs w:val="24"/>
+        </w:rPr>
+        <w:t>1. Domain and Business Problem</w:t>
       </w:r>
     </w:p>
     <w:p>
-      <w:r>
-        <w:t>In this project, I developed an advanced Power BI analytical solution within the E-commerce domain. I decided to focus on analyzing sales performance, customer behavior, and product trends to support data-driven decision-making. I approached this project as a real-world business intelligence scenario, ensuring that each step from data preparation to dashboard design was carefully executed and well-documented.</w:t>
+      <w:pPr>
+        <w:rPr>
+          <w:sz w:val="24"/>
+          <w:szCs w:val="24"/>
+        </w:rPr>
+      </w:pPr>
+      <w:r>
+        <w:rPr>
+          <w:sz w:val="24"/>
+          <w:szCs w:val="24"/>
+        </w:rPr>
+        <w:t xml:space="preserve">For this project, I decided to work within the </w:t>
+      </w:r>
+      <w:r>
+        <w:rPr>
+          <w:b/>
+          <w:bCs/>
+          <w:sz w:val="24"/>
+          <w:szCs w:val="24"/>
+        </w:rPr>
+        <w:t>E-commerce Analytics</w:t>
+      </w:r>
+      <w:r>
+        <w:rPr>
+          <w:sz w:val="24"/>
+          <w:szCs w:val="24"/>
+        </w:rPr>
+        <w:t xml:space="preserve"> domain. I chose this domain because it provides rich transactional and customer data that can support advanced analytical techniques in Power BI.</w:t>
       </w:r>
     </w:p>
     <w:p>
       <w:pPr>
-        <w:pStyle w:val="Heading1"/>
-      </w:pPr>
-      <w:r>
-        <w:t>Dataset Description</w:t>
+        <w:rPr>
+          <w:sz w:val="24"/>
+          <w:szCs w:val="24"/>
+        </w:rPr>
+      </w:pPr>
+      <w:r>
+        <w:rPr>
+          <w:sz w:val="24"/>
+          <w:szCs w:val="24"/>
+        </w:rPr>
+        <w:t xml:space="preserve">The business problem I aimed to solve is to </w:t>
+      </w:r>
+      <w:r>
+        <w:rPr>
+          <w:b/>
+          <w:bCs/>
+          <w:sz w:val="24"/>
+          <w:szCs w:val="24"/>
+        </w:rPr>
+        <w:t>analyze sales performance and customer behavior in an online retail environment</w:t>
+      </w:r>
+      <w:r>
+        <w:rPr>
+          <w:sz w:val="24"/>
+          <w:szCs w:val="24"/>
+        </w:rPr>
+        <w:t>. Specifically, I wanted to understand how revenue is generated across different products, categories, and customers, and how this performance changes over time.</w:t>
       </w:r>
     </w:p>
     <w:p>
-      <w:r>
-        <w:t>For this project, I used an open-source E-commerce dataset obtained from Kaggle. I selected this dataset because it contains multiple related tables, including Orders, Order Items, Products, Users, and Reviews. These tables provide both transactional and descriptive data, making the dataset suitable for relational modeling and advanced analysis.</w:t>
+      <w:pPr>
+        <w:rPr>
+          <w:sz w:val="24"/>
+          <w:szCs w:val="24"/>
+        </w:rPr>
+      </w:pPr>
+      <w:r>
+        <w:rPr>
+          <w:sz w:val="24"/>
+          <w:szCs w:val="24"/>
+        </w:rPr>
+        <w:t>Through this analysis, I seek to answer key business questions such as:</w:t>
       </w:r>
     </w:p>
     <w:p>
       <w:pPr>
-        <w:pStyle w:val="Heading1"/>
-      </w:pPr>
-      <w:r>
-        <w:t>Data Cleaning and Transformation</w:t>
+        <w:numPr>
+          <w:ilvl w:val="0"/>
+          <w:numId w:val="24"/>
+        </w:numPr>
+        <w:rPr>
+          <w:sz w:val="24"/>
+          <w:szCs w:val="24"/>
+        </w:rPr>
+      </w:pPr>
+      <w:r>
+        <w:rPr>
+          <w:sz w:val="24"/>
+          <w:szCs w:val="24"/>
+        </w:rPr>
+        <w:t xml:space="preserve">Which products and categories contribute the most to total revenue? </w:t>
       </w:r>
     </w:p>
     <w:p>
-      <w:r>
-        <w:t>I performed extensive data cleaning and transformation using Power Query. I removed unnecessary columns, handled missing values, corrected data types, removed duplicates, and merged relevant tables. I also created custom columns such as revenue, extracted date components, and standardized categorical values. Each transformation step was necessary to ensure data accuracy, consistency, and readiness for analysis.</w:t>
+      <w:pPr>
+        <w:numPr>
+          <w:ilvl w:val="0"/>
+          <w:numId w:val="24"/>
+        </w:numPr>
+        <w:rPr>
+          <w:sz w:val="24"/>
+          <w:szCs w:val="24"/>
+        </w:rPr>
+      </w:pPr>
+      <w:r>
+        <w:rPr>
+          <w:sz w:val="24"/>
+          <w:szCs w:val="24"/>
+        </w:rPr>
+        <w:t xml:space="preserve">How does sales performance vary </w:t>
+      </w:r>
+      <w:proofErr w:type="gramStart"/>
+      <w:r>
+        <w:rPr>
+          <w:sz w:val="24"/>
+          <w:szCs w:val="24"/>
+        </w:rPr>
+        <w:t>across</w:t>
+      </w:r>
+      <w:proofErr w:type="gramEnd"/>
+      <w:r>
+        <w:rPr>
+          <w:sz w:val="24"/>
+          <w:szCs w:val="24"/>
+        </w:rPr>
+        <w:t xml:space="preserve"> different time periods? </w:t>
       </w:r>
     </w:p>
     <w:p>
       <w:pPr>
-        <w:pStyle w:val="Heading1"/>
-      </w:pPr>
-      <w:r>
-        <w:t>Data Modeling</w:t>
+        <w:numPr>
+          <w:ilvl w:val="0"/>
+          <w:numId w:val="24"/>
+        </w:numPr>
+        <w:rPr>
+          <w:sz w:val="24"/>
+          <w:szCs w:val="24"/>
+        </w:rPr>
+      </w:pPr>
+      <w:r>
+        <w:rPr>
+          <w:sz w:val="24"/>
+          <w:szCs w:val="24"/>
+        </w:rPr>
+        <w:t xml:space="preserve">Who are the most valuable customers? </w:t>
       </w:r>
     </w:p>
     <w:p>
-      <w:r>
-        <w:t>I structured the data using a star schema, with a central fact table connected to multiple dimension tables. I identified the transactional table as the fact table and used supporting tables such as Products and Users as dimension tables. I also created a Date table using DAX to support time intelligence analysis. This structure improves performance, simplifies relationships, and enhances reporting capabilities.</w:t>
+      <w:pPr>
+        <w:numPr>
+          <w:ilvl w:val="0"/>
+          <w:numId w:val="24"/>
+        </w:numPr>
+        <w:rPr>
+          <w:sz w:val="24"/>
+          <w:szCs w:val="24"/>
+        </w:rPr>
+      </w:pPr>
+      <w:r>
+        <w:rPr>
+          <w:sz w:val="24"/>
+          <w:szCs w:val="24"/>
+        </w:rPr>
+        <w:t xml:space="preserve">Are there identifiable trends or patterns in customer purchasing behavior? </w:t>
       </w:r>
     </w:p>
     <w:p>
       <w:pPr>
-        <w:pStyle w:val="Heading1"/>
-      </w:pPr>
-      <w:r>
-        <w:t>DAX Measures and Calculated Columns</w:t>
+        <w:rPr>
+          <w:sz w:val="24"/>
+          <w:szCs w:val="24"/>
+        </w:rPr>
+      </w:pPr>
+      <w:r>
+        <w:rPr>
+          <w:sz w:val="24"/>
+          <w:szCs w:val="24"/>
+        </w:rPr>
+        <w:t>By answering these questions, I aim to generate insights that can help improve decision-making, optimize product offerings, and enhance overall business performance.</w:t>
       </w:r>
     </w:p>
     <w:p>
-      <w:r>
-        <w:t>I created multiple DAX measures and calculated columns to support analysis. These include Total Revenue, Total Orders, Total Quantity, Distinct Customers, Growth Percentage, Year-to-Date Revenue, Product Ranking, and Revenue Contribution. I also created calculated columns such as Revenue and Value Category. These calculations enabled deeper insights into business performance.</w:t>
+      <w:pPr>
+        <w:rPr>
+          <w:sz w:val="24"/>
+          <w:szCs w:val="24"/>
+        </w:rPr>
+      </w:pPr>
+      <w:r>
+        <w:rPr>
+          <w:sz w:val="24"/>
+          <w:szCs w:val="24"/>
+        </w:rPr>
+        <w:pict w14:anchorId="34CE801C">
+          <v:rect id="_x0000_i1879" style="width:0;height:1.5pt" o:hralign="center" o:hrstd="t" o:hr="t" fillcolor="#a0a0a0" stroked="f"/>
+        </w:pict>
       </w:r>
     </w:p>
     <w:p>
       <w:pPr>
-        <w:pStyle w:val="Heading1"/>
-      </w:pPr>
-      <w:r>
-        <w:t>Dashboard Design</w:t>
+        <w:rPr>
+          <w:b/>
+          <w:bCs/>
+          <w:sz w:val="24"/>
+          <w:szCs w:val="24"/>
+        </w:rPr>
+      </w:pPr>
+      <w:r>
+        <w:rPr>
+          <w:b/>
+          <w:bCs/>
+          <w:sz w:val="24"/>
+          <w:szCs w:val="24"/>
+        </w:rPr>
+        <w:t>2. Dataset Source</w:t>
       </w:r>
     </w:p>
     <w:p>
-      <w:r>
-        <w:t xml:space="preserve">I designed a three-page interactive dashboard. On the Executive Summary page, I included key performance indicators and trend analysis visuals. On the Detailed Analysis page, I implemented drill-down charts, matrices, and decomposition trees to allow deeper </w:t>
-      </w:r>
-      <w:r>
-        <w:lastRenderedPageBreak/>
-        <w:t>exploration of the data. On the Insights page, I focused on performance trends, growth patterns, and top-performing products. I ensured consistency in design, proper labeling, and effective use of visuals.</w:t>
+      <w:pPr>
+        <w:rPr>
+          <w:sz w:val="24"/>
+          <w:szCs w:val="24"/>
+        </w:rPr>
+      </w:pPr>
+      <w:r>
+        <w:rPr>
+          <w:sz w:val="24"/>
+          <w:szCs w:val="24"/>
+        </w:rPr>
+        <w:t xml:space="preserve">For this project, I used an open-source E-commerce dataset obtained from </w:t>
+      </w:r>
+      <w:r>
+        <w:rPr>
+          <w:b/>
+          <w:bCs/>
+          <w:sz w:val="24"/>
+          <w:szCs w:val="24"/>
+        </w:rPr>
+        <w:t>Kaggle</w:t>
+      </w:r>
+      <w:r>
+        <w:rPr>
+          <w:sz w:val="24"/>
+          <w:szCs w:val="24"/>
+        </w:rPr>
+        <w:t>. I selected this dataset because it contains multiple related tables representing different aspects of an online retail system, including customers, products, and transactions.</w:t>
       </w:r>
     </w:p>
     <w:p>
       <w:pPr>
-        <w:pStyle w:val="Heading1"/>
-      </w:pPr>
-      <w:r>
-        <w:t>Insights and Recommendations</w:t>
+        <w:rPr>
+          <w:sz w:val="24"/>
+          <w:szCs w:val="24"/>
+        </w:rPr>
+      </w:pPr>
+      <w:r>
+        <w:rPr>
+          <w:sz w:val="24"/>
+          <w:szCs w:val="24"/>
+        </w:rPr>
+        <w:t>I chose this dataset as it is sufficiently large and complex, making it suitable for advanced data analysis and modeling in Power BI.</w:t>
       </w:r>
     </w:p>
     <w:p>
-      <w:r>
-        <w:t>From my analysis, I identified several key insights, including revenue concentration in a few products, seasonal sales patterns, and the presence of high-value customers. Based on these findings, I recommended focusing on top-performing products, improving underperforming categories, targeting high-value customers, and leveraging seasonal trends.</w:t>
+      <w:pPr>
+        <w:rPr>
+          <w:sz w:val="24"/>
+          <w:szCs w:val="24"/>
+        </w:rPr>
+      </w:pPr>
+      <w:r>
+        <w:rPr>
+          <w:sz w:val="24"/>
+          <w:szCs w:val="24"/>
+        </w:rPr>
+        <w:pict w14:anchorId="71158C75">
+          <v:rect id="_x0000_i1880" style="width:0;height:1.5pt" o:hralign="center" o:hrstd="t" o:hr="t" fillcolor="#a0a0a0" stroked="f"/>
+        </w:pict>
       </w:r>
     </w:p>
     <w:p>
       <w:pPr>
-        <w:pStyle w:val="Heading1"/>
-      </w:pPr>
-      <w:r>
-        <w:t>Conclusion</w:t>
+        <w:rPr>
+          <w:b/>
+          <w:bCs/>
+          <w:sz w:val="24"/>
+          <w:szCs w:val="24"/>
+        </w:rPr>
+      </w:pPr>
+      <w:r>
+        <w:rPr>
+          <w:b/>
+          <w:bCs/>
+          <w:sz w:val="24"/>
+          <w:szCs w:val="24"/>
+        </w:rPr>
+        <w:t>3. Key Tables and Fields</w:t>
       </w:r>
     </w:p>
     <w:p>
-      <w:r>
-        <w:t>This project demonstrates my ability to work with raw data, transform it into a structured model, perform advanced analysis using DAX, and present insights through interactive dashboards. The solution provides meaningful business insights and supports informed decision-making.</w:t>
+      <w:pPr>
+        <w:rPr>
+          <w:sz w:val="24"/>
+          <w:szCs w:val="24"/>
+        </w:rPr>
+      </w:pPr>
+      <w:r>
+        <w:rPr>
+          <w:sz w:val="24"/>
+          <w:szCs w:val="24"/>
+        </w:rPr>
+        <w:t>The dataset consists of several tables, each serving a specific role in the analysis.</w:t>
       </w:r>
     </w:p>
+    <w:p>
+      <w:pPr>
+        <w:rPr>
+          <w:b/>
+          <w:bCs/>
+          <w:sz w:val="24"/>
+          <w:szCs w:val="24"/>
+        </w:rPr>
+      </w:pPr>
+      <w:r>
+        <w:rPr>
+          <w:b/>
+          <w:bCs/>
+          <w:sz w:val="24"/>
+          <w:szCs w:val="24"/>
+        </w:rPr>
+        <w:t>Orders Table</w:t>
+      </w:r>
+    </w:p>
+    <w:p>
+      <w:pPr>
+        <w:rPr>
+          <w:sz w:val="24"/>
+          <w:szCs w:val="24"/>
+        </w:rPr>
+      </w:pPr>
+      <w:r>
+        <w:rPr>
+          <w:sz w:val="24"/>
+          <w:szCs w:val="24"/>
+        </w:rPr>
+        <w:lastRenderedPageBreak/>
+        <w:t>I identified the Orders table as one of the core tables since it contains high-level transactional data. Key fields in this table include:</w:t>
+      </w:r>
+    </w:p>
+    <w:p>
+      <w:pPr>
+        <w:numPr>
+          <w:ilvl w:val="0"/>
+          <w:numId w:val="25"/>
+        </w:numPr>
+        <w:rPr>
+          <w:sz w:val="24"/>
+          <w:szCs w:val="24"/>
+        </w:rPr>
+      </w:pPr>
+      <w:r>
+        <w:rPr>
+          <w:sz w:val="24"/>
+          <w:szCs w:val="24"/>
+        </w:rPr>
+        <w:t xml:space="preserve">Order ID </w:t>
+      </w:r>
+    </w:p>
+    <w:p>
+      <w:pPr>
+        <w:numPr>
+          <w:ilvl w:val="0"/>
+          <w:numId w:val="25"/>
+        </w:numPr>
+        <w:rPr>
+          <w:sz w:val="24"/>
+          <w:szCs w:val="24"/>
+        </w:rPr>
+      </w:pPr>
+      <w:r>
+        <w:rPr>
+          <w:sz w:val="24"/>
+          <w:szCs w:val="24"/>
+        </w:rPr>
+        <w:t xml:space="preserve">User ID </w:t>
+      </w:r>
+    </w:p>
+    <w:p>
+      <w:pPr>
+        <w:numPr>
+          <w:ilvl w:val="0"/>
+          <w:numId w:val="25"/>
+        </w:numPr>
+        <w:rPr>
+          <w:sz w:val="24"/>
+          <w:szCs w:val="24"/>
+        </w:rPr>
+      </w:pPr>
+      <w:r>
+        <w:rPr>
+          <w:sz w:val="24"/>
+          <w:szCs w:val="24"/>
+        </w:rPr>
+        <w:t xml:space="preserve">Order Date </w:t>
+      </w:r>
+    </w:p>
+    <w:p>
+      <w:pPr>
+        <w:numPr>
+          <w:ilvl w:val="0"/>
+          <w:numId w:val="25"/>
+        </w:numPr>
+        <w:rPr>
+          <w:sz w:val="24"/>
+          <w:szCs w:val="24"/>
+        </w:rPr>
+      </w:pPr>
+      <w:r>
+        <w:rPr>
+          <w:sz w:val="24"/>
+          <w:szCs w:val="24"/>
+        </w:rPr>
+        <w:t xml:space="preserve">Order Status </w:t>
+      </w:r>
+    </w:p>
+    <w:p>
+      <w:pPr>
+        <w:rPr>
+          <w:sz w:val="24"/>
+          <w:szCs w:val="24"/>
+        </w:rPr>
+      </w:pPr>
+      <w:r>
+        <w:rPr>
+          <w:sz w:val="24"/>
+          <w:szCs w:val="24"/>
+        </w:rPr>
+        <w:t>This table provides an overview of each transaction.</w:t>
+      </w:r>
+    </w:p>
+    <w:p>
+      <w:pPr>
+        <w:rPr>
+          <w:sz w:val="24"/>
+          <w:szCs w:val="24"/>
+        </w:rPr>
+      </w:pPr>
+      <w:r>
+        <w:rPr>
+          <w:sz w:val="24"/>
+          <w:szCs w:val="24"/>
+        </w:rPr>
+        <w:pict w14:anchorId="62BA5FFC">
+          <v:rect id="_x0000_i1881" style="width:0;height:1.5pt" o:hralign="center" o:hrstd="t" o:hr="t" fillcolor="#a0a0a0" stroked="f"/>
+        </w:pict>
+      </w:r>
+    </w:p>
+    <w:p>
+      <w:pPr>
+        <w:rPr>
+          <w:b/>
+          <w:bCs/>
+          <w:sz w:val="24"/>
+          <w:szCs w:val="24"/>
+        </w:rPr>
+      </w:pPr>
+      <w:r>
+        <w:rPr>
+          <w:b/>
+          <w:bCs/>
+          <w:sz w:val="24"/>
+          <w:szCs w:val="24"/>
+        </w:rPr>
+        <w:t>Order Items Table</w:t>
+      </w:r>
+    </w:p>
+    <w:p>
+      <w:pPr>
+        <w:rPr>
+          <w:sz w:val="24"/>
+          <w:szCs w:val="24"/>
+        </w:rPr>
+      </w:pPr>
+      <w:r>
+        <w:rPr>
+          <w:sz w:val="24"/>
+          <w:szCs w:val="24"/>
+        </w:rPr>
+        <w:t>I used the Order Items table as the primary transactional table because it contains detailed information about each product within an order. The key fields include:</w:t>
+      </w:r>
+    </w:p>
+    <w:p>
+      <w:pPr>
+        <w:numPr>
+          <w:ilvl w:val="0"/>
+          <w:numId w:val="26"/>
+        </w:numPr>
+        <w:rPr>
+          <w:sz w:val="24"/>
+          <w:szCs w:val="24"/>
+        </w:rPr>
+      </w:pPr>
+      <w:r>
+        <w:rPr>
+          <w:sz w:val="24"/>
+          <w:szCs w:val="24"/>
+        </w:rPr>
+        <w:t xml:space="preserve">Order Item ID </w:t>
+      </w:r>
+    </w:p>
+    <w:p>
+      <w:pPr>
+        <w:numPr>
+          <w:ilvl w:val="0"/>
+          <w:numId w:val="26"/>
+        </w:numPr>
+        <w:rPr>
+          <w:sz w:val="24"/>
+          <w:szCs w:val="24"/>
+        </w:rPr>
+      </w:pPr>
+      <w:r>
+        <w:rPr>
+          <w:sz w:val="24"/>
+          <w:szCs w:val="24"/>
+        </w:rPr>
+        <w:t xml:space="preserve">Order ID </w:t>
+      </w:r>
+    </w:p>
+    <w:p>
+      <w:pPr>
+        <w:numPr>
+          <w:ilvl w:val="0"/>
+          <w:numId w:val="26"/>
+        </w:numPr>
+        <w:rPr>
+          <w:sz w:val="24"/>
+          <w:szCs w:val="24"/>
+        </w:rPr>
+      </w:pPr>
+      <w:r>
+        <w:rPr>
+          <w:sz w:val="24"/>
+          <w:szCs w:val="24"/>
+        </w:rPr>
+        <w:t xml:space="preserve">Product ID </w:t>
+      </w:r>
+    </w:p>
+    <w:p>
+      <w:pPr>
+        <w:numPr>
+          <w:ilvl w:val="0"/>
+          <w:numId w:val="26"/>
+        </w:numPr>
+        <w:rPr>
+          <w:sz w:val="24"/>
+          <w:szCs w:val="24"/>
+        </w:rPr>
+      </w:pPr>
+      <w:r>
+        <w:rPr>
+          <w:sz w:val="24"/>
+          <w:szCs w:val="24"/>
+        </w:rPr>
+        <w:t xml:space="preserve">Quantity </w:t>
+      </w:r>
+    </w:p>
+    <w:p>
+      <w:pPr>
+        <w:numPr>
+          <w:ilvl w:val="0"/>
+          <w:numId w:val="26"/>
+        </w:numPr>
+        <w:rPr>
+          <w:sz w:val="24"/>
+          <w:szCs w:val="24"/>
+        </w:rPr>
+      </w:pPr>
+      <w:r>
+        <w:rPr>
+          <w:sz w:val="24"/>
+          <w:szCs w:val="24"/>
+        </w:rPr>
+        <w:t xml:space="preserve">Price </w:t>
+      </w:r>
+    </w:p>
+    <w:p>
+      <w:pPr>
+        <w:rPr>
+          <w:sz w:val="24"/>
+          <w:szCs w:val="24"/>
+        </w:rPr>
+      </w:pPr>
+      <w:r>
+        <w:rPr>
+          <w:sz w:val="24"/>
+          <w:szCs w:val="24"/>
+        </w:rPr>
+        <w:t>This table is essential for calculating total revenue and analyzing product-level performance.</w:t>
+      </w:r>
+    </w:p>
+    <w:p>
+      <w:pPr>
+        <w:rPr>
+          <w:sz w:val="24"/>
+          <w:szCs w:val="24"/>
+        </w:rPr>
+      </w:pPr>
+      <w:r>
+        <w:rPr>
+          <w:sz w:val="24"/>
+          <w:szCs w:val="24"/>
+        </w:rPr>
+        <w:pict w14:anchorId="23012D93">
+          <v:rect id="_x0000_i1882" style="width:0;height:1.5pt" o:hralign="center" o:hrstd="t" o:hr="t" fillcolor="#a0a0a0" stroked="f"/>
+        </w:pict>
+      </w:r>
+    </w:p>
+    <w:p>
+      <w:pPr>
+        <w:rPr>
+          <w:b/>
+          <w:bCs/>
+          <w:sz w:val="24"/>
+          <w:szCs w:val="24"/>
+        </w:rPr>
+      </w:pPr>
+      <w:r>
+        <w:rPr>
+          <w:b/>
+          <w:bCs/>
+          <w:sz w:val="24"/>
+          <w:szCs w:val="24"/>
+        </w:rPr>
+        <w:t>Products Table</w:t>
+      </w:r>
+    </w:p>
+    <w:p>
+      <w:pPr>
+        <w:rPr>
+          <w:sz w:val="24"/>
+          <w:szCs w:val="24"/>
+        </w:rPr>
+      </w:pPr>
+      <w:r>
+        <w:rPr>
+          <w:sz w:val="24"/>
+          <w:szCs w:val="24"/>
+        </w:rPr>
+        <w:t>The Products table provides descriptive information about the items being sold. Key fields include:</w:t>
+      </w:r>
+    </w:p>
+    <w:p>
+      <w:pPr>
+        <w:numPr>
+          <w:ilvl w:val="0"/>
+          <w:numId w:val="27"/>
+        </w:numPr>
+        <w:rPr>
+          <w:sz w:val="24"/>
+          <w:szCs w:val="24"/>
+        </w:rPr>
+      </w:pPr>
+      <w:r>
+        <w:rPr>
+          <w:sz w:val="24"/>
+          <w:szCs w:val="24"/>
+        </w:rPr>
+        <w:t xml:space="preserve">Product ID </w:t>
+      </w:r>
+    </w:p>
+    <w:p>
+      <w:pPr>
+        <w:numPr>
+          <w:ilvl w:val="0"/>
+          <w:numId w:val="27"/>
+        </w:numPr>
+        <w:rPr>
+          <w:sz w:val="24"/>
+          <w:szCs w:val="24"/>
+        </w:rPr>
+      </w:pPr>
+      <w:r>
+        <w:rPr>
+          <w:sz w:val="24"/>
+          <w:szCs w:val="24"/>
+        </w:rPr>
+        <w:t xml:space="preserve">Product Name </w:t>
+      </w:r>
+    </w:p>
+    <w:p>
+      <w:pPr>
+        <w:numPr>
+          <w:ilvl w:val="0"/>
+          <w:numId w:val="27"/>
+        </w:numPr>
+        <w:rPr>
+          <w:sz w:val="24"/>
+          <w:szCs w:val="24"/>
+        </w:rPr>
+      </w:pPr>
+      <w:r>
+        <w:rPr>
+          <w:sz w:val="24"/>
+          <w:szCs w:val="24"/>
+        </w:rPr>
+        <w:t xml:space="preserve">Category </w:t>
+      </w:r>
+    </w:p>
+    <w:p>
+      <w:pPr>
+        <w:rPr>
+          <w:sz w:val="24"/>
+          <w:szCs w:val="24"/>
+        </w:rPr>
+      </w:pPr>
+      <w:r>
+        <w:rPr>
+          <w:sz w:val="24"/>
+          <w:szCs w:val="24"/>
+        </w:rPr>
+        <w:t>I used this table to group and compare product performance across different categories.</w:t>
+      </w:r>
+    </w:p>
+    <w:p>
+      <w:pPr>
+        <w:rPr>
+          <w:sz w:val="24"/>
+          <w:szCs w:val="24"/>
+        </w:rPr>
+      </w:pPr>
+      <w:r>
+        <w:rPr>
+          <w:sz w:val="24"/>
+          <w:szCs w:val="24"/>
+        </w:rPr>
+        <w:lastRenderedPageBreak/>
+        <w:pict w14:anchorId="7F3E30DF">
+          <v:rect id="_x0000_i1883" style="width:0;height:1.5pt" o:hralign="center" o:hrstd="t" o:hr="t" fillcolor="#a0a0a0" stroked="f"/>
+        </w:pict>
+      </w:r>
+    </w:p>
+    <w:p>
+      <w:pPr>
+        <w:rPr>
+          <w:b/>
+          <w:bCs/>
+          <w:sz w:val="24"/>
+          <w:szCs w:val="24"/>
+        </w:rPr>
+      </w:pPr>
+      <w:r>
+        <w:rPr>
+          <w:b/>
+          <w:bCs/>
+          <w:sz w:val="24"/>
+          <w:szCs w:val="24"/>
+        </w:rPr>
+        <w:t>Users Table</w:t>
+      </w:r>
+    </w:p>
+    <w:p>
+      <w:pPr>
+        <w:rPr>
+          <w:sz w:val="24"/>
+          <w:szCs w:val="24"/>
+        </w:rPr>
+      </w:pPr>
+      <w:r>
+        <w:rPr>
+          <w:sz w:val="24"/>
+          <w:szCs w:val="24"/>
+        </w:rPr>
+        <w:t>The Users table contains customer-related information. Key fields include:</w:t>
+      </w:r>
+    </w:p>
+    <w:p>
+      <w:pPr>
+        <w:numPr>
+          <w:ilvl w:val="0"/>
+          <w:numId w:val="28"/>
+        </w:numPr>
+        <w:rPr>
+          <w:sz w:val="24"/>
+          <w:szCs w:val="24"/>
+        </w:rPr>
+      </w:pPr>
+      <w:r>
+        <w:rPr>
+          <w:sz w:val="24"/>
+          <w:szCs w:val="24"/>
+        </w:rPr>
+        <w:t xml:space="preserve">User ID </w:t>
+      </w:r>
+    </w:p>
+    <w:p>
+      <w:pPr>
+        <w:numPr>
+          <w:ilvl w:val="0"/>
+          <w:numId w:val="28"/>
+        </w:numPr>
+        <w:rPr>
+          <w:sz w:val="24"/>
+          <w:szCs w:val="24"/>
+        </w:rPr>
+      </w:pPr>
+      <w:r>
+        <w:rPr>
+          <w:sz w:val="24"/>
+          <w:szCs w:val="24"/>
+        </w:rPr>
+        <w:t xml:space="preserve">Location </w:t>
+      </w:r>
+    </w:p>
+    <w:p>
+      <w:pPr>
+        <w:numPr>
+          <w:ilvl w:val="0"/>
+          <w:numId w:val="28"/>
+        </w:numPr>
+        <w:rPr>
+          <w:sz w:val="24"/>
+          <w:szCs w:val="24"/>
+        </w:rPr>
+      </w:pPr>
+      <w:r>
+        <w:rPr>
+          <w:sz w:val="24"/>
+          <w:szCs w:val="24"/>
+        </w:rPr>
+        <w:t xml:space="preserve">Other demographic attributes (if available) </w:t>
+      </w:r>
+    </w:p>
+    <w:p>
+      <w:pPr>
+        <w:rPr>
+          <w:sz w:val="24"/>
+          <w:szCs w:val="24"/>
+        </w:rPr>
+      </w:pPr>
+      <w:r>
+        <w:rPr>
+          <w:sz w:val="24"/>
+          <w:szCs w:val="24"/>
+        </w:rPr>
+        <w:t>I used this table to analyze customer behavior and segmentation.</w:t>
+      </w:r>
+    </w:p>
+    <w:p>
+      <w:pPr>
+        <w:rPr>
+          <w:sz w:val="24"/>
+          <w:szCs w:val="24"/>
+        </w:rPr>
+      </w:pPr>
+      <w:r>
+        <w:rPr>
+          <w:sz w:val="24"/>
+          <w:szCs w:val="24"/>
+        </w:rPr>
+        <w:pict w14:anchorId="0FE5DE5D">
+          <v:rect id="_x0000_i1884" style="width:0;height:1.5pt" o:hralign="center" o:hrstd="t" o:hr="t" fillcolor="#a0a0a0" stroked="f"/>
+        </w:pict>
+      </w:r>
+    </w:p>
+    <w:p>
+      <w:pPr>
+        <w:rPr>
+          <w:b/>
+          <w:bCs/>
+          <w:sz w:val="24"/>
+          <w:szCs w:val="24"/>
+        </w:rPr>
+      </w:pPr>
+      <w:r>
+        <w:rPr>
+          <w:b/>
+          <w:bCs/>
+          <w:sz w:val="24"/>
+          <w:szCs w:val="24"/>
+        </w:rPr>
+        <w:t>Reviews Table (Optional)</w:t>
+      </w:r>
+    </w:p>
+    <w:p>
+      <w:pPr>
+        <w:rPr>
+          <w:sz w:val="24"/>
+          <w:szCs w:val="24"/>
+        </w:rPr>
+      </w:pPr>
+      <w:r>
+        <w:rPr>
+          <w:sz w:val="24"/>
+          <w:szCs w:val="24"/>
+        </w:rPr>
+        <w:t>I also considered the Reviews table for potential advanced analysis. It includes:</w:t>
+      </w:r>
+    </w:p>
+    <w:p>
+      <w:pPr>
+        <w:numPr>
+          <w:ilvl w:val="0"/>
+          <w:numId w:val="29"/>
+        </w:numPr>
+        <w:rPr>
+          <w:sz w:val="24"/>
+          <w:szCs w:val="24"/>
+        </w:rPr>
+      </w:pPr>
+      <w:r>
+        <w:rPr>
+          <w:sz w:val="24"/>
+          <w:szCs w:val="24"/>
+        </w:rPr>
+        <w:t xml:space="preserve">Product ID </w:t>
+      </w:r>
+    </w:p>
+    <w:p>
+      <w:pPr>
+        <w:numPr>
+          <w:ilvl w:val="0"/>
+          <w:numId w:val="29"/>
+        </w:numPr>
+        <w:rPr>
+          <w:sz w:val="24"/>
+          <w:szCs w:val="24"/>
+        </w:rPr>
+      </w:pPr>
+      <w:r>
+        <w:rPr>
+          <w:sz w:val="24"/>
+          <w:szCs w:val="24"/>
+        </w:rPr>
+        <w:t xml:space="preserve">Rating </w:t>
+      </w:r>
+    </w:p>
+    <w:p>
+      <w:pPr>
+        <w:numPr>
+          <w:ilvl w:val="0"/>
+          <w:numId w:val="29"/>
+        </w:numPr>
+        <w:rPr>
+          <w:sz w:val="24"/>
+          <w:szCs w:val="24"/>
+        </w:rPr>
+      </w:pPr>
+      <w:r>
+        <w:rPr>
+          <w:sz w:val="24"/>
+          <w:szCs w:val="24"/>
+        </w:rPr>
+        <w:t xml:space="preserve">Review Text </w:t>
+      </w:r>
+    </w:p>
+    <w:p>
+      <w:pPr>
+        <w:rPr>
+          <w:sz w:val="24"/>
+          <w:szCs w:val="24"/>
+        </w:rPr>
+      </w:pPr>
+      <w:r>
+        <w:rPr>
+          <w:sz w:val="24"/>
+          <w:szCs w:val="24"/>
+        </w:rPr>
+        <w:t>This table can be useful for analyzing customer satisfaction and product quality.</w:t>
+      </w:r>
+    </w:p>
+    <w:p>
+      <w:pPr>
+        <w:rPr>
+          <w:sz w:val="24"/>
+          <w:szCs w:val="24"/>
+        </w:rPr>
+      </w:pPr>
+      <w:r>
+        <w:rPr>
+          <w:sz w:val="24"/>
+          <w:szCs w:val="24"/>
+        </w:rPr>
+        <w:pict w14:anchorId="0090594D">
+          <v:rect id="_x0000_i1885" style="width:0;height:1.5pt" o:hralign="center" o:hrstd="t" o:hr="t" fillcolor="#a0a0a0" stroked="f"/>
+        </w:pict>
+      </w:r>
+    </w:p>
+    <w:p>
+      <w:pPr>
+        <w:rPr>
+          <w:b/>
+          <w:bCs/>
+          <w:sz w:val="24"/>
+          <w:szCs w:val="24"/>
+        </w:rPr>
+      </w:pPr>
+      <w:r>
+        <w:rPr>
+          <w:b/>
+          <w:bCs/>
+          <w:sz w:val="24"/>
+          <w:szCs w:val="24"/>
+        </w:rPr>
+        <w:t>4. Suitability for Advanced Power BI Analysis</w:t>
+      </w:r>
+    </w:p>
+    <w:p>
+      <w:pPr>
+        <w:rPr>
+          <w:sz w:val="24"/>
+          <w:szCs w:val="24"/>
+        </w:rPr>
+      </w:pPr>
+      <w:r>
+        <w:rPr>
+          <w:sz w:val="24"/>
+          <w:szCs w:val="24"/>
+        </w:rPr>
+        <w:t>I found this dataset to be highly suitable for advanced Power BI analysis for several reasons.</w:t>
+      </w:r>
+    </w:p>
+    <w:p>
+      <w:pPr>
+        <w:rPr>
+          <w:sz w:val="24"/>
+          <w:szCs w:val="24"/>
+        </w:rPr>
+      </w:pPr>
+      <w:r>
+        <w:rPr>
+          <w:sz w:val="24"/>
+          <w:szCs w:val="24"/>
+        </w:rPr>
+        <w:t xml:space="preserve">First, it has a </w:t>
+      </w:r>
+      <w:r>
+        <w:rPr>
+          <w:b/>
+          <w:bCs/>
+          <w:sz w:val="24"/>
+          <w:szCs w:val="24"/>
+        </w:rPr>
+        <w:t>relational structure</w:t>
+      </w:r>
+      <w:r>
+        <w:rPr>
+          <w:sz w:val="24"/>
+          <w:szCs w:val="24"/>
+        </w:rPr>
+        <w:t>, with multiple connected tables, which allows me to build a proper star schema for efficient data modeling.</w:t>
+      </w:r>
+    </w:p>
+    <w:p>
+      <w:pPr>
+        <w:rPr>
+          <w:sz w:val="24"/>
+          <w:szCs w:val="24"/>
+        </w:rPr>
+      </w:pPr>
+      <w:r>
+        <w:rPr>
+          <w:sz w:val="24"/>
+          <w:szCs w:val="24"/>
+        </w:rPr>
+        <w:t xml:space="preserve">Second, the dataset contains a </w:t>
+      </w:r>
+      <w:r>
+        <w:rPr>
+          <w:b/>
+          <w:bCs/>
+          <w:sz w:val="24"/>
+          <w:szCs w:val="24"/>
+        </w:rPr>
+        <w:t>large volume of data</w:t>
+      </w:r>
+      <w:r>
+        <w:rPr>
+          <w:sz w:val="24"/>
+          <w:szCs w:val="24"/>
+        </w:rPr>
+        <w:t>, particularly in the transactional tables, which supports meaningful analysis and trend identification.</w:t>
+      </w:r>
+    </w:p>
+    <w:p>
+      <w:pPr>
+        <w:rPr>
+          <w:sz w:val="24"/>
+          <w:szCs w:val="24"/>
+        </w:rPr>
+      </w:pPr>
+      <w:r>
+        <w:rPr>
+          <w:sz w:val="24"/>
+          <w:szCs w:val="24"/>
+        </w:rPr>
+        <w:t xml:space="preserve">Third, it includes a </w:t>
+      </w:r>
+      <w:r>
+        <w:rPr>
+          <w:b/>
+          <w:bCs/>
+          <w:sz w:val="24"/>
+          <w:szCs w:val="24"/>
+        </w:rPr>
+        <w:t>variety of data types</w:t>
+      </w:r>
+      <w:r>
+        <w:rPr>
+          <w:sz w:val="24"/>
+          <w:szCs w:val="24"/>
+        </w:rPr>
+        <w:t>, such as categorical variables (e.g., product categories and locations) and numerical variables (e.g., price and quantity), enabling a wide range of analytical techniques.</w:t>
+      </w:r>
+    </w:p>
+    <w:p>
+      <w:pPr>
+        <w:rPr>
+          <w:sz w:val="24"/>
+          <w:szCs w:val="24"/>
+        </w:rPr>
+      </w:pPr>
+      <w:r>
+        <w:rPr>
+          <w:sz w:val="24"/>
+          <w:szCs w:val="24"/>
+        </w:rPr>
+        <w:t xml:space="preserve">Additionally, the presence of </w:t>
+      </w:r>
+      <w:r>
+        <w:rPr>
+          <w:b/>
+          <w:bCs/>
+          <w:sz w:val="24"/>
+          <w:szCs w:val="24"/>
+        </w:rPr>
+        <w:t>date fields</w:t>
+      </w:r>
+      <w:r>
+        <w:rPr>
+          <w:sz w:val="24"/>
+          <w:szCs w:val="24"/>
+        </w:rPr>
+        <w:t xml:space="preserve"> allows me to perform time-based analysis, such as identifying trends, seasonality, and growth over time.</w:t>
+      </w:r>
+    </w:p>
+    <w:p>
+      <w:pPr>
+        <w:rPr>
+          <w:sz w:val="24"/>
+          <w:szCs w:val="24"/>
+        </w:rPr>
+      </w:pPr>
+      <w:r>
+        <w:rPr>
+          <w:sz w:val="24"/>
+          <w:szCs w:val="24"/>
+        </w:rPr>
+        <w:lastRenderedPageBreak/>
+        <w:t xml:space="preserve">Finally, the dataset provides </w:t>
+      </w:r>
+      <w:r>
+        <w:rPr>
+          <w:b/>
+          <w:bCs/>
+          <w:sz w:val="24"/>
+          <w:szCs w:val="24"/>
+        </w:rPr>
+        <w:t>analytical flexibility</w:t>
+      </w:r>
+      <w:r>
+        <w:rPr>
+          <w:sz w:val="24"/>
+          <w:szCs w:val="24"/>
+        </w:rPr>
+        <w:t>, allowing me to explore multiple aspects of the business, including sales performance, customer behavior, and product analysis.</w:t>
+      </w:r>
+    </w:p>
+    <w:p>
+      <w:pPr>
+        <w:rPr>
+          <w:b/>
+          <w:bCs/>
+        </w:rPr>
+      </w:pPr>
+      <w:r>
+        <w:rPr>
+          <w:b/>
+          <w:bCs/>
+        </w:rPr>
+        <w:t>5. Data Cleaning and Transformation (Power Query)</w:t>
+      </w:r>
+    </w:p>
+    <w:p>
+      <w:r>
+        <w:t>In this stage, I focused on preparing the dataset for analysis by performing data cleaning and transformation using Power Query. I understood that raw data is often inconsistent and not directly suitable for analysis, so I carefully applied multiple transformation steps to ensure accuracy, consistency, and usability.</w:t>
+      </w:r>
+    </w:p>
+    <w:p>
+      <w:r>
+        <w:t>First, I removed unnecessary columns that were not relevant to my analysis. This helped reduce noise in the dataset and improved performance within Power BI. I made sure to retain only the fields that were necessary for analysis, such as identifiers, numerical values, and categorical attributes.</w:t>
+      </w:r>
+    </w:p>
+    <w:p>
+      <w:r>
+        <w:t>Next, I handled missing values. I identified columns that contained null or blank values and addressed them appropriately. In cases where missing values could affect analysis, I either removed those records or replaced them with appropriate defaults depending on the context of the data.</w:t>
+      </w:r>
+    </w:p>
+    <w:p>
+      <w:r>
+        <w:t>I also ensured that all columns had the correct data types. For example, I converted date fields such as Order Date into proper Date formats, and numerical fields such as Price and Quantity into numeric types. This step was particularly important because incorrect data types can lead to errors in calculations and visualizations.</w:t>
+      </w:r>
+    </w:p>
+    <w:p>
+      <w:r>
+        <w:t>Additionally, I removed duplicate records to ensure data integrity. Duplicate entries can distort analysis results, especially when calculating totals or averages, so I made sure each record was unique where necessary.</w:t>
+      </w:r>
+    </w:p>
+    <w:p>
+      <w:r>
+        <w:t>A key transformation I performed was merging tables. I combined relevant tables where needed to enrich the dataset and ensure that all required attributes were accessible for analysis. This step helped in preparing the data for building the final data model.</w:t>
+      </w:r>
+    </w:p>
+    <w:p>
+      <w:r>
+        <w:t>I also created custom columns, such as a Revenue column calculated as:</w:t>
+      </w:r>
+      <w:r>
+        <w:br/>
+        <w:t>Revenue = Price × Quantity</w:t>
+      </w:r>
+    </w:p>
+    <w:p>
+      <w:r>
+        <w:t>This column became a fundamental metric used throughout the analysis.</w:t>
+      </w:r>
+    </w:p>
+    <w:p>
+      <w:r>
+        <w:t>Furthermore, I extracted date components such as Year, Month, and Day from the Order Date. These components enabled time-based analysis and were later used in building the Date table and performing time intelligence calculations.</w:t>
+      </w:r>
+    </w:p>
+    <w:p>
+      <w:r>
+        <w:t>Finally, I standardized categorical values to ensure consistency. For example, I ensured that category names and location values were formatted uniformly, avoiding issues such as duplicate categories caused by inconsistent naming.</w:t>
+      </w:r>
+    </w:p>
+    <w:p>
+      <w:r>
+        <w:lastRenderedPageBreak/>
+        <w:pict w14:anchorId="74ACF317">
+          <v:rect id="_x0000_i1989" style="width:0;height:1.5pt" o:hralign="center" o:hrstd="t" o:hr="t" fillcolor="#a0a0a0" stroked="f"/>
+        </w:pict>
+      </w:r>
+    </w:p>
+    <w:p>
+      <w:r>
+        <w:rPr>
+          <w:rFonts w:ascii="Segoe UI Emoji" w:hAnsi="Segoe UI Emoji" w:cs="Segoe UI Emoji"/>
+        </w:rPr>
+        <w:t>📸</w:t>
+      </w:r>
+      <w:r>
+        <w:t xml:space="preserve"> </w:t>
+      </w:r>
+      <w:r>
+        <w:rPr>
+          <w:b/>
+          <w:bCs/>
+        </w:rPr>
+        <w:t>[INSERT SCREENSHOT: Power Query showing applied steps]</w:t>
+      </w:r>
+    </w:p>
+    <w:p>
+      <w:r>
+        <w:rPr>
+          <w:rFonts w:ascii="Segoe UI Emoji" w:hAnsi="Segoe UI Emoji" w:cs="Segoe UI Emoji"/>
+        </w:rPr>
+        <w:t>📸</w:t>
+      </w:r>
+      <w:r>
+        <w:t xml:space="preserve"> </w:t>
+      </w:r>
+      <w:r>
+        <w:rPr>
+          <w:b/>
+          <w:bCs/>
+        </w:rPr>
+        <w:t>[INSERT SCREENSHOT: Custom column (Revenue) creation]</w:t>
+      </w:r>
+    </w:p>
+    <w:p>
+      <w:r>
+        <w:pict w14:anchorId="29F69F56">
+          <v:rect id="_x0000_i1990" style="width:0;height:1.5pt" o:hralign="center" o:hrstd="t" o:hr="t" fillcolor="#a0a0a0" stroked="f"/>
+        </w:pict>
+      </w:r>
+    </w:p>
+    <w:p>
+      <w:pPr>
+        <w:rPr>
+          <w:b/>
+          <w:bCs/>
+        </w:rPr>
+      </w:pPr>
+      <w:r>
+        <w:rPr>
+          <w:b/>
+          <w:bCs/>
+        </w:rPr>
+        <w:t>6. Data Modeling</w:t>
+      </w:r>
+    </w:p>
+    <w:p>
+      <w:r>
+        <w:t>After cleaning the data, I proceeded to design the data model. I structured the data using a star schema approach, which is considered best practice for analytical models in Power BI.</w:t>
+      </w:r>
+    </w:p>
+    <w:p>
+      <w:r>
+        <w:t>I identified the Order Items table as the central fact table because it contains detailed transactional data at the most granular level. This includes information about each product purchased in each order, making it ideal for calculating revenue and other key metrics.</w:t>
+      </w:r>
+    </w:p>
+    <w:p>
+      <w:r>
+        <w:t>Surrounding the fact table, I used several dimension tables to provide context:</w:t>
+      </w:r>
+    </w:p>
+    <w:p>
+      <w:pPr>
+        <w:numPr>
+          <w:ilvl w:val="0"/>
+          <w:numId w:val="30"/>
+        </w:numPr>
+      </w:pPr>
+      <w:r>
+        <w:t xml:space="preserve">Products table → provides product names and categories </w:t>
+      </w:r>
+    </w:p>
+    <w:p>
+      <w:pPr>
+        <w:numPr>
+          <w:ilvl w:val="0"/>
+          <w:numId w:val="30"/>
+        </w:numPr>
+      </w:pPr>
+      <w:r>
+        <w:t xml:space="preserve">Users table → provides customer-related information </w:t>
+      </w:r>
+    </w:p>
+    <w:p>
+      <w:pPr>
+        <w:numPr>
+          <w:ilvl w:val="0"/>
+          <w:numId w:val="30"/>
+        </w:numPr>
+      </w:pPr>
+      <w:r>
+        <w:t xml:space="preserve">Orders table → provides order-level details </w:t>
+      </w:r>
+    </w:p>
+    <w:p>
+      <w:pPr>
+        <w:numPr>
+          <w:ilvl w:val="0"/>
+          <w:numId w:val="30"/>
+        </w:numPr>
+      </w:pPr>
+      <w:r>
+        <w:t xml:space="preserve">Date table → supports time-based analysis </w:t>
+      </w:r>
+    </w:p>
+    <w:p>
+      <w:r>
+        <w:t>I created relationships between the fact table and dimension tables using appropriate keys such as Product ID, User ID, and Order ID.</w:t>
+      </w:r>
+    </w:p>
+    <w:p>
+      <w:r>
+        <w:t>One of the most critical steps was creating a proper Date table using DAX. I generated a continuous range of dates and added columns such as Year, Month, Month Number, and Year-Month. This table was then connected to the fact table using the Order Date field.</w:t>
+      </w:r>
+    </w:p>
+    <w:p>
+      <w:r>
+        <w:t>I ensured that:</w:t>
+      </w:r>
+    </w:p>
+    <w:p>
+      <w:pPr>
+        <w:numPr>
+          <w:ilvl w:val="0"/>
+          <w:numId w:val="31"/>
+        </w:numPr>
+      </w:pPr>
+      <w:r>
+        <w:t xml:space="preserve">The relationship between </w:t>
+      </w:r>
+      <w:proofErr w:type="spellStart"/>
+      <w:r>
+        <w:t>FactTable</w:t>
+      </w:r>
+      <w:proofErr w:type="spellEnd"/>
+      <w:r>
+        <w:t xml:space="preserve"> and Date table was active </w:t>
+      </w:r>
+    </w:p>
+    <w:p>
+      <w:pPr>
+        <w:numPr>
+          <w:ilvl w:val="0"/>
+          <w:numId w:val="31"/>
+        </w:numPr>
+      </w:pPr>
+      <w:r>
+        <w:t xml:space="preserve">The relationship used a full date column (not just day or month) </w:t>
+      </w:r>
+    </w:p>
+    <w:p>
+      <w:pPr>
+        <w:numPr>
+          <w:ilvl w:val="0"/>
+          <w:numId w:val="31"/>
+        </w:numPr>
+      </w:pPr>
+      <w:r>
+        <w:t xml:space="preserve">The Date table was marked as a Date table </w:t>
+      </w:r>
+    </w:p>
+    <w:p>
+      <w:r>
+        <w:t>This step was essential because it enabled time intelligence calculations such as running totals and growth analysis.</w:t>
+      </w:r>
+    </w:p>
+    <w:p>
+      <w:r>
+        <w:pict w14:anchorId="754B61F5">
+          <v:rect id="_x0000_i1991" style="width:0;height:1.5pt" o:hralign="center" o:hrstd="t" o:hr="t" fillcolor="#a0a0a0" stroked="f"/>
+        </w:pict>
+      </w:r>
+    </w:p>
+    <w:p>
+      <w:r>
+        <w:rPr>
+          <w:rFonts w:ascii="Segoe UI Emoji" w:hAnsi="Segoe UI Emoji" w:cs="Segoe UI Emoji"/>
+        </w:rPr>
+        <w:t>📸</w:t>
+      </w:r>
+      <w:r>
+        <w:t xml:space="preserve"> </w:t>
+      </w:r>
+      <w:r>
+        <w:rPr>
+          <w:b/>
+          <w:bCs/>
+        </w:rPr>
+        <w:t>[INSERT SCREENSHOT: Model View showing star schema]</w:t>
+      </w:r>
+    </w:p>
+    <w:p>
+      <w:r>
+        <w:rPr>
+          <w:rFonts w:ascii="Segoe UI Emoji" w:hAnsi="Segoe UI Emoji" w:cs="Segoe UI Emoji"/>
+        </w:rPr>
+        <w:t>📸</w:t>
+      </w:r>
+      <w:r>
+        <w:t xml:space="preserve"> </w:t>
+      </w:r>
+      <w:r>
+        <w:rPr>
+          <w:b/>
+          <w:bCs/>
+        </w:rPr>
+        <w:t>[INSERT SCREENSHOT: Date table structure]</w:t>
+      </w:r>
+    </w:p>
+    <w:p>
+      <w:r>
+        <w:lastRenderedPageBreak/>
+        <w:pict w14:anchorId="67F9EB4A">
+          <v:rect id="_x0000_i1992" style="width:0;height:1.5pt" o:hralign="center" o:hrstd="t" o:hr="t" fillcolor="#a0a0a0" stroked="f"/>
+        </w:pict>
+      </w:r>
+    </w:p>
+    <w:p>
+      <w:pPr>
+        <w:rPr>
+          <w:b/>
+          <w:bCs/>
+        </w:rPr>
+      </w:pPr>
+      <w:r>
+        <w:rPr>
+          <w:b/>
+          <w:bCs/>
+        </w:rPr>
+        <w:t>7. DAX Measures and Calculations</w:t>
+      </w:r>
+    </w:p>
+    <w:p>
+      <w:r>
+        <w:t>To perform advanced analysis, I created several DAX measures and calculated columns.</w:t>
+      </w:r>
+    </w:p>
+    <w:p>
+      <w:r>
+        <w:t>I started with basic measures such as:</w:t>
+      </w:r>
+    </w:p>
+    <w:p>
+      <w:pPr>
+        <w:numPr>
+          <w:ilvl w:val="0"/>
+          <w:numId w:val="32"/>
+        </w:numPr>
+      </w:pPr>
+      <w:r>
+        <w:t xml:space="preserve">Total Revenue → SUM of Revenue </w:t>
+      </w:r>
+    </w:p>
+    <w:p>
+      <w:pPr>
+        <w:numPr>
+          <w:ilvl w:val="0"/>
+          <w:numId w:val="32"/>
+        </w:numPr>
+      </w:pPr>
+      <w:r>
+        <w:t xml:space="preserve">Total Orders → DISTINCTCOUNT of Order ID </w:t>
+      </w:r>
+    </w:p>
+    <w:p>
+      <w:pPr>
+        <w:numPr>
+          <w:ilvl w:val="0"/>
+          <w:numId w:val="32"/>
+        </w:numPr>
+      </w:pPr>
+      <w:r>
+        <w:t xml:space="preserve">Total Quantity → SUM of Quantity </w:t>
+      </w:r>
+    </w:p>
+    <w:p>
+      <w:pPr>
+        <w:numPr>
+          <w:ilvl w:val="0"/>
+          <w:numId w:val="32"/>
+        </w:numPr>
+      </w:pPr>
+      <w:r>
+        <w:t xml:space="preserve">Distinct Customers → DISTINCTCOUNT of User ID </w:t>
+      </w:r>
+    </w:p>
+    <w:p>
+      <w:r>
+        <w:t>These measures provided the foundation for my analysis.</w:t>
+      </w:r>
+    </w:p>
+    <w:p>
+      <w:r>
+        <w:t>I then created more advanced measures, including:</w:t>
+      </w:r>
+    </w:p>
+    <w:p>
+      <w:pPr>
+        <w:numPr>
+          <w:ilvl w:val="0"/>
+          <w:numId w:val="33"/>
+        </w:numPr>
+      </w:pPr>
+      <w:r>
+        <w:t xml:space="preserve">Running Revenue → cumulative revenue over time </w:t>
+      </w:r>
+    </w:p>
+    <w:p>
+      <w:pPr>
+        <w:numPr>
+          <w:ilvl w:val="0"/>
+          <w:numId w:val="33"/>
+        </w:numPr>
+      </w:pPr>
+      <w:r>
+        <w:t xml:space="preserve">Growth Percentage → measures change in revenue over periods </w:t>
+      </w:r>
+    </w:p>
+    <w:p>
+      <w:pPr>
+        <w:numPr>
+          <w:ilvl w:val="0"/>
+          <w:numId w:val="33"/>
+        </w:numPr>
+      </w:pPr>
+      <w:r>
+        <w:t xml:space="preserve">Revenue Contribution → shows proportion of total revenue </w:t>
+      </w:r>
+    </w:p>
+    <w:p>
+      <w:pPr>
+        <w:numPr>
+          <w:ilvl w:val="0"/>
+          <w:numId w:val="33"/>
+        </w:numPr>
+      </w:pPr>
+      <w:r>
+        <w:t xml:space="preserve">Product Rank → ranks products based on revenue </w:t>
+      </w:r>
+    </w:p>
+    <w:p>
+      <w:r>
+        <w:t>Creating the Running Revenue measure required careful attention to the Date table and filter context. Initially, I encountered issues where the measure returned a constant value, but I resolved this by ensuring the Date table relationship was correct and using proper DAX logic with filtering.</w:t>
+      </w:r>
+    </w:p>
+    <w:p>
+      <w:r>
+        <w:t>These measures allowed me to perform deeper analysis and create more meaningful visualizations.</w:t>
+      </w:r>
+    </w:p>
+    <w:p>
+      <w:r>
+        <w:pict w14:anchorId="79C45650">
+          <v:rect id="_x0000_i1993" style="width:0;height:1.5pt" o:hralign="center" o:hrstd="t" o:hr="t" fillcolor="#a0a0a0" stroked="f"/>
+        </w:pict>
+      </w:r>
+    </w:p>
+    <w:p>
+      <w:r>
+        <w:rPr>
+          <w:rFonts w:ascii="Segoe UI Emoji" w:hAnsi="Segoe UI Emoji" w:cs="Segoe UI Emoji"/>
+        </w:rPr>
+        <w:t>📸</w:t>
+      </w:r>
+      <w:r>
+        <w:t xml:space="preserve"> </w:t>
+      </w:r>
+      <w:r>
+        <w:rPr>
+          <w:b/>
+          <w:bCs/>
+        </w:rPr>
+        <w:t>[INSERT SCREENSHOT: DAX measures list]</w:t>
+      </w:r>
+    </w:p>
+    <w:p>
+      <w:r>
+        <w:rPr>
+          <w:rFonts w:ascii="Segoe UI Emoji" w:hAnsi="Segoe UI Emoji" w:cs="Segoe UI Emoji"/>
+        </w:rPr>
+        <w:t>📸</w:t>
+      </w:r>
+      <w:r>
+        <w:t xml:space="preserve"> </w:t>
+      </w:r>
+      <w:r>
+        <w:rPr>
+          <w:b/>
+          <w:bCs/>
+        </w:rPr>
+        <w:t>[INSERT SCREENSHOT: Running Revenue working correctly]</w:t>
+      </w:r>
+    </w:p>
+    <w:p>
+      <w:r>
+        <w:pict w14:anchorId="7C30327F">
+          <v:rect id="_x0000_i1994" style="width:0;height:1.5pt" o:hralign="center" o:hrstd="t" o:hr="t" fillcolor="#a0a0a0" stroked="f"/>
+        </w:pict>
+      </w:r>
+    </w:p>
+    <w:p>
+      <w:pPr>
+        <w:rPr>
+          <w:b/>
+          <w:bCs/>
+        </w:rPr>
+      </w:pPr>
+      <w:r>
+        <w:rPr>
+          <w:b/>
+          <w:bCs/>
+        </w:rPr>
+        <w:t>8. Dashboard Design and Visualization</w:t>
+      </w:r>
+    </w:p>
+    <w:p>
+      <w:r>
+        <w:t>I designed a multi-page dashboard to present insights in a structured and user-friendly way. Each page was designed with a specific purpose.</w:t>
+      </w:r>
+    </w:p>
+    <w:p>
+      <w:r>
+        <w:pict w14:anchorId="600E20A8">
+          <v:rect id="_x0000_i1995" style="width:0;height:1.5pt" o:hralign="center" o:hrstd="t" o:hr="t" fillcolor="#a0a0a0" stroked="f"/>
+        </w:pict>
+      </w:r>
+    </w:p>
+    <w:p>
+      <w:pPr>
+        <w:rPr>
+          <w:b/>
+          <w:bCs/>
+        </w:rPr>
+      </w:pPr>
+      <w:r>
+        <w:rPr>
+          <w:b/>
+          <w:bCs/>
+        </w:rPr>
+        <w:lastRenderedPageBreak/>
+        <w:t>Page 1: Executive Summary</w:t>
+      </w:r>
+    </w:p>
+    <w:p>
+      <w:r>
+        <w:t>On this page, I provided a high-level overview of business performance.</w:t>
+      </w:r>
+    </w:p>
+    <w:p>
+      <w:r>
+        <w:t>I included KPI cards such as Total Revenue, Total Orders, Total Quantity, and Distinct Customers to give a quick snapshot of performance.</w:t>
+      </w:r>
+    </w:p>
+    <w:p>
+      <w:r>
+        <w:t>I also added a line chart to show revenue trends over time, which helps in identifying patterns and seasonality.</w:t>
+      </w:r>
+    </w:p>
+    <w:p>
+      <w:r>
+        <w:t>Additionally, I included a bar chart showing revenue by product category, allowing comparison across different categories.</w:t>
+      </w:r>
+    </w:p>
+    <w:p>
+      <w:r>
+        <w:t>To enhance interactivity, I added slicers for date, category, and location, enabling users to filter the data dynamically.</w:t>
+      </w:r>
+    </w:p>
+    <w:p>
+      <w:r>
+        <w:pict w14:anchorId="1907A3E0">
+          <v:rect id="_x0000_i1996" style="width:0;height:1.5pt" o:hralign="center" o:hrstd="t" o:hr="t" fillcolor="#a0a0a0" stroked="f"/>
+        </w:pict>
+      </w:r>
+    </w:p>
+    <w:p>
+      <w:r>
+        <w:rPr>
+          <w:rFonts w:ascii="Segoe UI Emoji" w:hAnsi="Segoe UI Emoji" w:cs="Segoe UI Emoji"/>
+        </w:rPr>
+        <w:t>📸</w:t>
+      </w:r>
+      <w:r>
+        <w:t xml:space="preserve"> </w:t>
+      </w:r>
+      <w:r>
+        <w:rPr>
+          <w:b/>
+          <w:bCs/>
+        </w:rPr>
+        <w:t>[INSERT SCREENSHOT: Page 1 dashboard]</w:t>
+      </w:r>
+    </w:p>
+    <w:p>
+      <w:r>
+        <w:pict w14:anchorId="55268FDB">
+          <v:rect id="_x0000_i1997" style="width:0;height:1.5pt" o:hralign="center" o:hrstd="t" o:hr="t" fillcolor="#a0a0a0" stroked="f"/>
+        </w:pict>
+      </w:r>
+    </w:p>
+    <w:p>
+      <w:pPr>
+        <w:rPr>
+          <w:b/>
+          <w:bCs/>
+        </w:rPr>
+      </w:pPr>
+      <w:r>
+        <w:rPr>
+          <w:b/>
+          <w:bCs/>
+        </w:rPr>
+        <w:t>Page 2: Detailed Analysis</w:t>
+      </w:r>
+    </w:p>
+    <w:p>
+      <w:r>
+        <w:t>This page allows deeper exploration of the data.</w:t>
+      </w:r>
+    </w:p>
+    <w:p>
+      <w:r>
+        <w:t>I created a drill-down bar chart using a hierarchy of Category → Product Name. This allows users to move from high-level category analysis to detailed product-level insights.</w:t>
+      </w:r>
+    </w:p>
+    <w:p>
+      <w:r>
+        <w:t>I also included a matrix visual that displays product performance metrics such as revenue, quantity, and orders.</w:t>
+      </w:r>
+    </w:p>
+    <w:p>
+      <w:r>
+        <w:t>Additionally, I used a decomposition tree to analyze how different factors contribute to total revenue. This is an advanced visual that enables interactive breakdown of data.</w:t>
+      </w:r>
+    </w:p>
+    <w:p>
+      <w:r>
+        <w:pict w14:anchorId="4369A956">
+          <v:rect id="_x0000_i1998" style="width:0;height:1.5pt" o:hralign="center" o:hrstd="t" o:hr="t" fillcolor="#a0a0a0" stroked="f"/>
+        </w:pict>
+      </w:r>
+    </w:p>
+    <w:p>
+      <w:r>
+        <w:rPr>
+          <w:rFonts w:ascii="Segoe UI Emoji" w:hAnsi="Segoe UI Emoji" w:cs="Segoe UI Emoji"/>
+        </w:rPr>
+        <w:t>📸</w:t>
+      </w:r>
+      <w:r>
+        <w:t xml:space="preserve"> </w:t>
+      </w:r>
+      <w:r>
+        <w:rPr>
+          <w:b/>
+          <w:bCs/>
+        </w:rPr>
+        <w:t>[INSERT SCREENSHOT: Page 2 dashboard]</w:t>
+      </w:r>
+    </w:p>
+    <w:p>
+      <w:r>
+        <w:pict w14:anchorId="47922DD8">
+          <v:rect id="_x0000_i1999" style="width:0;height:1.5pt" o:hralign="center" o:hrstd="t" o:hr="t" fillcolor="#a0a0a0" stroked="f"/>
+        </w:pict>
+      </w:r>
+    </w:p>
+    <w:p>
+      <w:pPr>
+        <w:rPr>
+          <w:b/>
+          <w:bCs/>
+        </w:rPr>
+      </w:pPr>
+      <w:r>
+        <w:rPr>
+          <w:b/>
+          <w:bCs/>
+        </w:rPr>
+        <w:t>Page 3: Performance and Insights</w:t>
+      </w:r>
+    </w:p>
+    <w:p>
+      <w:r>
+        <w:t>This page focuses on trends and performance analysis.</w:t>
+      </w:r>
+    </w:p>
+    <w:p>
+      <w:r>
+        <w:t>I used a combination chart to display both total revenue and growth percentage over time. This allows comparison between absolute performance and growth trends.</w:t>
+      </w:r>
+    </w:p>
+    <w:p>
+      <w:r>
+        <w:t>I also created visuals to highlight top-performing products and revenue distribution across transaction types.</w:t>
+      </w:r>
+    </w:p>
+    <w:p>
+      <w:r>
+        <w:lastRenderedPageBreak/>
+        <w:t>Additionally, I included a cumulative revenue (running total) chart to show how revenue builds over time.</w:t>
+      </w:r>
+    </w:p>
+    <w:p>
+      <w:r>
+        <w:pict w14:anchorId="4DF59CFF">
+          <v:rect id="_x0000_i2000" style="width:0;height:1.5pt" o:hralign="center" o:hrstd="t" o:hr="t" fillcolor="#a0a0a0" stroked="f"/>
+        </w:pict>
+      </w:r>
+    </w:p>
+    <w:p>
+      <w:r>
+        <w:rPr>
+          <w:rFonts w:ascii="Segoe UI Emoji" w:hAnsi="Segoe UI Emoji" w:cs="Segoe UI Emoji"/>
+        </w:rPr>
+        <w:t>📸</w:t>
+      </w:r>
+      <w:r>
+        <w:t xml:space="preserve"> </w:t>
+      </w:r>
+      <w:r>
+        <w:rPr>
+          <w:b/>
+          <w:bCs/>
+        </w:rPr>
+        <w:t>[INSERT SCREENSHOT: Page 3 dashboard]</w:t>
+      </w:r>
+    </w:p>
+    <w:p>
+      <w:r>
+        <w:pict w14:anchorId="6294C132">
+          <v:rect id="_x0000_i2001" style="width:0;height:1.5pt" o:hralign="center" o:hrstd="t" o:hr="t" fillcolor="#a0a0a0" stroked="f"/>
+        </w:pict>
+      </w:r>
+    </w:p>
+    <w:p>
+      <w:pPr>
+        <w:rPr>
+          <w:b/>
+          <w:bCs/>
+        </w:rPr>
+      </w:pPr>
+      <w:r>
+        <w:rPr>
+          <w:b/>
+          <w:bCs/>
+        </w:rPr>
+        <w:t>Page 4: Executive Insights Dashboard</w:t>
+      </w:r>
+    </w:p>
+    <w:p>
+      <w:r>
+        <w:t>For the final page, I designed an advanced insights dashboard focused on decision-making.</w:t>
+      </w:r>
+    </w:p>
+    <w:p>
+      <w:r>
+        <w:t>I included KPI cards summarizing key metrics, along with visuals comparing top and bottom products.</w:t>
+      </w:r>
+    </w:p>
+    <w:p>
+      <w:r>
+        <w:t xml:space="preserve">I also used a </w:t>
+      </w:r>
+      <w:proofErr w:type="spellStart"/>
+      <w:r>
+        <w:t>treemap</w:t>
+      </w:r>
+      <w:proofErr w:type="spellEnd"/>
+      <w:r>
+        <w:t xml:space="preserve"> to show revenue contribution by category and product, making it easy to identify dominant segments.</w:t>
+      </w:r>
+    </w:p>
+    <w:p>
+      <w:r>
+        <w:t>Additionally, I included customer segmentation visuals to distinguish between high-value and low-value transactions.</w:t>
+      </w:r>
+    </w:p>
+    <w:p>
+      <w:r>
+        <w:t>To enhance the analytical value of the dashboard, I added a text box summarizing key insights derived from the data.</w:t>
+      </w:r>
+    </w:p>
+    <w:p>
+      <w:r>
+        <w:pict w14:anchorId="7FC47DD7">
+          <v:rect id="_x0000_i2002" style="width:0;height:1.5pt" o:hralign="center" o:hrstd="t" o:hr="t" fillcolor="#a0a0a0" stroked="f"/>
+        </w:pict>
+      </w:r>
+    </w:p>
+    <w:p>
+      <w:r>
+        <w:rPr>
+          <w:rFonts w:ascii="Segoe UI Emoji" w:hAnsi="Segoe UI Emoji" w:cs="Segoe UI Emoji"/>
+        </w:rPr>
+        <w:t>📸</w:t>
+      </w:r>
+      <w:r>
+        <w:t xml:space="preserve"> </w:t>
+      </w:r>
+      <w:r>
+        <w:rPr>
+          <w:b/>
+          <w:bCs/>
+        </w:rPr>
+        <w:t>[INSERT SCREENSHOT: Page 4 dashboard]</w:t>
+      </w:r>
+    </w:p>
+    <w:p>
+      <w:r>
+        <w:pict w14:anchorId="301CA9C7">
+          <v:rect id="_x0000_i2003" style="width:0;height:1.5pt" o:hralign="center" o:hrstd="t" o:hr="t" fillcolor="#a0a0a0" stroked="f"/>
+        </w:pict>
+      </w:r>
+    </w:p>
+    <w:p>
+      <w:pPr>
+        <w:rPr>
+          <w:b/>
+          <w:bCs/>
+        </w:rPr>
+      </w:pPr>
+      <w:r>
+        <w:rPr>
+          <w:b/>
+          <w:bCs/>
+        </w:rPr>
+        <w:t>9. Theme and Design Consistency</w:t>
+      </w:r>
+    </w:p>
+    <w:p>
+      <w:r>
+        <w:t>To ensure a professional and consistent appearance, I applied a custom theme across the dashboard.</w:t>
+      </w:r>
+    </w:p>
+    <w:p>
+      <w:r>
+        <w:t xml:space="preserve">I used a JSON-based theme to control colors, fonts, and visual styles globally. This ensured that all visuals followed a consistent </w:t>
+      </w:r>
+      <w:proofErr w:type="gramStart"/>
+      <w:r>
+        <w:t>design language</w:t>
+      </w:r>
+      <w:proofErr w:type="gramEnd"/>
+      <w:r>
+        <w:t>, improving readability and presentation quality.</w:t>
+      </w:r>
+    </w:p>
+    <w:p>
+      <w:r>
+        <w:t>The theme helped maintain uniformity across all pages and enhanced the overall user experience.</w:t>
+      </w:r>
+    </w:p>
+    <w:p>
+      <w:r>
+        <w:pict w14:anchorId="56A9F6C2">
+          <v:rect id="_x0000_i2004" style="width:0;height:1.5pt" o:hralign="center" o:hrstd="t" o:hr="t" fillcolor="#a0a0a0" stroked="f"/>
+        </w:pict>
+      </w:r>
+    </w:p>
+    <w:p>
+      <w:r>
+        <w:rPr>
+          <w:rFonts w:ascii="Segoe UI Emoji" w:hAnsi="Segoe UI Emoji" w:cs="Segoe UI Emoji"/>
+        </w:rPr>
+        <w:t>📸</w:t>
+      </w:r>
+      <w:r>
+        <w:t xml:space="preserve"> </w:t>
+      </w:r>
+      <w:r>
+        <w:rPr>
+          <w:b/>
+          <w:bCs/>
+        </w:rPr>
+        <w:t>[INSERT SCREENSHOT: Theme applied]</w:t>
+      </w:r>
+    </w:p>
+    <w:p/>
     <w:sectPr>
       <w:pgSz w:w="12240" w:h="15840"/>
       <w:pgMar w:top="1440" w:right="1800" w:bottom="1440" w:left="1800" w:header="720" w:footer="720" w:gutter="0"/>
@@ -303,6 +2250,3510 @@
       </w:pPr>
       <w:rPr>
         <w:rFonts w:ascii="Symbol" w:hAnsi="Symbol" w:hint="default"/>
+      </w:rPr>
+    </w:lvl>
+  </w:abstractNum>
+  <w:abstractNum w:abstractNumId="9" w15:restartNumberingAfterBreak="0">
+    <w:nsid w:val="0C8B73F1"/>
+    <w:multiLevelType w:val="multilevel"/>
+    <w:tmpl w:val="68B67B96"/>
+    <w:lvl w:ilvl="0">
+      <w:start w:val="1"/>
+      <w:numFmt w:val="bullet"/>
+      <w:lvlText w:val=""/>
+      <w:lvlJc w:val="left"/>
+      <w:pPr>
+        <w:tabs>
+          <w:tab w:val="num" w:pos="720"/>
+        </w:tabs>
+        <w:ind w:left="720" w:hanging="360"/>
+      </w:pPr>
+      <w:rPr>
+        <w:rFonts w:ascii="Symbol" w:hAnsi="Symbol" w:hint="default"/>
+        <w:sz w:val="20"/>
+      </w:rPr>
+    </w:lvl>
+    <w:lvl w:ilvl="1" w:tentative="1">
+      <w:start w:val="1"/>
+      <w:numFmt w:val="bullet"/>
+      <w:lvlText w:val="o"/>
+      <w:lvlJc w:val="left"/>
+      <w:pPr>
+        <w:tabs>
+          <w:tab w:val="num" w:pos="1440"/>
+        </w:tabs>
+        <w:ind w:left="1440" w:hanging="360"/>
+      </w:pPr>
+      <w:rPr>
+        <w:rFonts w:ascii="Courier New" w:hAnsi="Courier New" w:hint="default"/>
+        <w:sz w:val="20"/>
+      </w:rPr>
+    </w:lvl>
+    <w:lvl w:ilvl="2" w:tentative="1">
+      <w:start w:val="1"/>
+      <w:numFmt w:val="bullet"/>
+      <w:lvlText w:val=""/>
+      <w:lvlJc w:val="left"/>
+      <w:pPr>
+        <w:tabs>
+          <w:tab w:val="num" w:pos="2160"/>
+        </w:tabs>
+        <w:ind w:left="2160" w:hanging="360"/>
+      </w:pPr>
+      <w:rPr>
+        <w:rFonts w:ascii="Wingdings" w:hAnsi="Wingdings" w:hint="default"/>
+        <w:sz w:val="20"/>
+      </w:rPr>
+    </w:lvl>
+    <w:lvl w:ilvl="3" w:tentative="1">
+      <w:start w:val="1"/>
+      <w:numFmt w:val="bullet"/>
+      <w:lvlText w:val=""/>
+      <w:lvlJc w:val="left"/>
+      <w:pPr>
+        <w:tabs>
+          <w:tab w:val="num" w:pos="2880"/>
+        </w:tabs>
+        <w:ind w:left="2880" w:hanging="360"/>
+      </w:pPr>
+      <w:rPr>
+        <w:rFonts w:ascii="Wingdings" w:hAnsi="Wingdings" w:hint="default"/>
+        <w:sz w:val="20"/>
+      </w:rPr>
+    </w:lvl>
+    <w:lvl w:ilvl="4" w:tentative="1">
+      <w:start w:val="1"/>
+      <w:numFmt w:val="bullet"/>
+      <w:lvlText w:val=""/>
+      <w:lvlJc w:val="left"/>
+      <w:pPr>
+        <w:tabs>
+          <w:tab w:val="num" w:pos="3600"/>
+        </w:tabs>
+        <w:ind w:left="3600" w:hanging="360"/>
+      </w:pPr>
+      <w:rPr>
+        <w:rFonts w:ascii="Wingdings" w:hAnsi="Wingdings" w:hint="default"/>
+        <w:sz w:val="20"/>
+      </w:rPr>
+    </w:lvl>
+    <w:lvl w:ilvl="5" w:tentative="1">
+      <w:start w:val="1"/>
+      <w:numFmt w:val="bullet"/>
+      <w:lvlText w:val=""/>
+      <w:lvlJc w:val="left"/>
+      <w:pPr>
+        <w:tabs>
+          <w:tab w:val="num" w:pos="4320"/>
+        </w:tabs>
+        <w:ind w:left="4320" w:hanging="360"/>
+      </w:pPr>
+      <w:rPr>
+        <w:rFonts w:ascii="Wingdings" w:hAnsi="Wingdings" w:hint="default"/>
+        <w:sz w:val="20"/>
+      </w:rPr>
+    </w:lvl>
+    <w:lvl w:ilvl="6" w:tentative="1">
+      <w:start w:val="1"/>
+      <w:numFmt w:val="bullet"/>
+      <w:lvlText w:val=""/>
+      <w:lvlJc w:val="left"/>
+      <w:pPr>
+        <w:tabs>
+          <w:tab w:val="num" w:pos="5040"/>
+        </w:tabs>
+        <w:ind w:left="5040" w:hanging="360"/>
+      </w:pPr>
+      <w:rPr>
+        <w:rFonts w:ascii="Wingdings" w:hAnsi="Wingdings" w:hint="default"/>
+        <w:sz w:val="20"/>
+      </w:rPr>
+    </w:lvl>
+    <w:lvl w:ilvl="7" w:tentative="1">
+      <w:start w:val="1"/>
+      <w:numFmt w:val="bullet"/>
+      <w:lvlText w:val=""/>
+      <w:lvlJc w:val="left"/>
+      <w:pPr>
+        <w:tabs>
+          <w:tab w:val="num" w:pos="5760"/>
+        </w:tabs>
+        <w:ind w:left="5760" w:hanging="360"/>
+      </w:pPr>
+      <w:rPr>
+        <w:rFonts w:ascii="Wingdings" w:hAnsi="Wingdings" w:hint="default"/>
+        <w:sz w:val="20"/>
+      </w:rPr>
+    </w:lvl>
+    <w:lvl w:ilvl="8" w:tentative="1">
+      <w:start w:val="1"/>
+      <w:numFmt w:val="bullet"/>
+      <w:lvlText w:val=""/>
+      <w:lvlJc w:val="left"/>
+      <w:pPr>
+        <w:tabs>
+          <w:tab w:val="num" w:pos="6480"/>
+        </w:tabs>
+        <w:ind w:left="6480" w:hanging="360"/>
+      </w:pPr>
+      <w:rPr>
+        <w:rFonts w:ascii="Wingdings" w:hAnsi="Wingdings" w:hint="default"/>
+        <w:sz w:val="20"/>
+      </w:rPr>
+    </w:lvl>
+  </w:abstractNum>
+  <w:abstractNum w:abstractNumId="10" w15:restartNumberingAfterBreak="0">
+    <w:nsid w:val="0D010437"/>
+    <w:multiLevelType w:val="multilevel"/>
+    <w:tmpl w:val="E5C413FC"/>
+    <w:lvl w:ilvl="0">
+      <w:start w:val="1"/>
+      <w:numFmt w:val="bullet"/>
+      <w:lvlText w:val=""/>
+      <w:lvlJc w:val="left"/>
+      <w:pPr>
+        <w:tabs>
+          <w:tab w:val="num" w:pos="720"/>
+        </w:tabs>
+        <w:ind w:left="720" w:hanging="360"/>
+      </w:pPr>
+      <w:rPr>
+        <w:rFonts w:ascii="Symbol" w:hAnsi="Symbol" w:hint="default"/>
+        <w:sz w:val="20"/>
+      </w:rPr>
+    </w:lvl>
+    <w:lvl w:ilvl="1" w:tentative="1">
+      <w:start w:val="1"/>
+      <w:numFmt w:val="bullet"/>
+      <w:lvlText w:val="o"/>
+      <w:lvlJc w:val="left"/>
+      <w:pPr>
+        <w:tabs>
+          <w:tab w:val="num" w:pos="1440"/>
+        </w:tabs>
+        <w:ind w:left="1440" w:hanging="360"/>
+      </w:pPr>
+      <w:rPr>
+        <w:rFonts w:ascii="Courier New" w:hAnsi="Courier New" w:hint="default"/>
+        <w:sz w:val="20"/>
+      </w:rPr>
+    </w:lvl>
+    <w:lvl w:ilvl="2" w:tentative="1">
+      <w:start w:val="1"/>
+      <w:numFmt w:val="bullet"/>
+      <w:lvlText w:val=""/>
+      <w:lvlJc w:val="left"/>
+      <w:pPr>
+        <w:tabs>
+          <w:tab w:val="num" w:pos="2160"/>
+        </w:tabs>
+        <w:ind w:left="2160" w:hanging="360"/>
+      </w:pPr>
+      <w:rPr>
+        <w:rFonts w:ascii="Wingdings" w:hAnsi="Wingdings" w:hint="default"/>
+        <w:sz w:val="20"/>
+      </w:rPr>
+    </w:lvl>
+    <w:lvl w:ilvl="3" w:tentative="1">
+      <w:start w:val="1"/>
+      <w:numFmt w:val="bullet"/>
+      <w:lvlText w:val=""/>
+      <w:lvlJc w:val="left"/>
+      <w:pPr>
+        <w:tabs>
+          <w:tab w:val="num" w:pos="2880"/>
+        </w:tabs>
+        <w:ind w:left="2880" w:hanging="360"/>
+      </w:pPr>
+      <w:rPr>
+        <w:rFonts w:ascii="Wingdings" w:hAnsi="Wingdings" w:hint="default"/>
+        <w:sz w:val="20"/>
+      </w:rPr>
+    </w:lvl>
+    <w:lvl w:ilvl="4" w:tentative="1">
+      <w:start w:val="1"/>
+      <w:numFmt w:val="bullet"/>
+      <w:lvlText w:val=""/>
+      <w:lvlJc w:val="left"/>
+      <w:pPr>
+        <w:tabs>
+          <w:tab w:val="num" w:pos="3600"/>
+        </w:tabs>
+        <w:ind w:left="3600" w:hanging="360"/>
+      </w:pPr>
+      <w:rPr>
+        <w:rFonts w:ascii="Wingdings" w:hAnsi="Wingdings" w:hint="default"/>
+        <w:sz w:val="20"/>
+      </w:rPr>
+    </w:lvl>
+    <w:lvl w:ilvl="5" w:tentative="1">
+      <w:start w:val="1"/>
+      <w:numFmt w:val="bullet"/>
+      <w:lvlText w:val=""/>
+      <w:lvlJc w:val="left"/>
+      <w:pPr>
+        <w:tabs>
+          <w:tab w:val="num" w:pos="4320"/>
+        </w:tabs>
+        <w:ind w:left="4320" w:hanging="360"/>
+      </w:pPr>
+      <w:rPr>
+        <w:rFonts w:ascii="Wingdings" w:hAnsi="Wingdings" w:hint="default"/>
+        <w:sz w:val="20"/>
+      </w:rPr>
+    </w:lvl>
+    <w:lvl w:ilvl="6" w:tentative="1">
+      <w:start w:val="1"/>
+      <w:numFmt w:val="bullet"/>
+      <w:lvlText w:val=""/>
+      <w:lvlJc w:val="left"/>
+      <w:pPr>
+        <w:tabs>
+          <w:tab w:val="num" w:pos="5040"/>
+        </w:tabs>
+        <w:ind w:left="5040" w:hanging="360"/>
+      </w:pPr>
+      <w:rPr>
+        <w:rFonts w:ascii="Wingdings" w:hAnsi="Wingdings" w:hint="default"/>
+        <w:sz w:val="20"/>
+      </w:rPr>
+    </w:lvl>
+    <w:lvl w:ilvl="7" w:tentative="1">
+      <w:start w:val="1"/>
+      <w:numFmt w:val="bullet"/>
+      <w:lvlText w:val=""/>
+      <w:lvlJc w:val="left"/>
+      <w:pPr>
+        <w:tabs>
+          <w:tab w:val="num" w:pos="5760"/>
+        </w:tabs>
+        <w:ind w:left="5760" w:hanging="360"/>
+      </w:pPr>
+      <w:rPr>
+        <w:rFonts w:ascii="Wingdings" w:hAnsi="Wingdings" w:hint="default"/>
+        <w:sz w:val="20"/>
+      </w:rPr>
+    </w:lvl>
+    <w:lvl w:ilvl="8" w:tentative="1">
+      <w:start w:val="1"/>
+      <w:numFmt w:val="bullet"/>
+      <w:lvlText w:val=""/>
+      <w:lvlJc w:val="left"/>
+      <w:pPr>
+        <w:tabs>
+          <w:tab w:val="num" w:pos="6480"/>
+        </w:tabs>
+        <w:ind w:left="6480" w:hanging="360"/>
+      </w:pPr>
+      <w:rPr>
+        <w:rFonts w:ascii="Wingdings" w:hAnsi="Wingdings" w:hint="default"/>
+        <w:sz w:val="20"/>
+      </w:rPr>
+    </w:lvl>
+  </w:abstractNum>
+  <w:abstractNum w:abstractNumId="11" w15:restartNumberingAfterBreak="0">
+    <w:nsid w:val="166D1558"/>
+    <w:multiLevelType w:val="multilevel"/>
+    <w:tmpl w:val="FE048C60"/>
+    <w:lvl w:ilvl="0">
+      <w:start w:val="1"/>
+      <w:numFmt w:val="bullet"/>
+      <w:lvlText w:val=""/>
+      <w:lvlJc w:val="left"/>
+      <w:pPr>
+        <w:tabs>
+          <w:tab w:val="num" w:pos="720"/>
+        </w:tabs>
+        <w:ind w:left="720" w:hanging="360"/>
+      </w:pPr>
+      <w:rPr>
+        <w:rFonts w:ascii="Symbol" w:hAnsi="Symbol" w:hint="default"/>
+        <w:sz w:val="20"/>
+      </w:rPr>
+    </w:lvl>
+    <w:lvl w:ilvl="1" w:tentative="1">
+      <w:start w:val="1"/>
+      <w:numFmt w:val="bullet"/>
+      <w:lvlText w:val="o"/>
+      <w:lvlJc w:val="left"/>
+      <w:pPr>
+        <w:tabs>
+          <w:tab w:val="num" w:pos="1440"/>
+        </w:tabs>
+        <w:ind w:left="1440" w:hanging="360"/>
+      </w:pPr>
+      <w:rPr>
+        <w:rFonts w:ascii="Courier New" w:hAnsi="Courier New" w:hint="default"/>
+        <w:sz w:val="20"/>
+      </w:rPr>
+    </w:lvl>
+    <w:lvl w:ilvl="2" w:tentative="1">
+      <w:start w:val="1"/>
+      <w:numFmt w:val="bullet"/>
+      <w:lvlText w:val=""/>
+      <w:lvlJc w:val="left"/>
+      <w:pPr>
+        <w:tabs>
+          <w:tab w:val="num" w:pos="2160"/>
+        </w:tabs>
+        <w:ind w:left="2160" w:hanging="360"/>
+      </w:pPr>
+      <w:rPr>
+        <w:rFonts w:ascii="Wingdings" w:hAnsi="Wingdings" w:hint="default"/>
+        <w:sz w:val="20"/>
+      </w:rPr>
+    </w:lvl>
+    <w:lvl w:ilvl="3" w:tentative="1">
+      <w:start w:val="1"/>
+      <w:numFmt w:val="bullet"/>
+      <w:lvlText w:val=""/>
+      <w:lvlJc w:val="left"/>
+      <w:pPr>
+        <w:tabs>
+          <w:tab w:val="num" w:pos="2880"/>
+        </w:tabs>
+        <w:ind w:left="2880" w:hanging="360"/>
+      </w:pPr>
+      <w:rPr>
+        <w:rFonts w:ascii="Wingdings" w:hAnsi="Wingdings" w:hint="default"/>
+        <w:sz w:val="20"/>
+      </w:rPr>
+    </w:lvl>
+    <w:lvl w:ilvl="4" w:tentative="1">
+      <w:start w:val="1"/>
+      <w:numFmt w:val="bullet"/>
+      <w:lvlText w:val=""/>
+      <w:lvlJc w:val="left"/>
+      <w:pPr>
+        <w:tabs>
+          <w:tab w:val="num" w:pos="3600"/>
+        </w:tabs>
+        <w:ind w:left="3600" w:hanging="360"/>
+      </w:pPr>
+      <w:rPr>
+        <w:rFonts w:ascii="Wingdings" w:hAnsi="Wingdings" w:hint="default"/>
+        <w:sz w:val="20"/>
+      </w:rPr>
+    </w:lvl>
+    <w:lvl w:ilvl="5" w:tentative="1">
+      <w:start w:val="1"/>
+      <w:numFmt w:val="bullet"/>
+      <w:lvlText w:val=""/>
+      <w:lvlJc w:val="left"/>
+      <w:pPr>
+        <w:tabs>
+          <w:tab w:val="num" w:pos="4320"/>
+        </w:tabs>
+        <w:ind w:left="4320" w:hanging="360"/>
+      </w:pPr>
+      <w:rPr>
+        <w:rFonts w:ascii="Wingdings" w:hAnsi="Wingdings" w:hint="default"/>
+        <w:sz w:val="20"/>
+      </w:rPr>
+    </w:lvl>
+    <w:lvl w:ilvl="6" w:tentative="1">
+      <w:start w:val="1"/>
+      <w:numFmt w:val="bullet"/>
+      <w:lvlText w:val=""/>
+      <w:lvlJc w:val="left"/>
+      <w:pPr>
+        <w:tabs>
+          <w:tab w:val="num" w:pos="5040"/>
+        </w:tabs>
+        <w:ind w:left="5040" w:hanging="360"/>
+      </w:pPr>
+      <w:rPr>
+        <w:rFonts w:ascii="Wingdings" w:hAnsi="Wingdings" w:hint="default"/>
+        <w:sz w:val="20"/>
+      </w:rPr>
+    </w:lvl>
+    <w:lvl w:ilvl="7" w:tentative="1">
+      <w:start w:val="1"/>
+      <w:numFmt w:val="bullet"/>
+      <w:lvlText w:val=""/>
+      <w:lvlJc w:val="left"/>
+      <w:pPr>
+        <w:tabs>
+          <w:tab w:val="num" w:pos="5760"/>
+        </w:tabs>
+        <w:ind w:left="5760" w:hanging="360"/>
+      </w:pPr>
+      <w:rPr>
+        <w:rFonts w:ascii="Wingdings" w:hAnsi="Wingdings" w:hint="default"/>
+        <w:sz w:val="20"/>
+      </w:rPr>
+    </w:lvl>
+    <w:lvl w:ilvl="8" w:tentative="1">
+      <w:start w:val="1"/>
+      <w:numFmt w:val="bullet"/>
+      <w:lvlText w:val=""/>
+      <w:lvlJc w:val="left"/>
+      <w:pPr>
+        <w:tabs>
+          <w:tab w:val="num" w:pos="6480"/>
+        </w:tabs>
+        <w:ind w:left="6480" w:hanging="360"/>
+      </w:pPr>
+      <w:rPr>
+        <w:rFonts w:ascii="Wingdings" w:hAnsi="Wingdings" w:hint="default"/>
+        <w:sz w:val="20"/>
+      </w:rPr>
+    </w:lvl>
+  </w:abstractNum>
+  <w:abstractNum w:abstractNumId="12" w15:restartNumberingAfterBreak="0">
+    <w:nsid w:val="185E027D"/>
+    <w:multiLevelType w:val="multilevel"/>
+    <w:tmpl w:val="2C08AD0E"/>
+    <w:lvl w:ilvl="0">
+      <w:start w:val="1"/>
+      <w:numFmt w:val="bullet"/>
+      <w:lvlText w:val=""/>
+      <w:lvlJc w:val="left"/>
+      <w:pPr>
+        <w:tabs>
+          <w:tab w:val="num" w:pos="720"/>
+        </w:tabs>
+        <w:ind w:left="720" w:hanging="360"/>
+      </w:pPr>
+      <w:rPr>
+        <w:rFonts w:ascii="Symbol" w:hAnsi="Symbol" w:hint="default"/>
+        <w:sz w:val="20"/>
+      </w:rPr>
+    </w:lvl>
+    <w:lvl w:ilvl="1" w:tentative="1">
+      <w:start w:val="1"/>
+      <w:numFmt w:val="bullet"/>
+      <w:lvlText w:val="o"/>
+      <w:lvlJc w:val="left"/>
+      <w:pPr>
+        <w:tabs>
+          <w:tab w:val="num" w:pos="1440"/>
+        </w:tabs>
+        <w:ind w:left="1440" w:hanging="360"/>
+      </w:pPr>
+      <w:rPr>
+        <w:rFonts w:ascii="Courier New" w:hAnsi="Courier New" w:hint="default"/>
+        <w:sz w:val="20"/>
+      </w:rPr>
+    </w:lvl>
+    <w:lvl w:ilvl="2" w:tentative="1">
+      <w:start w:val="1"/>
+      <w:numFmt w:val="bullet"/>
+      <w:lvlText w:val=""/>
+      <w:lvlJc w:val="left"/>
+      <w:pPr>
+        <w:tabs>
+          <w:tab w:val="num" w:pos="2160"/>
+        </w:tabs>
+        <w:ind w:left="2160" w:hanging="360"/>
+      </w:pPr>
+      <w:rPr>
+        <w:rFonts w:ascii="Wingdings" w:hAnsi="Wingdings" w:hint="default"/>
+        <w:sz w:val="20"/>
+      </w:rPr>
+    </w:lvl>
+    <w:lvl w:ilvl="3" w:tentative="1">
+      <w:start w:val="1"/>
+      <w:numFmt w:val="bullet"/>
+      <w:lvlText w:val=""/>
+      <w:lvlJc w:val="left"/>
+      <w:pPr>
+        <w:tabs>
+          <w:tab w:val="num" w:pos="2880"/>
+        </w:tabs>
+        <w:ind w:left="2880" w:hanging="360"/>
+      </w:pPr>
+      <w:rPr>
+        <w:rFonts w:ascii="Wingdings" w:hAnsi="Wingdings" w:hint="default"/>
+        <w:sz w:val="20"/>
+      </w:rPr>
+    </w:lvl>
+    <w:lvl w:ilvl="4" w:tentative="1">
+      <w:start w:val="1"/>
+      <w:numFmt w:val="bullet"/>
+      <w:lvlText w:val=""/>
+      <w:lvlJc w:val="left"/>
+      <w:pPr>
+        <w:tabs>
+          <w:tab w:val="num" w:pos="3600"/>
+        </w:tabs>
+        <w:ind w:left="3600" w:hanging="360"/>
+      </w:pPr>
+      <w:rPr>
+        <w:rFonts w:ascii="Wingdings" w:hAnsi="Wingdings" w:hint="default"/>
+        <w:sz w:val="20"/>
+      </w:rPr>
+    </w:lvl>
+    <w:lvl w:ilvl="5" w:tentative="1">
+      <w:start w:val="1"/>
+      <w:numFmt w:val="bullet"/>
+      <w:lvlText w:val=""/>
+      <w:lvlJc w:val="left"/>
+      <w:pPr>
+        <w:tabs>
+          <w:tab w:val="num" w:pos="4320"/>
+        </w:tabs>
+        <w:ind w:left="4320" w:hanging="360"/>
+      </w:pPr>
+      <w:rPr>
+        <w:rFonts w:ascii="Wingdings" w:hAnsi="Wingdings" w:hint="default"/>
+        <w:sz w:val="20"/>
+      </w:rPr>
+    </w:lvl>
+    <w:lvl w:ilvl="6" w:tentative="1">
+      <w:start w:val="1"/>
+      <w:numFmt w:val="bullet"/>
+      <w:lvlText w:val=""/>
+      <w:lvlJc w:val="left"/>
+      <w:pPr>
+        <w:tabs>
+          <w:tab w:val="num" w:pos="5040"/>
+        </w:tabs>
+        <w:ind w:left="5040" w:hanging="360"/>
+      </w:pPr>
+      <w:rPr>
+        <w:rFonts w:ascii="Wingdings" w:hAnsi="Wingdings" w:hint="default"/>
+        <w:sz w:val="20"/>
+      </w:rPr>
+    </w:lvl>
+    <w:lvl w:ilvl="7" w:tentative="1">
+      <w:start w:val="1"/>
+      <w:numFmt w:val="bullet"/>
+      <w:lvlText w:val=""/>
+      <w:lvlJc w:val="left"/>
+      <w:pPr>
+        <w:tabs>
+          <w:tab w:val="num" w:pos="5760"/>
+        </w:tabs>
+        <w:ind w:left="5760" w:hanging="360"/>
+      </w:pPr>
+      <w:rPr>
+        <w:rFonts w:ascii="Wingdings" w:hAnsi="Wingdings" w:hint="default"/>
+        <w:sz w:val="20"/>
+      </w:rPr>
+    </w:lvl>
+    <w:lvl w:ilvl="8" w:tentative="1">
+      <w:start w:val="1"/>
+      <w:numFmt w:val="bullet"/>
+      <w:lvlText w:val=""/>
+      <w:lvlJc w:val="left"/>
+      <w:pPr>
+        <w:tabs>
+          <w:tab w:val="num" w:pos="6480"/>
+        </w:tabs>
+        <w:ind w:left="6480" w:hanging="360"/>
+      </w:pPr>
+      <w:rPr>
+        <w:rFonts w:ascii="Wingdings" w:hAnsi="Wingdings" w:hint="default"/>
+        <w:sz w:val="20"/>
+      </w:rPr>
+    </w:lvl>
+  </w:abstractNum>
+  <w:abstractNum w:abstractNumId="13" w15:restartNumberingAfterBreak="0">
+    <w:nsid w:val="1AF84CD4"/>
+    <w:multiLevelType w:val="multilevel"/>
+    <w:tmpl w:val="4EAED264"/>
+    <w:lvl w:ilvl="0">
+      <w:start w:val="1"/>
+      <w:numFmt w:val="decimal"/>
+      <w:lvlText w:val="%1."/>
+      <w:lvlJc w:val="left"/>
+      <w:pPr>
+        <w:tabs>
+          <w:tab w:val="num" w:pos="720"/>
+        </w:tabs>
+        <w:ind w:left="720" w:hanging="360"/>
+      </w:pPr>
+    </w:lvl>
+    <w:lvl w:ilvl="1" w:tentative="1">
+      <w:start w:val="1"/>
+      <w:numFmt w:val="decimal"/>
+      <w:lvlText w:val="%2."/>
+      <w:lvlJc w:val="left"/>
+      <w:pPr>
+        <w:tabs>
+          <w:tab w:val="num" w:pos="1440"/>
+        </w:tabs>
+        <w:ind w:left="1440" w:hanging="360"/>
+      </w:pPr>
+    </w:lvl>
+    <w:lvl w:ilvl="2" w:tentative="1">
+      <w:start w:val="1"/>
+      <w:numFmt w:val="decimal"/>
+      <w:lvlText w:val="%3."/>
+      <w:lvlJc w:val="left"/>
+      <w:pPr>
+        <w:tabs>
+          <w:tab w:val="num" w:pos="2160"/>
+        </w:tabs>
+        <w:ind w:left="2160" w:hanging="360"/>
+      </w:pPr>
+    </w:lvl>
+    <w:lvl w:ilvl="3" w:tentative="1">
+      <w:start w:val="1"/>
+      <w:numFmt w:val="decimal"/>
+      <w:lvlText w:val="%4."/>
+      <w:lvlJc w:val="left"/>
+      <w:pPr>
+        <w:tabs>
+          <w:tab w:val="num" w:pos="2880"/>
+        </w:tabs>
+        <w:ind w:left="2880" w:hanging="360"/>
+      </w:pPr>
+    </w:lvl>
+    <w:lvl w:ilvl="4" w:tentative="1">
+      <w:start w:val="1"/>
+      <w:numFmt w:val="decimal"/>
+      <w:lvlText w:val="%5."/>
+      <w:lvlJc w:val="left"/>
+      <w:pPr>
+        <w:tabs>
+          <w:tab w:val="num" w:pos="3600"/>
+        </w:tabs>
+        <w:ind w:left="3600" w:hanging="360"/>
+      </w:pPr>
+    </w:lvl>
+    <w:lvl w:ilvl="5" w:tentative="1">
+      <w:start w:val="1"/>
+      <w:numFmt w:val="decimal"/>
+      <w:lvlText w:val="%6."/>
+      <w:lvlJc w:val="left"/>
+      <w:pPr>
+        <w:tabs>
+          <w:tab w:val="num" w:pos="4320"/>
+        </w:tabs>
+        <w:ind w:left="4320" w:hanging="360"/>
+      </w:pPr>
+    </w:lvl>
+    <w:lvl w:ilvl="6" w:tentative="1">
+      <w:start w:val="1"/>
+      <w:numFmt w:val="decimal"/>
+      <w:lvlText w:val="%7."/>
+      <w:lvlJc w:val="left"/>
+      <w:pPr>
+        <w:tabs>
+          <w:tab w:val="num" w:pos="5040"/>
+        </w:tabs>
+        <w:ind w:left="5040" w:hanging="360"/>
+      </w:pPr>
+    </w:lvl>
+    <w:lvl w:ilvl="7" w:tentative="1">
+      <w:start w:val="1"/>
+      <w:numFmt w:val="decimal"/>
+      <w:lvlText w:val="%8."/>
+      <w:lvlJc w:val="left"/>
+      <w:pPr>
+        <w:tabs>
+          <w:tab w:val="num" w:pos="5760"/>
+        </w:tabs>
+        <w:ind w:left="5760" w:hanging="360"/>
+      </w:pPr>
+    </w:lvl>
+    <w:lvl w:ilvl="8" w:tentative="1">
+      <w:start w:val="1"/>
+      <w:numFmt w:val="decimal"/>
+      <w:lvlText w:val="%9."/>
+      <w:lvlJc w:val="left"/>
+      <w:pPr>
+        <w:tabs>
+          <w:tab w:val="num" w:pos="6480"/>
+        </w:tabs>
+        <w:ind w:left="6480" w:hanging="360"/>
+      </w:pPr>
+    </w:lvl>
+  </w:abstractNum>
+  <w:abstractNum w:abstractNumId="14" w15:restartNumberingAfterBreak="0">
+    <w:nsid w:val="1CF76C8F"/>
+    <w:multiLevelType w:val="multilevel"/>
+    <w:tmpl w:val="CBA4F844"/>
+    <w:lvl w:ilvl="0">
+      <w:start w:val="1"/>
+      <w:numFmt w:val="bullet"/>
+      <w:lvlText w:val=""/>
+      <w:lvlJc w:val="left"/>
+      <w:pPr>
+        <w:tabs>
+          <w:tab w:val="num" w:pos="720"/>
+        </w:tabs>
+        <w:ind w:left="720" w:hanging="360"/>
+      </w:pPr>
+      <w:rPr>
+        <w:rFonts w:ascii="Symbol" w:hAnsi="Symbol" w:hint="default"/>
+        <w:sz w:val="20"/>
+      </w:rPr>
+    </w:lvl>
+    <w:lvl w:ilvl="1" w:tentative="1">
+      <w:start w:val="1"/>
+      <w:numFmt w:val="bullet"/>
+      <w:lvlText w:val="o"/>
+      <w:lvlJc w:val="left"/>
+      <w:pPr>
+        <w:tabs>
+          <w:tab w:val="num" w:pos="1440"/>
+        </w:tabs>
+        <w:ind w:left="1440" w:hanging="360"/>
+      </w:pPr>
+      <w:rPr>
+        <w:rFonts w:ascii="Courier New" w:hAnsi="Courier New" w:hint="default"/>
+        <w:sz w:val="20"/>
+      </w:rPr>
+    </w:lvl>
+    <w:lvl w:ilvl="2" w:tentative="1">
+      <w:start w:val="1"/>
+      <w:numFmt w:val="bullet"/>
+      <w:lvlText w:val=""/>
+      <w:lvlJc w:val="left"/>
+      <w:pPr>
+        <w:tabs>
+          <w:tab w:val="num" w:pos="2160"/>
+        </w:tabs>
+        <w:ind w:left="2160" w:hanging="360"/>
+      </w:pPr>
+      <w:rPr>
+        <w:rFonts w:ascii="Wingdings" w:hAnsi="Wingdings" w:hint="default"/>
+        <w:sz w:val="20"/>
+      </w:rPr>
+    </w:lvl>
+    <w:lvl w:ilvl="3" w:tentative="1">
+      <w:start w:val="1"/>
+      <w:numFmt w:val="bullet"/>
+      <w:lvlText w:val=""/>
+      <w:lvlJc w:val="left"/>
+      <w:pPr>
+        <w:tabs>
+          <w:tab w:val="num" w:pos="2880"/>
+        </w:tabs>
+        <w:ind w:left="2880" w:hanging="360"/>
+      </w:pPr>
+      <w:rPr>
+        <w:rFonts w:ascii="Wingdings" w:hAnsi="Wingdings" w:hint="default"/>
+        <w:sz w:val="20"/>
+      </w:rPr>
+    </w:lvl>
+    <w:lvl w:ilvl="4" w:tentative="1">
+      <w:start w:val="1"/>
+      <w:numFmt w:val="bullet"/>
+      <w:lvlText w:val=""/>
+      <w:lvlJc w:val="left"/>
+      <w:pPr>
+        <w:tabs>
+          <w:tab w:val="num" w:pos="3600"/>
+        </w:tabs>
+        <w:ind w:left="3600" w:hanging="360"/>
+      </w:pPr>
+      <w:rPr>
+        <w:rFonts w:ascii="Wingdings" w:hAnsi="Wingdings" w:hint="default"/>
+        <w:sz w:val="20"/>
+      </w:rPr>
+    </w:lvl>
+    <w:lvl w:ilvl="5" w:tentative="1">
+      <w:start w:val="1"/>
+      <w:numFmt w:val="bullet"/>
+      <w:lvlText w:val=""/>
+      <w:lvlJc w:val="left"/>
+      <w:pPr>
+        <w:tabs>
+          <w:tab w:val="num" w:pos="4320"/>
+        </w:tabs>
+        <w:ind w:left="4320" w:hanging="360"/>
+      </w:pPr>
+      <w:rPr>
+        <w:rFonts w:ascii="Wingdings" w:hAnsi="Wingdings" w:hint="default"/>
+        <w:sz w:val="20"/>
+      </w:rPr>
+    </w:lvl>
+    <w:lvl w:ilvl="6" w:tentative="1">
+      <w:start w:val="1"/>
+      <w:numFmt w:val="bullet"/>
+      <w:lvlText w:val=""/>
+      <w:lvlJc w:val="left"/>
+      <w:pPr>
+        <w:tabs>
+          <w:tab w:val="num" w:pos="5040"/>
+        </w:tabs>
+        <w:ind w:left="5040" w:hanging="360"/>
+      </w:pPr>
+      <w:rPr>
+        <w:rFonts w:ascii="Wingdings" w:hAnsi="Wingdings" w:hint="default"/>
+        <w:sz w:val="20"/>
+      </w:rPr>
+    </w:lvl>
+    <w:lvl w:ilvl="7" w:tentative="1">
+      <w:start w:val="1"/>
+      <w:numFmt w:val="bullet"/>
+      <w:lvlText w:val=""/>
+      <w:lvlJc w:val="left"/>
+      <w:pPr>
+        <w:tabs>
+          <w:tab w:val="num" w:pos="5760"/>
+        </w:tabs>
+        <w:ind w:left="5760" w:hanging="360"/>
+      </w:pPr>
+      <w:rPr>
+        <w:rFonts w:ascii="Wingdings" w:hAnsi="Wingdings" w:hint="default"/>
+        <w:sz w:val="20"/>
+      </w:rPr>
+    </w:lvl>
+    <w:lvl w:ilvl="8" w:tentative="1">
+      <w:start w:val="1"/>
+      <w:numFmt w:val="bullet"/>
+      <w:lvlText w:val=""/>
+      <w:lvlJc w:val="left"/>
+      <w:pPr>
+        <w:tabs>
+          <w:tab w:val="num" w:pos="6480"/>
+        </w:tabs>
+        <w:ind w:left="6480" w:hanging="360"/>
+      </w:pPr>
+      <w:rPr>
+        <w:rFonts w:ascii="Wingdings" w:hAnsi="Wingdings" w:hint="default"/>
+        <w:sz w:val="20"/>
+      </w:rPr>
+    </w:lvl>
+  </w:abstractNum>
+  <w:abstractNum w:abstractNumId="15" w15:restartNumberingAfterBreak="0">
+    <w:nsid w:val="1E4D2B2C"/>
+    <w:multiLevelType w:val="multilevel"/>
+    <w:tmpl w:val="C9C8AC6E"/>
+    <w:lvl w:ilvl="0">
+      <w:start w:val="1"/>
+      <w:numFmt w:val="bullet"/>
+      <w:lvlText w:val=""/>
+      <w:lvlJc w:val="left"/>
+      <w:pPr>
+        <w:tabs>
+          <w:tab w:val="num" w:pos="720"/>
+        </w:tabs>
+        <w:ind w:left="720" w:hanging="360"/>
+      </w:pPr>
+      <w:rPr>
+        <w:rFonts w:ascii="Symbol" w:hAnsi="Symbol" w:hint="default"/>
+        <w:sz w:val="20"/>
+      </w:rPr>
+    </w:lvl>
+    <w:lvl w:ilvl="1" w:tentative="1">
+      <w:start w:val="1"/>
+      <w:numFmt w:val="bullet"/>
+      <w:lvlText w:val="o"/>
+      <w:lvlJc w:val="left"/>
+      <w:pPr>
+        <w:tabs>
+          <w:tab w:val="num" w:pos="1440"/>
+        </w:tabs>
+        <w:ind w:left="1440" w:hanging="360"/>
+      </w:pPr>
+      <w:rPr>
+        <w:rFonts w:ascii="Courier New" w:hAnsi="Courier New" w:hint="default"/>
+        <w:sz w:val="20"/>
+      </w:rPr>
+    </w:lvl>
+    <w:lvl w:ilvl="2" w:tentative="1">
+      <w:start w:val="1"/>
+      <w:numFmt w:val="bullet"/>
+      <w:lvlText w:val=""/>
+      <w:lvlJc w:val="left"/>
+      <w:pPr>
+        <w:tabs>
+          <w:tab w:val="num" w:pos="2160"/>
+        </w:tabs>
+        <w:ind w:left="2160" w:hanging="360"/>
+      </w:pPr>
+      <w:rPr>
+        <w:rFonts w:ascii="Wingdings" w:hAnsi="Wingdings" w:hint="default"/>
+        <w:sz w:val="20"/>
+      </w:rPr>
+    </w:lvl>
+    <w:lvl w:ilvl="3" w:tentative="1">
+      <w:start w:val="1"/>
+      <w:numFmt w:val="bullet"/>
+      <w:lvlText w:val=""/>
+      <w:lvlJc w:val="left"/>
+      <w:pPr>
+        <w:tabs>
+          <w:tab w:val="num" w:pos="2880"/>
+        </w:tabs>
+        <w:ind w:left="2880" w:hanging="360"/>
+      </w:pPr>
+      <w:rPr>
+        <w:rFonts w:ascii="Wingdings" w:hAnsi="Wingdings" w:hint="default"/>
+        <w:sz w:val="20"/>
+      </w:rPr>
+    </w:lvl>
+    <w:lvl w:ilvl="4" w:tentative="1">
+      <w:start w:val="1"/>
+      <w:numFmt w:val="bullet"/>
+      <w:lvlText w:val=""/>
+      <w:lvlJc w:val="left"/>
+      <w:pPr>
+        <w:tabs>
+          <w:tab w:val="num" w:pos="3600"/>
+        </w:tabs>
+        <w:ind w:left="3600" w:hanging="360"/>
+      </w:pPr>
+      <w:rPr>
+        <w:rFonts w:ascii="Wingdings" w:hAnsi="Wingdings" w:hint="default"/>
+        <w:sz w:val="20"/>
+      </w:rPr>
+    </w:lvl>
+    <w:lvl w:ilvl="5" w:tentative="1">
+      <w:start w:val="1"/>
+      <w:numFmt w:val="bullet"/>
+      <w:lvlText w:val=""/>
+      <w:lvlJc w:val="left"/>
+      <w:pPr>
+        <w:tabs>
+          <w:tab w:val="num" w:pos="4320"/>
+        </w:tabs>
+        <w:ind w:left="4320" w:hanging="360"/>
+      </w:pPr>
+      <w:rPr>
+        <w:rFonts w:ascii="Wingdings" w:hAnsi="Wingdings" w:hint="default"/>
+        <w:sz w:val="20"/>
+      </w:rPr>
+    </w:lvl>
+    <w:lvl w:ilvl="6" w:tentative="1">
+      <w:start w:val="1"/>
+      <w:numFmt w:val="bullet"/>
+      <w:lvlText w:val=""/>
+      <w:lvlJc w:val="left"/>
+      <w:pPr>
+        <w:tabs>
+          <w:tab w:val="num" w:pos="5040"/>
+        </w:tabs>
+        <w:ind w:left="5040" w:hanging="360"/>
+      </w:pPr>
+      <w:rPr>
+        <w:rFonts w:ascii="Wingdings" w:hAnsi="Wingdings" w:hint="default"/>
+        <w:sz w:val="20"/>
+      </w:rPr>
+    </w:lvl>
+    <w:lvl w:ilvl="7" w:tentative="1">
+      <w:start w:val="1"/>
+      <w:numFmt w:val="bullet"/>
+      <w:lvlText w:val=""/>
+      <w:lvlJc w:val="left"/>
+      <w:pPr>
+        <w:tabs>
+          <w:tab w:val="num" w:pos="5760"/>
+        </w:tabs>
+        <w:ind w:left="5760" w:hanging="360"/>
+      </w:pPr>
+      <w:rPr>
+        <w:rFonts w:ascii="Wingdings" w:hAnsi="Wingdings" w:hint="default"/>
+        <w:sz w:val="20"/>
+      </w:rPr>
+    </w:lvl>
+    <w:lvl w:ilvl="8" w:tentative="1">
+      <w:start w:val="1"/>
+      <w:numFmt w:val="bullet"/>
+      <w:lvlText w:val=""/>
+      <w:lvlJc w:val="left"/>
+      <w:pPr>
+        <w:tabs>
+          <w:tab w:val="num" w:pos="6480"/>
+        </w:tabs>
+        <w:ind w:left="6480" w:hanging="360"/>
+      </w:pPr>
+      <w:rPr>
+        <w:rFonts w:ascii="Wingdings" w:hAnsi="Wingdings" w:hint="default"/>
+        <w:sz w:val="20"/>
+      </w:rPr>
+    </w:lvl>
+  </w:abstractNum>
+  <w:abstractNum w:abstractNumId="16" w15:restartNumberingAfterBreak="0">
+    <w:nsid w:val="34B4205B"/>
+    <w:multiLevelType w:val="multilevel"/>
+    <w:tmpl w:val="FDB25F08"/>
+    <w:lvl w:ilvl="0">
+      <w:start w:val="1"/>
+      <w:numFmt w:val="bullet"/>
+      <w:lvlText w:val=""/>
+      <w:lvlJc w:val="left"/>
+      <w:pPr>
+        <w:tabs>
+          <w:tab w:val="num" w:pos="720"/>
+        </w:tabs>
+        <w:ind w:left="720" w:hanging="360"/>
+      </w:pPr>
+      <w:rPr>
+        <w:rFonts w:ascii="Symbol" w:hAnsi="Symbol" w:hint="default"/>
+        <w:sz w:val="20"/>
+      </w:rPr>
+    </w:lvl>
+    <w:lvl w:ilvl="1" w:tentative="1">
+      <w:start w:val="1"/>
+      <w:numFmt w:val="bullet"/>
+      <w:lvlText w:val="o"/>
+      <w:lvlJc w:val="left"/>
+      <w:pPr>
+        <w:tabs>
+          <w:tab w:val="num" w:pos="1440"/>
+        </w:tabs>
+        <w:ind w:left="1440" w:hanging="360"/>
+      </w:pPr>
+      <w:rPr>
+        <w:rFonts w:ascii="Courier New" w:hAnsi="Courier New" w:hint="default"/>
+        <w:sz w:val="20"/>
+      </w:rPr>
+    </w:lvl>
+    <w:lvl w:ilvl="2" w:tentative="1">
+      <w:start w:val="1"/>
+      <w:numFmt w:val="bullet"/>
+      <w:lvlText w:val=""/>
+      <w:lvlJc w:val="left"/>
+      <w:pPr>
+        <w:tabs>
+          <w:tab w:val="num" w:pos="2160"/>
+        </w:tabs>
+        <w:ind w:left="2160" w:hanging="360"/>
+      </w:pPr>
+      <w:rPr>
+        <w:rFonts w:ascii="Wingdings" w:hAnsi="Wingdings" w:hint="default"/>
+        <w:sz w:val="20"/>
+      </w:rPr>
+    </w:lvl>
+    <w:lvl w:ilvl="3" w:tentative="1">
+      <w:start w:val="1"/>
+      <w:numFmt w:val="bullet"/>
+      <w:lvlText w:val=""/>
+      <w:lvlJc w:val="left"/>
+      <w:pPr>
+        <w:tabs>
+          <w:tab w:val="num" w:pos="2880"/>
+        </w:tabs>
+        <w:ind w:left="2880" w:hanging="360"/>
+      </w:pPr>
+      <w:rPr>
+        <w:rFonts w:ascii="Wingdings" w:hAnsi="Wingdings" w:hint="default"/>
+        <w:sz w:val="20"/>
+      </w:rPr>
+    </w:lvl>
+    <w:lvl w:ilvl="4" w:tentative="1">
+      <w:start w:val="1"/>
+      <w:numFmt w:val="bullet"/>
+      <w:lvlText w:val=""/>
+      <w:lvlJc w:val="left"/>
+      <w:pPr>
+        <w:tabs>
+          <w:tab w:val="num" w:pos="3600"/>
+        </w:tabs>
+        <w:ind w:left="3600" w:hanging="360"/>
+      </w:pPr>
+      <w:rPr>
+        <w:rFonts w:ascii="Wingdings" w:hAnsi="Wingdings" w:hint="default"/>
+        <w:sz w:val="20"/>
+      </w:rPr>
+    </w:lvl>
+    <w:lvl w:ilvl="5" w:tentative="1">
+      <w:start w:val="1"/>
+      <w:numFmt w:val="bullet"/>
+      <w:lvlText w:val=""/>
+      <w:lvlJc w:val="left"/>
+      <w:pPr>
+        <w:tabs>
+          <w:tab w:val="num" w:pos="4320"/>
+        </w:tabs>
+        <w:ind w:left="4320" w:hanging="360"/>
+      </w:pPr>
+      <w:rPr>
+        <w:rFonts w:ascii="Wingdings" w:hAnsi="Wingdings" w:hint="default"/>
+        <w:sz w:val="20"/>
+      </w:rPr>
+    </w:lvl>
+    <w:lvl w:ilvl="6" w:tentative="1">
+      <w:start w:val="1"/>
+      <w:numFmt w:val="bullet"/>
+      <w:lvlText w:val=""/>
+      <w:lvlJc w:val="left"/>
+      <w:pPr>
+        <w:tabs>
+          <w:tab w:val="num" w:pos="5040"/>
+        </w:tabs>
+        <w:ind w:left="5040" w:hanging="360"/>
+      </w:pPr>
+      <w:rPr>
+        <w:rFonts w:ascii="Wingdings" w:hAnsi="Wingdings" w:hint="default"/>
+        <w:sz w:val="20"/>
+      </w:rPr>
+    </w:lvl>
+    <w:lvl w:ilvl="7" w:tentative="1">
+      <w:start w:val="1"/>
+      <w:numFmt w:val="bullet"/>
+      <w:lvlText w:val=""/>
+      <w:lvlJc w:val="left"/>
+      <w:pPr>
+        <w:tabs>
+          <w:tab w:val="num" w:pos="5760"/>
+        </w:tabs>
+        <w:ind w:left="5760" w:hanging="360"/>
+      </w:pPr>
+      <w:rPr>
+        <w:rFonts w:ascii="Wingdings" w:hAnsi="Wingdings" w:hint="default"/>
+        <w:sz w:val="20"/>
+      </w:rPr>
+    </w:lvl>
+    <w:lvl w:ilvl="8" w:tentative="1">
+      <w:start w:val="1"/>
+      <w:numFmt w:val="bullet"/>
+      <w:lvlText w:val=""/>
+      <w:lvlJc w:val="left"/>
+      <w:pPr>
+        <w:tabs>
+          <w:tab w:val="num" w:pos="6480"/>
+        </w:tabs>
+        <w:ind w:left="6480" w:hanging="360"/>
+      </w:pPr>
+      <w:rPr>
+        <w:rFonts w:ascii="Wingdings" w:hAnsi="Wingdings" w:hint="default"/>
+        <w:sz w:val="20"/>
+      </w:rPr>
+    </w:lvl>
+  </w:abstractNum>
+  <w:abstractNum w:abstractNumId="17" w15:restartNumberingAfterBreak="0">
+    <w:nsid w:val="36D3040B"/>
+    <w:multiLevelType w:val="multilevel"/>
+    <w:tmpl w:val="9DECD08C"/>
+    <w:lvl w:ilvl="0">
+      <w:start w:val="1"/>
+      <w:numFmt w:val="bullet"/>
+      <w:lvlText w:val=""/>
+      <w:lvlJc w:val="left"/>
+      <w:pPr>
+        <w:tabs>
+          <w:tab w:val="num" w:pos="720"/>
+        </w:tabs>
+        <w:ind w:left="720" w:hanging="360"/>
+      </w:pPr>
+      <w:rPr>
+        <w:rFonts w:ascii="Symbol" w:hAnsi="Symbol" w:hint="default"/>
+        <w:sz w:val="20"/>
+      </w:rPr>
+    </w:lvl>
+    <w:lvl w:ilvl="1" w:tentative="1">
+      <w:start w:val="1"/>
+      <w:numFmt w:val="bullet"/>
+      <w:lvlText w:val="o"/>
+      <w:lvlJc w:val="left"/>
+      <w:pPr>
+        <w:tabs>
+          <w:tab w:val="num" w:pos="1440"/>
+        </w:tabs>
+        <w:ind w:left="1440" w:hanging="360"/>
+      </w:pPr>
+      <w:rPr>
+        <w:rFonts w:ascii="Courier New" w:hAnsi="Courier New" w:hint="default"/>
+        <w:sz w:val="20"/>
+      </w:rPr>
+    </w:lvl>
+    <w:lvl w:ilvl="2" w:tentative="1">
+      <w:start w:val="1"/>
+      <w:numFmt w:val="bullet"/>
+      <w:lvlText w:val=""/>
+      <w:lvlJc w:val="left"/>
+      <w:pPr>
+        <w:tabs>
+          <w:tab w:val="num" w:pos="2160"/>
+        </w:tabs>
+        <w:ind w:left="2160" w:hanging="360"/>
+      </w:pPr>
+      <w:rPr>
+        <w:rFonts w:ascii="Wingdings" w:hAnsi="Wingdings" w:hint="default"/>
+        <w:sz w:val="20"/>
+      </w:rPr>
+    </w:lvl>
+    <w:lvl w:ilvl="3" w:tentative="1">
+      <w:start w:val="1"/>
+      <w:numFmt w:val="bullet"/>
+      <w:lvlText w:val=""/>
+      <w:lvlJc w:val="left"/>
+      <w:pPr>
+        <w:tabs>
+          <w:tab w:val="num" w:pos="2880"/>
+        </w:tabs>
+        <w:ind w:left="2880" w:hanging="360"/>
+      </w:pPr>
+      <w:rPr>
+        <w:rFonts w:ascii="Wingdings" w:hAnsi="Wingdings" w:hint="default"/>
+        <w:sz w:val="20"/>
+      </w:rPr>
+    </w:lvl>
+    <w:lvl w:ilvl="4" w:tentative="1">
+      <w:start w:val="1"/>
+      <w:numFmt w:val="bullet"/>
+      <w:lvlText w:val=""/>
+      <w:lvlJc w:val="left"/>
+      <w:pPr>
+        <w:tabs>
+          <w:tab w:val="num" w:pos="3600"/>
+        </w:tabs>
+        <w:ind w:left="3600" w:hanging="360"/>
+      </w:pPr>
+      <w:rPr>
+        <w:rFonts w:ascii="Wingdings" w:hAnsi="Wingdings" w:hint="default"/>
+        <w:sz w:val="20"/>
+      </w:rPr>
+    </w:lvl>
+    <w:lvl w:ilvl="5" w:tentative="1">
+      <w:start w:val="1"/>
+      <w:numFmt w:val="bullet"/>
+      <w:lvlText w:val=""/>
+      <w:lvlJc w:val="left"/>
+      <w:pPr>
+        <w:tabs>
+          <w:tab w:val="num" w:pos="4320"/>
+        </w:tabs>
+        <w:ind w:left="4320" w:hanging="360"/>
+      </w:pPr>
+      <w:rPr>
+        <w:rFonts w:ascii="Wingdings" w:hAnsi="Wingdings" w:hint="default"/>
+        <w:sz w:val="20"/>
+      </w:rPr>
+    </w:lvl>
+    <w:lvl w:ilvl="6" w:tentative="1">
+      <w:start w:val="1"/>
+      <w:numFmt w:val="bullet"/>
+      <w:lvlText w:val=""/>
+      <w:lvlJc w:val="left"/>
+      <w:pPr>
+        <w:tabs>
+          <w:tab w:val="num" w:pos="5040"/>
+        </w:tabs>
+        <w:ind w:left="5040" w:hanging="360"/>
+      </w:pPr>
+      <w:rPr>
+        <w:rFonts w:ascii="Wingdings" w:hAnsi="Wingdings" w:hint="default"/>
+        <w:sz w:val="20"/>
+      </w:rPr>
+    </w:lvl>
+    <w:lvl w:ilvl="7" w:tentative="1">
+      <w:start w:val="1"/>
+      <w:numFmt w:val="bullet"/>
+      <w:lvlText w:val=""/>
+      <w:lvlJc w:val="left"/>
+      <w:pPr>
+        <w:tabs>
+          <w:tab w:val="num" w:pos="5760"/>
+        </w:tabs>
+        <w:ind w:left="5760" w:hanging="360"/>
+      </w:pPr>
+      <w:rPr>
+        <w:rFonts w:ascii="Wingdings" w:hAnsi="Wingdings" w:hint="default"/>
+        <w:sz w:val="20"/>
+      </w:rPr>
+    </w:lvl>
+    <w:lvl w:ilvl="8" w:tentative="1">
+      <w:start w:val="1"/>
+      <w:numFmt w:val="bullet"/>
+      <w:lvlText w:val=""/>
+      <w:lvlJc w:val="left"/>
+      <w:pPr>
+        <w:tabs>
+          <w:tab w:val="num" w:pos="6480"/>
+        </w:tabs>
+        <w:ind w:left="6480" w:hanging="360"/>
+      </w:pPr>
+      <w:rPr>
+        <w:rFonts w:ascii="Wingdings" w:hAnsi="Wingdings" w:hint="default"/>
+        <w:sz w:val="20"/>
+      </w:rPr>
+    </w:lvl>
+  </w:abstractNum>
+  <w:abstractNum w:abstractNumId="18" w15:restartNumberingAfterBreak="0">
+    <w:nsid w:val="39401995"/>
+    <w:multiLevelType w:val="multilevel"/>
+    <w:tmpl w:val="41CCACDC"/>
+    <w:lvl w:ilvl="0">
+      <w:start w:val="1"/>
+      <w:numFmt w:val="bullet"/>
+      <w:lvlText w:val=""/>
+      <w:lvlJc w:val="left"/>
+      <w:pPr>
+        <w:tabs>
+          <w:tab w:val="num" w:pos="720"/>
+        </w:tabs>
+        <w:ind w:left="720" w:hanging="360"/>
+      </w:pPr>
+      <w:rPr>
+        <w:rFonts w:ascii="Symbol" w:hAnsi="Symbol" w:hint="default"/>
+        <w:sz w:val="20"/>
+      </w:rPr>
+    </w:lvl>
+    <w:lvl w:ilvl="1" w:tentative="1">
+      <w:start w:val="1"/>
+      <w:numFmt w:val="bullet"/>
+      <w:lvlText w:val="o"/>
+      <w:lvlJc w:val="left"/>
+      <w:pPr>
+        <w:tabs>
+          <w:tab w:val="num" w:pos="1440"/>
+        </w:tabs>
+        <w:ind w:left="1440" w:hanging="360"/>
+      </w:pPr>
+      <w:rPr>
+        <w:rFonts w:ascii="Courier New" w:hAnsi="Courier New" w:hint="default"/>
+        <w:sz w:val="20"/>
+      </w:rPr>
+    </w:lvl>
+    <w:lvl w:ilvl="2" w:tentative="1">
+      <w:start w:val="1"/>
+      <w:numFmt w:val="bullet"/>
+      <w:lvlText w:val=""/>
+      <w:lvlJc w:val="left"/>
+      <w:pPr>
+        <w:tabs>
+          <w:tab w:val="num" w:pos="2160"/>
+        </w:tabs>
+        <w:ind w:left="2160" w:hanging="360"/>
+      </w:pPr>
+      <w:rPr>
+        <w:rFonts w:ascii="Wingdings" w:hAnsi="Wingdings" w:hint="default"/>
+        <w:sz w:val="20"/>
+      </w:rPr>
+    </w:lvl>
+    <w:lvl w:ilvl="3" w:tentative="1">
+      <w:start w:val="1"/>
+      <w:numFmt w:val="bullet"/>
+      <w:lvlText w:val=""/>
+      <w:lvlJc w:val="left"/>
+      <w:pPr>
+        <w:tabs>
+          <w:tab w:val="num" w:pos="2880"/>
+        </w:tabs>
+        <w:ind w:left="2880" w:hanging="360"/>
+      </w:pPr>
+      <w:rPr>
+        <w:rFonts w:ascii="Wingdings" w:hAnsi="Wingdings" w:hint="default"/>
+        <w:sz w:val="20"/>
+      </w:rPr>
+    </w:lvl>
+    <w:lvl w:ilvl="4" w:tentative="1">
+      <w:start w:val="1"/>
+      <w:numFmt w:val="bullet"/>
+      <w:lvlText w:val=""/>
+      <w:lvlJc w:val="left"/>
+      <w:pPr>
+        <w:tabs>
+          <w:tab w:val="num" w:pos="3600"/>
+        </w:tabs>
+        <w:ind w:left="3600" w:hanging="360"/>
+      </w:pPr>
+      <w:rPr>
+        <w:rFonts w:ascii="Wingdings" w:hAnsi="Wingdings" w:hint="default"/>
+        <w:sz w:val="20"/>
+      </w:rPr>
+    </w:lvl>
+    <w:lvl w:ilvl="5" w:tentative="1">
+      <w:start w:val="1"/>
+      <w:numFmt w:val="bullet"/>
+      <w:lvlText w:val=""/>
+      <w:lvlJc w:val="left"/>
+      <w:pPr>
+        <w:tabs>
+          <w:tab w:val="num" w:pos="4320"/>
+        </w:tabs>
+        <w:ind w:left="4320" w:hanging="360"/>
+      </w:pPr>
+      <w:rPr>
+        <w:rFonts w:ascii="Wingdings" w:hAnsi="Wingdings" w:hint="default"/>
+        <w:sz w:val="20"/>
+      </w:rPr>
+    </w:lvl>
+    <w:lvl w:ilvl="6" w:tentative="1">
+      <w:start w:val="1"/>
+      <w:numFmt w:val="bullet"/>
+      <w:lvlText w:val=""/>
+      <w:lvlJc w:val="left"/>
+      <w:pPr>
+        <w:tabs>
+          <w:tab w:val="num" w:pos="5040"/>
+        </w:tabs>
+        <w:ind w:left="5040" w:hanging="360"/>
+      </w:pPr>
+      <w:rPr>
+        <w:rFonts w:ascii="Wingdings" w:hAnsi="Wingdings" w:hint="default"/>
+        <w:sz w:val="20"/>
+      </w:rPr>
+    </w:lvl>
+    <w:lvl w:ilvl="7" w:tentative="1">
+      <w:start w:val="1"/>
+      <w:numFmt w:val="bullet"/>
+      <w:lvlText w:val=""/>
+      <w:lvlJc w:val="left"/>
+      <w:pPr>
+        <w:tabs>
+          <w:tab w:val="num" w:pos="5760"/>
+        </w:tabs>
+        <w:ind w:left="5760" w:hanging="360"/>
+      </w:pPr>
+      <w:rPr>
+        <w:rFonts w:ascii="Wingdings" w:hAnsi="Wingdings" w:hint="default"/>
+        <w:sz w:val="20"/>
+      </w:rPr>
+    </w:lvl>
+    <w:lvl w:ilvl="8" w:tentative="1">
+      <w:start w:val="1"/>
+      <w:numFmt w:val="bullet"/>
+      <w:lvlText w:val=""/>
+      <w:lvlJc w:val="left"/>
+      <w:pPr>
+        <w:tabs>
+          <w:tab w:val="num" w:pos="6480"/>
+        </w:tabs>
+        <w:ind w:left="6480" w:hanging="360"/>
+      </w:pPr>
+      <w:rPr>
+        <w:rFonts w:ascii="Wingdings" w:hAnsi="Wingdings" w:hint="default"/>
+        <w:sz w:val="20"/>
+      </w:rPr>
+    </w:lvl>
+  </w:abstractNum>
+  <w:abstractNum w:abstractNumId="19" w15:restartNumberingAfterBreak="0">
+    <w:nsid w:val="48176770"/>
+    <w:multiLevelType w:val="multilevel"/>
+    <w:tmpl w:val="F5707976"/>
+    <w:lvl w:ilvl="0">
+      <w:start w:val="1"/>
+      <w:numFmt w:val="bullet"/>
+      <w:lvlText w:val=""/>
+      <w:lvlJc w:val="left"/>
+      <w:pPr>
+        <w:tabs>
+          <w:tab w:val="num" w:pos="720"/>
+        </w:tabs>
+        <w:ind w:left="720" w:hanging="360"/>
+      </w:pPr>
+      <w:rPr>
+        <w:rFonts w:ascii="Symbol" w:hAnsi="Symbol" w:hint="default"/>
+        <w:sz w:val="20"/>
+      </w:rPr>
+    </w:lvl>
+    <w:lvl w:ilvl="1" w:tentative="1">
+      <w:start w:val="1"/>
+      <w:numFmt w:val="bullet"/>
+      <w:lvlText w:val="o"/>
+      <w:lvlJc w:val="left"/>
+      <w:pPr>
+        <w:tabs>
+          <w:tab w:val="num" w:pos="1440"/>
+        </w:tabs>
+        <w:ind w:left="1440" w:hanging="360"/>
+      </w:pPr>
+      <w:rPr>
+        <w:rFonts w:ascii="Courier New" w:hAnsi="Courier New" w:hint="default"/>
+        <w:sz w:val="20"/>
+      </w:rPr>
+    </w:lvl>
+    <w:lvl w:ilvl="2" w:tentative="1">
+      <w:start w:val="1"/>
+      <w:numFmt w:val="bullet"/>
+      <w:lvlText w:val=""/>
+      <w:lvlJc w:val="left"/>
+      <w:pPr>
+        <w:tabs>
+          <w:tab w:val="num" w:pos="2160"/>
+        </w:tabs>
+        <w:ind w:left="2160" w:hanging="360"/>
+      </w:pPr>
+      <w:rPr>
+        <w:rFonts w:ascii="Wingdings" w:hAnsi="Wingdings" w:hint="default"/>
+        <w:sz w:val="20"/>
+      </w:rPr>
+    </w:lvl>
+    <w:lvl w:ilvl="3" w:tentative="1">
+      <w:start w:val="1"/>
+      <w:numFmt w:val="bullet"/>
+      <w:lvlText w:val=""/>
+      <w:lvlJc w:val="left"/>
+      <w:pPr>
+        <w:tabs>
+          <w:tab w:val="num" w:pos="2880"/>
+        </w:tabs>
+        <w:ind w:left="2880" w:hanging="360"/>
+      </w:pPr>
+      <w:rPr>
+        <w:rFonts w:ascii="Wingdings" w:hAnsi="Wingdings" w:hint="default"/>
+        <w:sz w:val="20"/>
+      </w:rPr>
+    </w:lvl>
+    <w:lvl w:ilvl="4" w:tentative="1">
+      <w:start w:val="1"/>
+      <w:numFmt w:val="bullet"/>
+      <w:lvlText w:val=""/>
+      <w:lvlJc w:val="left"/>
+      <w:pPr>
+        <w:tabs>
+          <w:tab w:val="num" w:pos="3600"/>
+        </w:tabs>
+        <w:ind w:left="3600" w:hanging="360"/>
+      </w:pPr>
+      <w:rPr>
+        <w:rFonts w:ascii="Wingdings" w:hAnsi="Wingdings" w:hint="default"/>
+        <w:sz w:val="20"/>
+      </w:rPr>
+    </w:lvl>
+    <w:lvl w:ilvl="5" w:tentative="1">
+      <w:start w:val="1"/>
+      <w:numFmt w:val="bullet"/>
+      <w:lvlText w:val=""/>
+      <w:lvlJc w:val="left"/>
+      <w:pPr>
+        <w:tabs>
+          <w:tab w:val="num" w:pos="4320"/>
+        </w:tabs>
+        <w:ind w:left="4320" w:hanging="360"/>
+      </w:pPr>
+      <w:rPr>
+        <w:rFonts w:ascii="Wingdings" w:hAnsi="Wingdings" w:hint="default"/>
+        <w:sz w:val="20"/>
+      </w:rPr>
+    </w:lvl>
+    <w:lvl w:ilvl="6" w:tentative="1">
+      <w:start w:val="1"/>
+      <w:numFmt w:val="bullet"/>
+      <w:lvlText w:val=""/>
+      <w:lvlJc w:val="left"/>
+      <w:pPr>
+        <w:tabs>
+          <w:tab w:val="num" w:pos="5040"/>
+        </w:tabs>
+        <w:ind w:left="5040" w:hanging="360"/>
+      </w:pPr>
+      <w:rPr>
+        <w:rFonts w:ascii="Wingdings" w:hAnsi="Wingdings" w:hint="default"/>
+        <w:sz w:val="20"/>
+      </w:rPr>
+    </w:lvl>
+    <w:lvl w:ilvl="7" w:tentative="1">
+      <w:start w:val="1"/>
+      <w:numFmt w:val="bullet"/>
+      <w:lvlText w:val=""/>
+      <w:lvlJc w:val="left"/>
+      <w:pPr>
+        <w:tabs>
+          <w:tab w:val="num" w:pos="5760"/>
+        </w:tabs>
+        <w:ind w:left="5760" w:hanging="360"/>
+      </w:pPr>
+      <w:rPr>
+        <w:rFonts w:ascii="Wingdings" w:hAnsi="Wingdings" w:hint="default"/>
+        <w:sz w:val="20"/>
+      </w:rPr>
+    </w:lvl>
+    <w:lvl w:ilvl="8" w:tentative="1">
+      <w:start w:val="1"/>
+      <w:numFmt w:val="bullet"/>
+      <w:lvlText w:val=""/>
+      <w:lvlJc w:val="left"/>
+      <w:pPr>
+        <w:tabs>
+          <w:tab w:val="num" w:pos="6480"/>
+        </w:tabs>
+        <w:ind w:left="6480" w:hanging="360"/>
+      </w:pPr>
+      <w:rPr>
+        <w:rFonts w:ascii="Wingdings" w:hAnsi="Wingdings" w:hint="default"/>
+        <w:sz w:val="20"/>
+      </w:rPr>
+    </w:lvl>
+  </w:abstractNum>
+  <w:abstractNum w:abstractNumId="20" w15:restartNumberingAfterBreak="0">
+    <w:nsid w:val="4D807339"/>
+    <w:multiLevelType w:val="multilevel"/>
+    <w:tmpl w:val="46A241C2"/>
+    <w:lvl w:ilvl="0">
+      <w:start w:val="1"/>
+      <w:numFmt w:val="bullet"/>
+      <w:lvlText w:val=""/>
+      <w:lvlJc w:val="left"/>
+      <w:pPr>
+        <w:tabs>
+          <w:tab w:val="num" w:pos="720"/>
+        </w:tabs>
+        <w:ind w:left="720" w:hanging="360"/>
+      </w:pPr>
+      <w:rPr>
+        <w:rFonts w:ascii="Symbol" w:hAnsi="Symbol" w:hint="default"/>
+        <w:sz w:val="20"/>
+      </w:rPr>
+    </w:lvl>
+    <w:lvl w:ilvl="1" w:tentative="1">
+      <w:start w:val="1"/>
+      <w:numFmt w:val="bullet"/>
+      <w:lvlText w:val="o"/>
+      <w:lvlJc w:val="left"/>
+      <w:pPr>
+        <w:tabs>
+          <w:tab w:val="num" w:pos="1440"/>
+        </w:tabs>
+        <w:ind w:left="1440" w:hanging="360"/>
+      </w:pPr>
+      <w:rPr>
+        <w:rFonts w:ascii="Courier New" w:hAnsi="Courier New" w:hint="default"/>
+        <w:sz w:val="20"/>
+      </w:rPr>
+    </w:lvl>
+    <w:lvl w:ilvl="2" w:tentative="1">
+      <w:start w:val="1"/>
+      <w:numFmt w:val="bullet"/>
+      <w:lvlText w:val=""/>
+      <w:lvlJc w:val="left"/>
+      <w:pPr>
+        <w:tabs>
+          <w:tab w:val="num" w:pos="2160"/>
+        </w:tabs>
+        <w:ind w:left="2160" w:hanging="360"/>
+      </w:pPr>
+      <w:rPr>
+        <w:rFonts w:ascii="Wingdings" w:hAnsi="Wingdings" w:hint="default"/>
+        <w:sz w:val="20"/>
+      </w:rPr>
+    </w:lvl>
+    <w:lvl w:ilvl="3" w:tentative="1">
+      <w:start w:val="1"/>
+      <w:numFmt w:val="bullet"/>
+      <w:lvlText w:val=""/>
+      <w:lvlJc w:val="left"/>
+      <w:pPr>
+        <w:tabs>
+          <w:tab w:val="num" w:pos="2880"/>
+        </w:tabs>
+        <w:ind w:left="2880" w:hanging="360"/>
+      </w:pPr>
+      <w:rPr>
+        <w:rFonts w:ascii="Wingdings" w:hAnsi="Wingdings" w:hint="default"/>
+        <w:sz w:val="20"/>
+      </w:rPr>
+    </w:lvl>
+    <w:lvl w:ilvl="4" w:tentative="1">
+      <w:start w:val="1"/>
+      <w:numFmt w:val="bullet"/>
+      <w:lvlText w:val=""/>
+      <w:lvlJc w:val="left"/>
+      <w:pPr>
+        <w:tabs>
+          <w:tab w:val="num" w:pos="3600"/>
+        </w:tabs>
+        <w:ind w:left="3600" w:hanging="360"/>
+      </w:pPr>
+      <w:rPr>
+        <w:rFonts w:ascii="Wingdings" w:hAnsi="Wingdings" w:hint="default"/>
+        <w:sz w:val="20"/>
+      </w:rPr>
+    </w:lvl>
+    <w:lvl w:ilvl="5" w:tentative="1">
+      <w:start w:val="1"/>
+      <w:numFmt w:val="bullet"/>
+      <w:lvlText w:val=""/>
+      <w:lvlJc w:val="left"/>
+      <w:pPr>
+        <w:tabs>
+          <w:tab w:val="num" w:pos="4320"/>
+        </w:tabs>
+        <w:ind w:left="4320" w:hanging="360"/>
+      </w:pPr>
+      <w:rPr>
+        <w:rFonts w:ascii="Wingdings" w:hAnsi="Wingdings" w:hint="default"/>
+        <w:sz w:val="20"/>
+      </w:rPr>
+    </w:lvl>
+    <w:lvl w:ilvl="6" w:tentative="1">
+      <w:start w:val="1"/>
+      <w:numFmt w:val="bullet"/>
+      <w:lvlText w:val=""/>
+      <w:lvlJc w:val="left"/>
+      <w:pPr>
+        <w:tabs>
+          <w:tab w:val="num" w:pos="5040"/>
+        </w:tabs>
+        <w:ind w:left="5040" w:hanging="360"/>
+      </w:pPr>
+      <w:rPr>
+        <w:rFonts w:ascii="Wingdings" w:hAnsi="Wingdings" w:hint="default"/>
+        <w:sz w:val="20"/>
+      </w:rPr>
+    </w:lvl>
+    <w:lvl w:ilvl="7" w:tentative="1">
+      <w:start w:val="1"/>
+      <w:numFmt w:val="bullet"/>
+      <w:lvlText w:val=""/>
+      <w:lvlJc w:val="left"/>
+      <w:pPr>
+        <w:tabs>
+          <w:tab w:val="num" w:pos="5760"/>
+        </w:tabs>
+        <w:ind w:left="5760" w:hanging="360"/>
+      </w:pPr>
+      <w:rPr>
+        <w:rFonts w:ascii="Wingdings" w:hAnsi="Wingdings" w:hint="default"/>
+        <w:sz w:val="20"/>
+      </w:rPr>
+    </w:lvl>
+    <w:lvl w:ilvl="8" w:tentative="1">
+      <w:start w:val="1"/>
+      <w:numFmt w:val="bullet"/>
+      <w:lvlText w:val=""/>
+      <w:lvlJc w:val="left"/>
+      <w:pPr>
+        <w:tabs>
+          <w:tab w:val="num" w:pos="6480"/>
+        </w:tabs>
+        <w:ind w:left="6480" w:hanging="360"/>
+      </w:pPr>
+      <w:rPr>
+        <w:rFonts w:ascii="Wingdings" w:hAnsi="Wingdings" w:hint="default"/>
+        <w:sz w:val="20"/>
+      </w:rPr>
+    </w:lvl>
+  </w:abstractNum>
+  <w:abstractNum w:abstractNumId="21" w15:restartNumberingAfterBreak="0">
+    <w:nsid w:val="4DC95C0F"/>
+    <w:multiLevelType w:val="multilevel"/>
+    <w:tmpl w:val="0FB61E7E"/>
+    <w:lvl w:ilvl="0">
+      <w:start w:val="1"/>
+      <w:numFmt w:val="bullet"/>
+      <w:lvlText w:val=""/>
+      <w:lvlJc w:val="left"/>
+      <w:pPr>
+        <w:tabs>
+          <w:tab w:val="num" w:pos="720"/>
+        </w:tabs>
+        <w:ind w:left="720" w:hanging="360"/>
+      </w:pPr>
+      <w:rPr>
+        <w:rFonts w:ascii="Symbol" w:hAnsi="Symbol" w:hint="default"/>
+        <w:sz w:val="20"/>
+      </w:rPr>
+    </w:lvl>
+    <w:lvl w:ilvl="1" w:tentative="1">
+      <w:start w:val="1"/>
+      <w:numFmt w:val="bullet"/>
+      <w:lvlText w:val="o"/>
+      <w:lvlJc w:val="left"/>
+      <w:pPr>
+        <w:tabs>
+          <w:tab w:val="num" w:pos="1440"/>
+        </w:tabs>
+        <w:ind w:left="1440" w:hanging="360"/>
+      </w:pPr>
+      <w:rPr>
+        <w:rFonts w:ascii="Courier New" w:hAnsi="Courier New" w:hint="default"/>
+        <w:sz w:val="20"/>
+      </w:rPr>
+    </w:lvl>
+    <w:lvl w:ilvl="2" w:tentative="1">
+      <w:start w:val="1"/>
+      <w:numFmt w:val="bullet"/>
+      <w:lvlText w:val=""/>
+      <w:lvlJc w:val="left"/>
+      <w:pPr>
+        <w:tabs>
+          <w:tab w:val="num" w:pos="2160"/>
+        </w:tabs>
+        <w:ind w:left="2160" w:hanging="360"/>
+      </w:pPr>
+      <w:rPr>
+        <w:rFonts w:ascii="Wingdings" w:hAnsi="Wingdings" w:hint="default"/>
+        <w:sz w:val="20"/>
+      </w:rPr>
+    </w:lvl>
+    <w:lvl w:ilvl="3" w:tentative="1">
+      <w:start w:val="1"/>
+      <w:numFmt w:val="bullet"/>
+      <w:lvlText w:val=""/>
+      <w:lvlJc w:val="left"/>
+      <w:pPr>
+        <w:tabs>
+          <w:tab w:val="num" w:pos="2880"/>
+        </w:tabs>
+        <w:ind w:left="2880" w:hanging="360"/>
+      </w:pPr>
+      <w:rPr>
+        <w:rFonts w:ascii="Wingdings" w:hAnsi="Wingdings" w:hint="default"/>
+        <w:sz w:val="20"/>
+      </w:rPr>
+    </w:lvl>
+    <w:lvl w:ilvl="4" w:tentative="1">
+      <w:start w:val="1"/>
+      <w:numFmt w:val="bullet"/>
+      <w:lvlText w:val=""/>
+      <w:lvlJc w:val="left"/>
+      <w:pPr>
+        <w:tabs>
+          <w:tab w:val="num" w:pos="3600"/>
+        </w:tabs>
+        <w:ind w:left="3600" w:hanging="360"/>
+      </w:pPr>
+      <w:rPr>
+        <w:rFonts w:ascii="Wingdings" w:hAnsi="Wingdings" w:hint="default"/>
+        <w:sz w:val="20"/>
+      </w:rPr>
+    </w:lvl>
+    <w:lvl w:ilvl="5" w:tentative="1">
+      <w:start w:val="1"/>
+      <w:numFmt w:val="bullet"/>
+      <w:lvlText w:val=""/>
+      <w:lvlJc w:val="left"/>
+      <w:pPr>
+        <w:tabs>
+          <w:tab w:val="num" w:pos="4320"/>
+        </w:tabs>
+        <w:ind w:left="4320" w:hanging="360"/>
+      </w:pPr>
+      <w:rPr>
+        <w:rFonts w:ascii="Wingdings" w:hAnsi="Wingdings" w:hint="default"/>
+        <w:sz w:val="20"/>
+      </w:rPr>
+    </w:lvl>
+    <w:lvl w:ilvl="6" w:tentative="1">
+      <w:start w:val="1"/>
+      <w:numFmt w:val="bullet"/>
+      <w:lvlText w:val=""/>
+      <w:lvlJc w:val="left"/>
+      <w:pPr>
+        <w:tabs>
+          <w:tab w:val="num" w:pos="5040"/>
+        </w:tabs>
+        <w:ind w:left="5040" w:hanging="360"/>
+      </w:pPr>
+      <w:rPr>
+        <w:rFonts w:ascii="Wingdings" w:hAnsi="Wingdings" w:hint="default"/>
+        <w:sz w:val="20"/>
+      </w:rPr>
+    </w:lvl>
+    <w:lvl w:ilvl="7" w:tentative="1">
+      <w:start w:val="1"/>
+      <w:numFmt w:val="bullet"/>
+      <w:lvlText w:val=""/>
+      <w:lvlJc w:val="left"/>
+      <w:pPr>
+        <w:tabs>
+          <w:tab w:val="num" w:pos="5760"/>
+        </w:tabs>
+        <w:ind w:left="5760" w:hanging="360"/>
+      </w:pPr>
+      <w:rPr>
+        <w:rFonts w:ascii="Wingdings" w:hAnsi="Wingdings" w:hint="default"/>
+        <w:sz w:val="20"/>
+      </w:rPr>
+    </w:lvl>
+    <w:lvl w:ilvl="8" w:tentative="1">
+      <w:start w:val="1"/>
+      <w:numFmt w:val="bullet"/>
+      <w:lvlText w:val=""/>
+      <w:lvlJc w:val="left"/>
+      <w:pPr>
+        <w:tabs>
+          <w:tab w:val="num" w:pos="6480"/>
+        </w:tabs>
+        <w:ind w:left="6480" w:hanging="360"/>
+      </w:pPr>
+      <w:rPr>
+        <w:rFonts w:ascii="Wingdings" w:hAnsi="Wingdings" w:hint="default"/>
+        <w:sz w:val="20"/>
+      </w:rPr>
+    </w:lvl>
+  </w:abstractNum>
+  <w:abstractNum w:abstractNumId="22" w15:restartNumberingAfterBreak="0">
+    <w:nsid w:val="4F0F37DE"/>
+    <w:multiLevelType w:val="multilevel"/>
+    <w:tmpl w:val="F8B622E2"/>
+    <w:lvl w:ilvl="0">
+      <w:start w:val="1"/>
+      <w:numFmt w:val="bullet"/>
+      <w:lvlText w:val=""/>
+      <w:lvlJc w:val="left"/>
+      <w:pPr>
+        <w:tabs>
+          <w:tab w:val="num" w:pos="720"/>
+        </w:tabs>
+        <w:ind w:left="720" w:hanging="360"/>
+      </w:pPr>
+      <w:rPr>
+        <w:rFonts w:ascii="Symbol" w:hAnsi="Symbol" w:hint="default"/>
+        <w:sz w:val="20"/>
+      </w:rPr>
+    </w:lvl>
+    <w:lvl w:ilvl="1" w:tentative="1">
+      <w:start w:val="1"/>
+      <w:numFmt w:val="bullet"/>
+      <w:lvlText w:val="o"/>
+      <w:lvlJc w:val="left"/>
+      <w:pPr>
+        <w:tabs>
+          <w:tab w:val="num" w:pos="1440"/>
+        </w:tabs>
+        <w:ind w:left="1440" w:hanging="360"/>
+      </w:pPr>
+      <w:rPr>
+        <w:rFonts w:ascii="Courier New" w:hAnsi="Courier New" w:hint="default"/>
+        <w:sz w:val="20"/>
+      </w:rPr>
+    </w:lvl>
+    <w:lvl w:ilvl="2" w:tentative="1">
+      <w:start w:val="1"/>
+      <w:numFmt w:val="bullet"/>
+      <w:lvlText w:val=""/>
+      <w:lvlJc w:val="left"/>
+      <w:pPr>
+        <w:tabs>
+          <w:tab w:val="num" w:pos="2160"/>
+        </w:tabs>
+        <w:ind w:left="2160" w:hanging="360"/>
+      </w:pPr>
+      <w:rPr>
+        <w:rFonts w:ascii="Wingdings" w:hAnsi="Wingdings" w:hint="default"/>
+        <w:sz w:val="20"/>
+      </w:rPr>
+    </w:lvl>
+    <w:lvl w:ilvl="3" w:tentative="1">
+      <w:start w:val="1"/>
+      <w:numFmt w:val="bullet"/>
+      <w:lvlText w:val=""/>
+      <w:lvlJc w:val="left"/>
+      <w:pPr>
+        <w:tabs>
+          <w:tab w:val="num" w:pos="2880"/>
+        </w:tabs>
+        <w:ind w:left="2880" w:hanging="360"/>
+      </w:pPr>
+      <w:rPr>
+        <w:rFonts w:ascii="Wingdings" w:hAnsi="Wingdings" w:hint="default"/>
+        <w:sz w:val="20"/>
+      </w:rPr>
+    </w:lvl>
+    <w:lvl w:ilvl="4" w:tentative="1">
+      <w:start w:val="1"/>
+      <w:numFmt w:val="bullet"/>
+      <w:lvlText w:val=""/>
+      <w:lvlJc w:val="left"/>
+      <w:pPr>
+        <w:tabs>
+          <w:tab w:val="num" w:pos="3600"/>
+        </w:tabs>
+        <w:ind w:left="3600" w:hanging="360"/>
+      </w:pPr>
+      <w:rPr>
+        <w:rFonts w:ascii="Wingdings" w:hAnsi="Wingdings" w:hint="default"/>
+        <w:sz w:val="20"/>
+      </w:rPr>
+    </w:lvl>
+    <w:lvl w:ilvl="5" w:tentative="1">
+      <w:start w:val="1"/>
+      <w:numFmt w:val="bullet"/>
+      <w:lvlText w:val=""/>
+      <w:lvlJc w:val="left"/>
+      <w:pPr>
+        <w:tabs>
+          <w:tab w:val="num" w:pos="4320"/>
+        </w:tabs>
+        <w:ind w:left="4320" w:hanging="360"/>
+      </w:pPr>
+      <w:rPr>
+        <w:rFonts w:ascii="Wingdings" w:hAnsi="Wingdings" w:hint="default"/>
+        <w:sz w:val="20"/>
+      </w:rPr>
+    </w:lvl>
+    <w:lvl w:ilvl="6" w:tentative="1">
+      <w:start w:val="1"/>
+      <w:numFmt w:val="bullet"/>
+      <w:lvlText w:val=""/>
+      <w:lvlJc w:val="left"/>
+      <w:pPr>
+        <w:tabs>
+          <w:tab w:val="num" w:pos="5040"/>
+        </w:tabs>
+        <w:ind w:left="5040" w:hanging="360"/>
+      </w:pPr>
+      <w:rPr>
+        <w:rFonts w:ascii="Wingdings" w:hAnsi="Wingdings" w:hint="default"/>
+        <w:sz w:val="20"/>
+      </w:rPr>
+    </w:lvl>
+    <w:lvl w:ilvl="7" w:tentative="1">
+      <w:start w:val="1"/>
+      <w:numFmt w:val="bullet"/>
+      <w:lvlText w:val=""/>
+      <w:lvlJc w:val="left"/>
+      <w:pPr>
+        <w:tabs>
+          <w:tab w:val="num" w:pos="5760"/>
+        </w:tabs>
+        <w:ind w:left="5760" w:hanging="360"/>
+      </w:pPr>
+      <w:rPr>
+        <w:rFonts w:ascii="Wingdings" w:hAnsi="Wingdings" w:hint="default"/>
+        <w:sz w:val="20"/>
+      </w:rPr>
+    </w:lvl>
+    <w:lvl w:ilvl="8" w:tentative="1">
+      <w:start w:val="1"/>
+      <w:numFmt w:val="bullet"/>
+      <w:lvlText w:val=""/>
+      <w:lvlJc w:val="left"/>
+      <w:pPr>
+        <w:tabs>
+          <w:tab w:val="num" w:pos="6480"/>
+        </w:tabs>
+        <w:ind w:left="6480" w:hanging="360"/>
+      </w:pPr>
+      <w:rPr>
+        <w:rFonts w:ascii="Wingdings" w:hAnsi="Wingdings" w:hint="default"/>
+        <w:sz w:val="20"/>
+      </w:rPr>
+    </w:lvl>
+  </w:abstractNum>
+  <w:abstractNum w:abstractNumId="23" w15:restartNumberingAfterBreak="0">
+    <w:nsid w:val="507B576A"/>
+    <w:multiLevelType w:val="multilevel"/>
+    <w:tmpl w:val="7494AE8C"/>
+    <w:lvl w:ilvl="0">
+      <w:start w:val="1"/>
+      <w:numFmt w:val="bullet"/>
+      <w:lvlText w:val=""/>
+      <w:lvlJc w:val="left"/>
+      <w:pPr>
+        <w:tabs>
+          <w:tab w:val="num" w:pos="720"/>
+        </w:tabs>
+        <w:ind w:left="720" w:hanging="360"/>
+      </w:pPr>
+      <w:rPr>
+        <w:rFonts w:ascii="Symbol" w:hAnsi="Symbol" w:hint="default"/>
+        <w:sz w:val="20"/>
+      </w:rPr>
+    </w:lvl>
+    <w:lvl w:ilvl="1" w:tentative="1">
+      <w:start w:val="1"/>
+      <w:numFmt w:val="bullet"/>
+      <w:lvlText w:val="o"/>
+      <w:lvlJc w:val="left"/>
+      <w:pPr>
+        <w:tabs>
+          <w:tab w:val="num" w:pos="1440"/>
+        </w:tabs>
+        <w:ind w:left="1440" w:hanging="360"/>
+      </w:pPr>
+      <w:rPr>
+        <w:rFonts w:ascii="Courier New" w:hAnsi="Courier New" w:hint="default"/>
+        <w:sz w:val="20"/>
+      </w:rPr>
+    </w:lvl>
+    <w:lvl w:ilvl="2" w:tentative="1">
+      <w:start w:val="1"/>
+      <w:numFmt w:val="bullet"/>
+      <w:lvlText w:val=""/>
+      <w:lvlJc w:val="left"/>
+      <w:pPr>
+        <w:tabs>
+          <w:tab w:val="num" w:pos="2160"/>
+        </w:tabs>
+        <w:ind w:left="2160" w:hanging="360"/>
+      </w:pPr>
+      <w:rPr>
+        <w:rFonts w:ascii="Wingdings" w:hAnsi="Wingdings" w:hint="default"/>
+        <w:sz w:val="20"/>
+      </w:rPr>
+    </w:lvl>
+    <w:lvl w:ilvl="3" w:tentative="1">
+      <w:start w:val="1"/>
+      <w:numFmt w:val="bullet"/>
+      <w:lvlText w:val=""/>
+      <w:lvlJc w:val="left"/>
+      <w:pPr>
+        <w:tabs>
+          <w:tab w:val="num" w:pos="2880"/>
+        </w:tabs>
+        <w:ind w:left="2880" w:hanging="360"/>
+      </w:pPr>
+      <w:rPr>
+        <w:rFonts w:ascii="Wingdings" w:hAnsi="Wingdings" w:hint="default"/>
+        <w:sz w:val="20"/>
+      </w:rPr>
+    </w:lvl>
+    <w:lvl w:ilvl="4" w:tentative="1">
+      <w:start w:val="1"/>
+      <w:numFmt w:val="bullet"/>
+      <w:lvlText w:val=""/>
+      <w:lvlJc w:val="left"/>
+      <w:pPr>
+        <w:tabs>
+          <w:tab w:val="num" w:pos="3600"/>
+        </w:tabs>
+        <w:ind w:left="3600" w:hanging="360"/>
+      </w:pPr>
+      <w:rPr>
+        <w:rFonts w:ascii="Wingdings" w:hAnsi="Wingdings" w:hint="default"/>
+        <w:sz w:val="20"/>
+      </w:rPr>
+    </w:lvl>
+    <w:lvl w:ilvl="5" w:tentative="1">
+      <w:start w:val="1"/>
+      <w:numFmt w:val="bullet"/>
+      <w:lvlText w:val=""/>
+      <w:lvlJc w:val="left"/>
+      <w:pPr>
+        <w:tabs>
+          <w:tab w:val="num" w:pos="4320"/>
+        </w:tabs>
+        <w:ind w:left="4320" w:hanging="360"/>
+      </w:pPr>
+      <w:rPr>
+        <w:rFonts w:ascii="Wingdings" w:hAnsi="Wingdings" w:hint="default"/>
+        <w:sz w:val="20"/>
+      </w:rPr>
+    </w:lvl>
+    <w:lvl w:ilvl="6" w:tentative="1">
+      <w:start w:val="1"/>
+      <w:numFmt w:val="bullet"/>
+      <w:lvlText w:val=""/>
+      <w:lvlJc w:val="left"/>
+      <w:pPr>
+        <w:tabs>
+          <w:tab w:val="num" w:pos="5040"/>
+        </w:tabs>
+        <w:ind w:left="5040" w:hanging="360"/>
+      </w:pPr>
+      <w:rPr>
+        <w:rFonts w:ascii="Wingdings" w:hAnsi="Wingdings" w:hint="default"/>
+        <w:sz w:val="20"/>
+      </w:rPr>
+    </w:lvl>
+    <w:lvl w:ilvl="7" w:tentative="1">
+      <w:start w:val="1"/>
+      <w:numFmt w:val="bullet"/>
+      <w:lvlText w:val=""/>
+      <w:lvlJc w:val="left"/>
+      <w:pPr>
+        <w:tabs>
+          <w:tab w:val="num" w:pos="5760"/>
+        </w:tabs>
+        <w:ind w:left="5760" w:hanging="360"/>
+      </w:pPr>
+      <w:rPr>
+        <w:rFonts w:ascii="Wingdings" w:hAnsi="Wingdings" w:hint="default"/>
+        <w:sz w:val="20"/>
+      </w:rPr>
+    </w:lvl>
+    <w:lvl w:ilvl="8" w:tentative="1">
+      <w:start w:val="1"/>
+      <w:numFmt w:val="bullet"/>
+      <w:lvlText w:val=""/>
+      <w:lvlJc w:val="left"/>
+      <w:pPr>
+        <w:tabs>
+          <w:tab w:val="num" w:pos="6480"/>
+        </w:tabs>
+        <w:ind w:left="6480" w:hanging="360"/>
+      </w:pPr>
+      <w:rPr>
+        <w:rFonts w:ascii="Wingdings" w:hAnsi="Wingdings" w:hint="default"/>
+        <w:sz w:val="20"/>
+      </w:rPr>
+    </w:lvl>
+  </w:abstractNum>
+  <w:abstractNum w:abstractNumId="24" w15:restartNumberingAfterBreak="0">
+    <w:nsid w:val="53436C38"/>
+    <w:multiLevelType w:val="multilevel"/>
+    <w:tmpl w:val="E0604212"/>
+    <w:lvl w:ilvl="0">
+      <w:start w:val="1"/>
+      <w:numFmt w:val="bullet"/>
+      <w:lvlText w:val=""/>
+      <w:lvlJc w:val="left"/>
+      <w:pPr>
+        <w:tabs>
+          <w:tab w:val="num" w:pos="720"/>
+        </w:tabs>
+        <w:ind w:left="720" w:hanging="360"/>
+      </w:pPr>
+      <w:rPr>
+        <w:rFonts w:ascii="Symbol" w:hAnsi="Symbol" w:hint="default"/>
+        <w:sz w:val="20"/>
+      </w:rPr>
+    </w:lvl>
+    <w:lvl w:ilvl="1" w:tentative="1">
+      <w:start w:val="1"/>
+      <w:numFmt w:val="bullet"/>
+      <w:lvlText w:val="o"/>
+      <w:lvlJc w:val="left"/>
+      <w:pPr>
+        <w:tabs>
+          <w:tab w:val="num" w:pos="1440"/>
+        </w:tabs>
+        <w:ind w:left="1440" w:hanging="360"/>
+      </w:pPr>
+      <w:rPr>
+        <w:rFonts w:ascii="Courier New" w:hAnsi="Courier New" w:hint="default"/>
+        <w:sz w:val="20"/>
+      </w:rPr>
+    </w:lvl>
+    <w:lvl w:ilvl="2" w:tentative="1">
+      <w:start w:val="1"/>
+      <w:numFmt w:val="bullet"/>
+      <w:lvlText w:val=""/>
+      <w:lvlJc w:val="left"/>
+      <w:pPr>
+        <w:tabs>
+          <w:tab w:val="num" w:pos="2160"/>
+        </w:tabs>
+        <w:ind w:left="2160" w:hanging="360"/>
+      </w:pPr>
+      <w:rPr>
+        <w:rFonts w:ascii="Wingdings" w:hAnsi="Wingdings" w:hint="default"/>
+        <w:sz w:val="20"/>
+      </w:rPr>
+    </w:lvl>
+    <w:lvl w:ilvl="3" w:tentative="1">
+      <w:start w:val="1"/>
+      <w:numFmt w:val="bullet"/>
+      <w:lvlText w:val=""/>
+      <w:lvlJc w:val="left"/>
+      <w:pPr>
+        <w:tabs>
+          <w:tab w:val="num" w:pos="2880"/>
+        </w:tabs>
+        <w:ind w:left="2880" w:hanging="360"/>
+      </w:pPr>
+      <w:rPr>
+        <w:rFonts w:ascii="Wingdings" w:hAnsi="Wingdings" w:hint="default"/>
+        <w:sz w:val="20"/>
+      </w:rPr>
+    </w:lvl>
+    <w:lvl w:ilvl="4" w:tentative="1">
+      <w:start w:val="1"/>
+      <w:numFmt w:val="bullet"/>
+      <w:lvlText w:val=""/>
+      <w:lvlJc w:val="left"/>
+      <w:pPr>
+        <w:tabs>
+          <w:tab w:val="num" w:pos="3600"/>
+        </w:tabs>
+        <w:ind w:left="3600" w:hanging="360"/>
+      </w:pPr>
+      <w:rPr>
+        <w:rFonts w:ascii="Wingdings" w:hAnsi="Wingdings" w:hint="default"/>
+        <w:sz w:val="20"/>
+      </w:rPr>
+    </w:lvl>
+    <w:lvl w:ilvl="5" w:tentative="1">
+      <w:start w:val="1"/>
+      <w:numFmt w:val="bullet"/>
+      <w:lvlText w:val=""/>
+      <w:lvlJc w:val="left"/>
+      <w:pPr>
+        <w:tabs>
+          <w:tab w:val="num" w:pos="4320"/>
+        </w:tabs>
+        <w:ind w:left="4320" w:hanging="360"/>
+      </w:pPr>
+      <w:rPr>
+        <w:rFonts w:ascii="Wingdings" w:hAnsi="Wingdings" w:hint="default"/>
+        <w:sz w:val="20"/>
+      </w:rPr>
+    </w:lvl>
+    <w:lvl w:ilvl="6" w:tentative="1">
+      <w:start w:val="1"/>
+      <w:numFmt w:val="bullet"/>
+      <w:lvlText w:val=""/>
+      <w:lvlJc w:val="left"/>
+      <w:pPr>
+        <w:tabs>
+          <w:tab w:val="num" w:pos="5040"/>
+        </w:tabs>
+        <w:ind w:left="5040" w:hanging="360"/>
+      </w:pPr>
+      <w:rPr>
+        <w:rFonts w:ascii="Wingdings" w:hAnsi="Wingdings" w:hint="default"/>
+        <w:sz w:val="20"/>
+      </w:rPr>
+    </w:lvl>
+    <w:lvl w:ilvl="7" w:tentative="1">
+      <w:start w:val="1"/>
+      <w:numFmt w:val="bullet"/>
+      <w:lvlText w:val=""/>
+      <w:lvlJc w:val="left"/>
+      <w:pPr>
+        <w:tabs>
+          <w:tab w:val="num" w:pos="5760"/>
+        </w:tabs>
+        <w:ind w:left="5760" w:hanging="360"/>
+      </w:pPr>
+      <w:rPr>
+        <w:rFonts w:ascii="Wingdings" w:hAnsi="Wingdings" w:hint="default"/>
+        <w:sz w:val="20"/>
+      </w:rPr>
+    </w:lvl>
+    <w:lvl w:ilvl="8" w:tentative="1">
+      <w:start w:val="1"/>
+      <w:numFmt w:val="bullet"/>
+      <w:lvlText w:val=""/>
+      <w:lvlJc w:val="left"/>
+      <w:pPr>
+        <w:tabs>
+          <w:tab w:val="num" w:pos="6480"/>
+        </w:tabs>
+        <w:ind w:left="6480" w:hanging="360"/>
+      </w:pPr>
+      <w:rPr>
+        <w:rFonts w:ascii="Wingdings" w:hAnsi="Wingdings" w:hint="default"/>
+        <w:sz w:val="20"/>
+      </w:rPr>
+    </w:lvl>
+  </w:abstractNum>
+  <w:abstractNum w:abstractNumId="25" w15:restartNumberingAfterBreak="0">
+    <w:nsid w:val="5CB0202F"/>
+    <w:multiLevelType w:val="multilevel"/>
+    <w:tmpl w:val="B78C0188"/>
+    <w:lvl w:ilvl="0">
+      <w:start w:val="1"/>
+      <w:numFmt w:val="bullet"/>
+      <w:lvlText w:val=""/>
+      <w:lvlJc w:val="left"/>
+      <w:pPr>
+        <w:tabs>
+          <w:tab w:val="num" w:pos="720"/>
+        </w:tabs>
+        <w:ind w:left="720" w:hanging="360"/>
+      </w:pPr>
+      <w:rPr>
+        <w:rFonts w:ascii="Symbol" w:hAnsi="Symbol" w:hint="default"/>
+        <w:sz w:val="20"/>
+      </w:rPr>
+    </w:lvl>
+    <w:lvl w:ilvl="1" w:tentative="1">
+      <w:start w:val="1"/>
+      <w:numFmt w:val="bullet"/>
+      <w:lvlText w:val="o"/>
+      <w:lvlJc w:val="left"/>
+      <w:pPr>
+        <w:tabs>
+          <w:tab w:val="num" w:pos="1440"/>
+        </w:tabs>
+        <w:ind w:left="1440" w:hanging="360"/>
+      </w:pPr>
+      <w:rPr>
+        <w:rFonts w:ascii="Courier New" w:hAnsi="Courier New" w:hint="default"/>
+        <w:sz w:val="20"/>
+      </w:rPr>
+    </w:lvl>
+    <w:lvl w:ilvl="2" w:tentative="1">
+      <w:start w:val="1"/>
+      <w:numFmt w:val="bullet"/>
+      <w:lvlText w:val=""/>
+      <w:lvlJc w:val="left"/>
+      <w:pPr>
+        <w:tabs>
+          <w:tab w:val="num" w:pos="2160"/>
+        </w:tabs>
+        <w:ind w:left="2160" w:hanging="360"/>
+      </w:pPr>
+      <w:rPr>
+        <w:rFonts w:ascii="Wingdings" w:hAnsi="Wingdings" w:hint="default"/>
+        <w:sz w:val="20"/>
+      </w:rPr>
+    </w:lvl>
+    <w:lvl w:ilvl="3" w:tentative="1">
+      <w:start w:val="1"/>
+      <w:numFmt w:val="bullet"/>
+      <w:lvlText w:val=""/>
+      <w:lvlJc w:val="left"/>
+      <w:pPr>
+        <w:tabs>
+          <w:tab w:val="num" w:pos="2880"/>
+        </w:tabs>
+        <w:ind w:left="2880" w:hanging="360"/>
+      </w:pPr>
+      <w:rPr>
+        <w:rFonts w:ascii="Wingdings" w:hAnsi="Wingdings" w:hint="default"/>
+        <w:sz w:val="20"/>
+      </w:rPr>
+    </w:lvl>
+    <w:lvl w:ilvl="4" w:tentative="1">
+      <w:start w:val="1"/>
+      <w:numFmt w:val="bullet"/>
+      <w:lvlText w:val=""/>
+      <w:lvlJc w:val="left"/>
+      <w:pPr>
+        <w:tabs>
+          <w:tab w:val="num" w:pos="3600"/>
+        </w:tabs>
+        <w:ind w:left="3600" w:hanging="360"/>
+      </w:pPr>
+      <w:rPr>
+        <w:rFonts w:ascii="Wingdings" w:hAnsi="Wingdings" w:hint="default"/>
+        <w:sz w:val="20"/>
+      </w:rPr>
+    </w:lvl>
+    <w:lvl w:ilvl="5" w:tentative="1">
+      <w:start w:val="1"/>
+      <w:numFmt w:val="bullet"/>
+      <w:lvlText w:val=""/>
+      <w:lvlJc w:val="left"/>
+      <w:pPr>
+        <w:tabs>
+          <w:tab w:val="num" w:pos="4320"/>
+        </w:tabs>
+        <w:ind w:left="4320" w:hanging="360"/>
+      </w:pPr>
+      <w:rPr>
+        <w:rFonts w:ascii="Wingdings" w:hAnsi="Wingdings" w:hint="default"/>
+        <w:sz w:val="20"/>
+      </w:rPr>
+    </w:lvl>
+    <w:lvl w:ilvl="6" w:tentative="1">
+      <w:start w:val="1"/>
+      <w:numFmt w:val="bullet"/>
+      <w:lvlText w:val=""/>
+      <w:lvlJc w:val="left"/>
+      <w:pPr>
+        <w:tabs>
+          <w:tab w:val="num" w:pos="5040"/>
+        </w:tabs>
+        <w:ind w:left="5040" w:hanging="360"/>
+      </w:pPr>
+      <w:rPr>
+        <w:rFonts w:ascii="Wingdings" w:hAnsi="Wingdings" w:hint="default"/>
+        <w:sz w:val="20"/>
+      </w:rPr>
+    </w:lvl>
+    <w:lvl w:ilvl="7" w:tentative="1">
+      <w:start w:val="1"/>
+      <w:numFmt w:val="bullet"/>
+      <w:lvlText w:val=""/>
+      <w:lvlJc w:val="left"/>
+      <w:pPr>
+        <w:tabs>
+          <w:tab w:val="num" w:pos="5760"/>
+        </w:tabs>
+        <w:ind w:left="5760" w:hanging="360"/>
+      </w:pPr>
+      <w:rPr>
+        <w:rFonts w:ascii="Wingdings" w:hAnsi="Wingdings" w:hint="default"/>
+        <w:sz w:val="20"/>
+      </w:rPr>
+    </w:lvl>
+    <w:lvl w:ilvl="8" w:tentative="1">
+      <w:start w:val="1"/>
+      <w:numFmt w:val="bullet"/>
+      <w:lvlText w:val=""/>
+      <w:lvlJc w:val="left"/>
+      <w:pPr>
+        <w:tabs>
+          <w:tab w:val="num" w:pos="6480"/>
+        </w:tabs>
+        <w:ind w:left="6480" w:hanging="360"/>
+      </w:pPr>
+      <w:rPr>
+        <w:rFonts w:ascii="Wingdings" w:hAnsi="Wingdings" w:hint="default"/>
+        <w:sz w:val="20"/>
+      </w:rPr>
+    </w:lvl>
+  </w:abstractNum>
+  <w:abstractNum w:abstractNumId="26" w15:restartNumberingAfterBreak="0">
+    <w:nsid w:val="5EB3549A"/>
+    <w:multiLevelType w:val="multilevel"/>
+    <w:tmpl w:val="998C22F8"/>
+    <w:lvl w:ilvl="0">
+      <w:start w:val="1"/>
+      <w:numFmt w:val="bullet"/>
+      <w:lvlText w:val=""/>
+      <w:lvlJc w:val="left"/>
+      <w:pPr>
+        <w:tabs>
+          <w:tab w:val="num" w:pos="720"/>
+        </w:tabs>
+        <w:ind w:left="720" w:hanging="360"/>
+      </w:pPr>
+      <w:rPr>
+        <w:rFonts w:ascii="Symbol" w:hAnsi="Symbol" w:hint="default"/>
+        <w:sz w:val="20"/>
+      </w:rPr>
+    </w:lvl>
+    <w:lvl w:ilvl="1" w:tentative="1">
+      <w:start w:val="1"/>
+      <w:numFmt w:val="bullet"/>
+      <w:lvlText w:val="o"/>
+      <w:lvlJc w:val="left"/>
+      <w:pPr>
+        <w:tabs>
+          <w:tab w:val="num" w:pos="1440"/>
+        </w:tabs>
+        <w:ind w:left="1440" w:hanging="360"/>
+      </w:pPr>
+      <w:rPr>
+        <w:rFonts w:ascii="Courier New" w:hAnsi="Courier New" w:hint="default"/>
+        <w:sz w:val="20"/>
+      </w:rPr>
+    </w:lvl>
+    <w:lvl w:ilvl="2" w:tentative="1">
+      <w:start w:val="1"/>
+      <w:numFmt w:val="bullet"/>
+      <w:lvlText w:val=""/>
+      <w:lvlJc w:val="left"/>
+      <w:pPr>
+        <w:tabs>
+          <w:tab w:val="num" w:pos="2160"/>
+        </w:tabs>
+        <w:ind w:left="2160" w:hanging="360"/>
+      </w:pPr>
+      <w:rPr>
+        <w:rFonts w:ascii="Wingdings" w:hAnsi="Wingdings" w:hint="default"/>
+        <w:sz w:val="20"/>
+      </w:rPr>
+    </w:lvl>
+    <w:lvl w:ilvl="3" w:tentative="1">
+      <w:start w:val="1"/>
+      <w:numFmt w:val="bullet"/>
+      <w:lvlText w:val=""/>
+      <w:lvlJc w:val="left"/>
+      <w:pPr>
+        <w:tabs>
+          <w:tab w:val="num" w:pos="2880"/>
+        </w:tabs>
+        <w:ind w:left="2880" w:hanging="360"/>
+      </w:pPr>
+      <w:rPr>
+        <w:rFonts w:ascii="Wingdings" w:hAnsi="Wingdings" w:hint="default"/>
+        <w:sz w:val="20"/>
+      </w:rPr>
+    </w:lvl>
+    <w:lvl w:ilvl="4" w:tentative="1">
+      <w:start w:val="1"/>
+      <w:numFmt w:val="bullet"/>
+      <w:lvlText w:val=""/>
+      <w:lvlJc w:val="left"/>
+      <w:pPr>
+        <w:tabs>
+          <w:tab w:val="num" w:pos="3600"/>
+        </w:tabs>
+        <w:ind w:left="3600" w:hanging="360"/>
+      </w:pPr>
+      <w:rPr>
+        <w:rFonts w:ascii="Wingdings" w:hAnsi="Wingdings" w:hint="default"/>
+        <w:sz w:val="20"/>
+      </w:rPr>
+    </w:lvl>
+    <w:lvl w:ilvl="5" w:tentative="1">
+      <w:start w:val="1"/>
+      <w:numFmt w:val="bullet"/>
+      <w:lvlText w:val=""/>
+      <w:lvlJc w:val="left"/>
+      <w:pPr>
+        <w:tabs>
+          <w:tab w:val="num" w:pos="4320"/>
+        </w:tabs>
+        <w:ind w:left="4320" w:hanging="360"/>
+      </w:pPr>
+      <w:rPr>
+        <w:rFonts w:ascii="Wingdings" w:hAnsi="Wingdings" w:hint="default"/>
+        <w:sz w:val="20"/>
+      </w:rPr>
+    </w:lvl>
+    <w:lvl w:ilvl="6" w:tentative="1">
+      <w:start w:val="1"/>
+      <w:numFmt w:val="bullet"/>
+      <w:lvlText w:val=""/>
+      <w:lvlJc w:val="left"/>
+      <w:pPr>
+        <w:tabs>
+          <w:tab w:val="num" w:pos="5040"/>
+        </w:tabs>
+        <w:ind w:left="5040" w:hanging="360"/>
+      </w:pPr>
+      <w:rPr>
+        <w:rFonts w:ascii="Wingdings" w:hAnsi="Wingdings" w:hint="default"/>
+        <w:sz w:val="20"/>
+      </w:rPr>
+    </w:lvl>
+    <w:lvl w:ilvl="7" w:tentative="1">
+      <w:start w:val="1"/>
+      <w:numFmt w:val="bullet"/>
+      <w:lvlText w:val=""/>
+      <w:lvlJc w:val="left"/>
+      <w:pPr>
+        <w:tabs>
+          <w:tab w:val="num" w:pos="5760"/>
+        </w:tabs>
+        <w:ind w:left="5760" w:hanging="360"/>
+      </w:pPr>
+      <w:rPr>
+        <w:rFonts w:ascii="Wingdings" w:hAnsi="Wingdings" w:hint="default"/>
+        <w:sz w:val="20"/>
+      </w:rPr>
+    </w:lvl>
+    <w:lvl w:ilvl="8" w:tentative="1">
+      <w:start w:val="1"/>
+      <w:numFmt w:val="bullet"/>
+      <w:lvlText w:val=""/>
+      <w:lvlJc w:val="left"/>
+      <w:pPr>
+        <w:tabs>
+          <w:tab w:val="num" w:pos="6480"/>
+        </w:tabs>
+        <w:ind w:left="6480" w:hanging="360"/>
+      </w:pPr>
+      <w:rPr>
+        <w:rFonts w:ascii="Wingdings" w:hAnsi="Wingdings" w:hint="default"/>
+        <w:sz w:val="20"/>
+      </w:rPr>
+    </w:lvl>
+  </w:abstractNum>
+  <w:abstractNum w:abstractNumId="27" w15:restartNumberingAfterBreak="0">
+    <w:nsid w:val="626F0F14"/>
+    <w:multiLevelType w:val="multilevel"/>
+    <w:tmpl w:val="3C3E62C2"/>
+    <w:lvl w:ilvl="0">
+      <w:start w:val="1"/>
+      <w:numFmt w:val="decimal"/>
+      <w:lvlText w:val="%1."/>
+      <w:lvlJc w:val="left"/>
+      <w:pPr>
+        <w:tabs>
+          <w:tab w:val="num" w:pos="720"/>
+        </w:tabs>
+        <w:ind w:left="720" w:hanging="360"/>
+      </w:pPr>
+    </w:lvl>
+    <w:lvl w:ilvl="1" w:tentative="1">
+      <w:start w:val="1"/>
+      <w:numFmt w:val="decimal"/>
+      <w:lvlText w:val="%2."/>
+      <w:lvlJc w:val="left"/>
+      <w:pPr>
+        <w:tabs>
+          <w:tab w:val="num" w:pos="1440"/>
+        </w:tabs>
+        <w:ind w:left="1440" w:hanging="360"/>
+      </w:pPr>
+    </w:lvl>
+    <w:lvl w:ilvl="2" w:tentative="1">
+      <w:start w:val="1"/>
+      <w:numFmt w:val="decimal"/>
+      <w:lvlText w:val="%3."/>
+      <w:lvlJc w:val="left"/>
+      <w:pPr>
+        <w:tabs>
+          <w:tab w:val="num" w:pos="2160"/>
+        </w:tabs>
+        <w:ind w:left="2160" w:hanging="360"/>
+      </w:pPr>
+    </w:lvl>
+    <w:lvl w:ilvl="3" w:tentative="1">
+      <w:start w:val="1"/>
+      <w:numFmt w:val="decimal"/>
+      <w:lvlText w:val="%4."/>
+      <w:lvlJc w:val="left"/>
+      <w:pPr>
+        <w:tabs>
+          <w:tab w:val="num" w:pos="2880"/>
+        </w:tabs>
+        <w:ind w:left="2880" w:hanging="360"/>
+      </w:pPr>
+    </w:lvl>
+    <w:lvl w:ilvl="4" w:tentative="1">
+      <w:start w:val="1"/>
+      <w:numFmt w:val="decimal"/>
+      <w:lvlText w:val="%5."/>
+      <w:lvlJc w:val="left"/>
+      <w:pPr>
+        <w:tabs>
+          <w:tab w:val="num" w:pos="3600"/>
+        </w:tabs>
+        <w:ind w:left="3600" w:hanging="360"/>
+      </w:pPr>
+    </w:lvl>
+    <w:lvl w:ilvl="5" w:tentative="1">
+      <w:start w:val="1"/>
+      <w:numFmt w:val="decimal"/>
+      <w:lvlText w:val="%6."/>
+      <w:lvlJc w:val="left"/>
+      <w:pPr>
+        <w:tabs>
+          <w:tab w:val="num" w:pos="4320"/>
+        </w:tabs>
+        <w:ind w:left="4320" w:hanging="360"/>
+      </w:pPr>
+    </w:lvl>
+    <w:lvl w:ilvl="6" w:tentative="1">
+      <w:start w:val="1"/>
+      <w:numFmt w:val="decimal"/>
+      <w:lvlText w:val="%7."/>
+      <w:lvlJc w:val="left"/>
+      <w:pPr>
+        <w:tabs>
+          <w:tab w:val="num" w:pos="5040"/>
+        </w:tabs>
+        <w:ind w:left="5040" w:hanging="360"/>
+      </w:pPr>
+    </w:lvl>
+    <w:lvl w:ilvl="7" w:tentative="1">
+      <w:start w:val="1"/>
+      <w:numFmt w:val="decimal"/>
+      <w:lvlText w:val="%8."/>
+      <w:lvlJc w:val="left"/>
+      <w:pPr>
+        <w:tabs>
+          <w:tab w:val="num" w:pos="5760"/>
+        </w:tabs>
+        <w:ind w:left="5760" w:hanging="360"/>
+      </w:pPr>
+    </w:lvl>
+    <w:lvl w:ilvl="8" w:tentative="1">
+      <w:start w:val="1"/>
+      <w:numFmt w:val="decimal"/>
+      <w:lvlText w:val="%9."/>
+      <w:lvlJc w:val="left"/>
+      <w:pPr>
+        <w:tabs>
+          <w:tab w:val="num" w:pos="6480"/>
+        </w:tabs>
+        <w:ind w:left="6480" w:hanging="360"/>
+      </w:pPr>
+    </w:lvl>
+  </w:abstractNum>
+  <w:abstractNum w:abstractNumId="28" w15:restartNumberingAfterBreak="0">
+    <w:nsid w:val="6467190B"/>
+    <w:multiLevelType w:val="multilevel"/>
+    <w:tmpl w:val="F79EFD8E"/>
+    <w:lvl w:ilvl="0">
+      <w:start w:val="1"/>
+      <w:numFmt w:val="bullet"/>
+      <w:lvlText w:val=""/>
+      <w:lvlJc w:val="left"/>
+      <w:pPr>
+        <w:tabs>
+          <w:tab w:val="num" w:pos="720"/>
+        </w:tabs>
+        <w:ind w:left="720" w:hanging="360"/>
+      </w:pPr>
+      <w:rPr>
+        <w:rFonts w:ascii="Symbol" w:hAnsi="Symbol" w:hint="default"/>
+        <w:sz w:val="20"/>
+      </w:rPr>
+    </w:lvl>
+    <w:lvl w:ilvl="1" w:tentative="1">
+      <w:start w:val="1"/>
+      <w:numFmt w:val="bullet"/>
+      <w:lvlText w:val="o"/>
+      <w:lvlJc w:val="left"/>
+      <w:pPr>
+        <w:tabs>
+          <w:tab w:val="num" w:pos="1440"/>
+        </w:tabs>
+        <w:ind w:left="1440" w:hanging="360"/>
+      </w:pPr>
+      <w:rPr>
+        <w:rFonts w:ascii="Courier New" w:hAnsi="Courier New" w:hint="default"/>
+        <w:sz w:val="20"/>
+      </w:rPr>
+    </w:lvl>
+    <w:lvl w:ilvl="2" w:tentative="1">
+      <w:start w:val="1"/>
+      <w:numFmt w:val="bullet"/>
+      <w:lvlText w:val=""/>
+      <w:lvlJc w:val="left"/>
+      <w:pPr>
+        <w:tabs>
+          <w:tab w:val="num" w:pos="2160"/>
+        </w:tabs>
+        <w:ind w:left="2160" w:hanging="360"/>
+      </w:pPr>
+      <w:rPr>
+        <w:rFonts w:ascii="Wingdings" w:hAnsi="Wingdings" w:hint="default"/>
+        <w:sz w:val="20"/>
+      </w:rPr>
+    </w:lvl>
+    <w:lvl w:ilvl="3" w:tentative="1">
+      <w:start w:val="1"/>
+      <w:numFmt w:val="bullet"/>
+      <w:lvlText w:val=""/>
+      <w:lvlJc w:val="left"/>
+      <w:pPr>
+        <w:tabs>
+          <w:tab w:val="num" w:pos="2880"/>
+        </w:tabs>
+        <w:ind w:left="2880" w:hanging="360"/>
+      </w:pPr>
+      <w:rPr>
+        <w:rFonts w:ascii="Wingdings" w:hAnsi="Wingdings" w:hint="default"/>
+        <w:sz w:val="20"/>
+      </w:rPr>
+    </w:lvl>
+    <w:lvl w:ilvl="4" w:tentative="1">
+      <w:start w:val="1"/>
+      <w:numFmt w:val="bullet"/>
+      <w:lvlText w:val=""/>
+      <w:lvlJc w:val="left"/>
+      <w:pPr>
+        <w:tabs>
+          <w:tab w:val="num" w:pos="3600"/>
+        </w:tabs>
+        <w:ind w:left="3600" w:hanging="360"/>
+      </w:pPr>
+      <w:rPr>
+        <w:rFonts w:ascii="Wingdings" w:hAnsi="Wingdings" w:hint="default"/>
+        <w:sz w:val="20"/>
+      </w:rPr>
+    </w:lvl>
+    <w:lvl w:ilvl="5" w:tentative="1">
+      <w:start w:val="1"/>
+      <w:numFmt w:val="bullet"/>
+      <w:lvlText w:val=""/>
+      <w:lvlJc w:val="left"/>
+      <w:pPr>
+        <w:tabs>
+          <w:tab w:val="num" w:pos="4320"/>
+        </w:tabs>
+        <w:ind w:left="4320" w:hanging="360"/>
+      </w:pPr>
+      <w:rPr>
+        <w:rFonts w:ascii="Wingdings" w:hAnsi="Wingdings" w:hint="default"/>
+        <w:sz w:val="20"/>
+      </w:rPr>
+    </w:lvl>
+    <w:lvl w:ilvl="6" w:tentative="1">
+      <w:start w:val="1"/>
+      <w:numFmt w:val="bullet"/>
+      <w:lvlText w:val=""/>
+      <w:lvlJc w:val="left"/>
+      <w:pPr>
+        <w:tabs>
+          <w:tab w:val="num" w:pos="5040"/>
+        </w:tabs>
+        <w:ind w:left="5040" w:hanging="360"/>
+      </w:pPr>
+      <w:rPr>
+        <w:rFonts w:ascii="Wingdings" w:hAnsi="Wingdings" w:hint="default"/>
+        <w:sz w:val="20"/>
+      </w:rPr>
+    </w:lvl>
+    <w:lvl w:ilvl="7" w:tentative="1">
+      <w:start w:val="1"/>
+      <w:numFmt w:val="bullet"/>
+      <w:lvlText w:val=""/>
+      <w:lvlJc w:val="left"/>
+      <w:pPr>
+        <w:tabs>
+          <w:tab w:val="num" w:pos="5760"/>
+        </w:tabs>
+        <w:ind w:left="5760" w:hanging="360"/>
+      </w:pPr>
+      <w:rPr>
+        <w:rFonts w:ascii="Wingdings" w:hAnsi="Wingdings" w:hint="default"/>
+        <w:sz w:val="20"/>
+      </w:rPr>
+    </w:lvl>
+    <w:lvl w:ilvl="8" w:tentative="1">
+      <w:start w:val="1"/>
+      <w:numFmt w:val="bullet"/>
+      <w:lvlText w:val=""/>
+      <w:lvlJc w:val="left"/>
+      <w:pPr>
+        <w:tabs>
+          <w:tab w:val="num" w:pos="6480"/>
+        </w:tabs>
+        <w:ind w:left="6480" w:hanging="360"/>
+      </w:pPr>
+      <w:rPr>
+        <w:rFonts w:ascii="Wingdings" w:hAnsi="Wingdings" w:hint="default"/>
+        <w:sz w:val="20"/>
+      </w:rPr>
+    </w:lvl>
+  </w:abstractNum>
+  <w:abstractNum w:abstractNumId="29" w15:restartNumberingAfterBreak="0">
+    <w:nsid w:val="66867094"/>
+    <w:multiLevelType w:val="multilevel"/>
+    <w:tmpl w:val="3BBC0468"/>
+    <w:lvl w:ilvl="0">
+      <w:start w:val="1"/>
+      <w:numFmt w:val="bullet"/>
+      <w:lvlText w:val=""/>
+      <w:lvlJc w:val="left"/>
+      <w:pPr>
+        <w:tabs>
+          <w:tab w:val="num" w:pos="720"/>
+        </w:tabs>
+        <w:ind w:left="720" w:hanging="360"/>
+      </w:pPr>
+      <w:rPr>
+        <w:rFonts w:ascii="Symbol" w:hAnsi="Symbol" w:hint="default"/>
+        <w:sz w:val="20"/>
+      </w:rPr>
+    </w:lvl>
+    <w:lvl w:ilvl="1" w:tentative="1">
+      <w:start w:val="1"/>
+      <w:numFmt w:val="bullet"/>
+      <w:lvlText w:val="o"/>
+      <w:lvlJc w:val="left"/>
+      <w:pPr>
+        <w:tabs>
+          <w:tab w:val="num" w:pos="1440"/>
+        </w:tabs>
+        <w:ind w:left="1440" w:hanging="360"/>
+      </w:pPr>
+      <w:rPr>
+        <w:rFonts w:ascii="Courier New" w:hAnsi="Courier New" w:hint="default"/>
+        <w:sz w:val="20"/>
+      </w:rPr>
+    </w:lvl>
+    <w:lvl w:ilvl="2" w:tentative="1">
+      <w:start w:val="1"/>
+      <w:numFmt w:val="bullet"/>
+      <w:lvlText w:val=""/>
+      <w:lvlJc w:val="left"/>
+      <w:pPr>
+        <w:tabs>
+          <w:tab w:val="num" w:pos="2160"/>
+        </w:tabs>
+        <w:ind w:left="2160" w:hanging="360"/>
+      </w:pPr>
+      <w:rPr>
+        <w:rFonts w:ascii="Wingdings" w:hAnsi="Wingdings" w:hint="default"/>
+        <w:sz w:val="20"/>
+      </w:rPr>
+    </w:lvl>
+    <w:lvl w:ilvl="3" w:tentative="1">
+      <w:start w:val="1"/>
+      <w:numFmt w:val="bullet"/>
+      <w:lvlText w:val=""/>
+      <w:lvlJc w:val="left"/>
+      <w:pPr>
+        <w:tabs>
+          <w:tab w:val="num" w:pos="2880"/>
+        </w:tabs>
+        <w:ind w:left="2880" w:hanging="360"/>
+      </w:pPr>
+      <w:rPr>
+        <w:rFonts w:ascii="Wingdings" w:hAnsi="Wingdings" w:hint="default"/>
+        <w:sz w:val="20"/>
+      </w:rPr>
+    </w:lvl>
+    <w:lvl w:ilvl="4" w:tentative="1">
+      <w:start w:val="1"/>
+      <w:numFmt w:val="bullet"/>
+      <w:lvlText w:val=""/>
+      <w:lvlJc w:val="left"/>
+      <w:pPr>
+        <w:tabs>
+          <w:tab w:val="num" w:pos="3600"/>
+        </w:tabs>
+        <w:ind w:left="3600" w:hanging="360"/>
+      </w:pPr>
+      <w:rPr>
+        <w:rFonts w:ascii="Wingdings" w:hAnsi="Wingdings" w:hint="default"/>
+        <w:sz w:val="20"/>
+      </w:rPr>
+    </w:lvl>
+    <w:lvl w:ilvl="5" w:tentative="1">
+      <w:start w:val="1"/>
+      <w:numFmt w:val="bullet"/>
+      <w:lvlText w:val=""/>
+      <w:lvlJc w:val="left"/>
+      <w:pPr>
+        <w:tabs>
+          <w:tab w:val="num" w:pos="4320"/>
+        </w:tabs>
+        <w:ind w:left="4320" w:hanging="360"/>
+      </w:pPr>
+      <w:rPr>
+        <w:rFonts w:ascii="Wingdings" w:hAnsi="Wingdings" w:hint="default"/>
+        <w:sz w:val="20"/>
+      </w:rPr>
+    </w:lvl>
+    <w:lvl w:ilvl="6" w:tentative="1">
+      <w:start w:val="1"/>
+      <w:numFmt w:val="bullet"/>
+      <w:lvlText w:val=""/>
+      <w:lvlJc w:val="left"/>
+      <w:pPr>
+        <w:tabs>
+          <w:tab w:val="num" w:pos="5040"/>
+        </w:tabs>
+        <w:ind w:left="5040" w:hanging="360"/>
+      </w:pPr>
+      <w:rPr>
+        <w:rFonts w:ascii="Wingdings" w:hAnsi="Wingdings" w:hint="default"/>
+        <w:sz w:val="20"/>
+      </w:rPr>
+    </w:lvl>
+    <w:lvl w:ilvl="7" w:tentative="1">
+      <w:start w:val="1"/>
+      <w:numFmt w:val="bullet"/>
+      <w:lvlText w:val=""/>
+      <w:lvlJc w:val="left"/>
+      <w:pPr>
+        <w:tabs>
+          <w:tab w:val="num" w:pos="5760"/>
+        </w:tabs>
+        <w:ind w:left="5760" w:hanging="360"/>
+      </w:pPr>
+      <w:rPr>
+        <w:rFonts w:ascii="Wingdings" w:hAnsi="Wingdings" w:hint="default"/>
+        <w:sz w:val="20"/>
+      </w:rPr>
+    </w:lvl>
+    <w:lvl w:ilvl="8" w:tentative="1">
+      <w:start w:val="1"/>
+      <w:numFmt w:val="bullet"/>
+      <w:lvlText w:val=""/>
+      <w:lvlJc w:val="left"/>
+      <w:pPr>
+        <w:tabs>
+          <w:tab w:val="num" w:pos="6480"/>
+        </w:tabs>
+        <w:ind w:left="6480" w:hanging="360"/>
+      </w:pPr>
+      <w:rPr>
+        <w:rFonts w:ascii="Wingdings" w:hAnsi="Wingdings" w:hint="default"/>
+        <w:sz w:val="20"/>
+      </w:rPr>
+    </w:lvl>
+  </w:abstractNum>
+  <w:abstractNum w:abstractNumId="30" w15:restartNumberingAfterBreak="0">
+    <w:nsid w:val="7AB5527F"/>
+    <w:multiLevelType w:val="multilevel"/>
+    <w:tmpl w:val="40520022"/>
+    <w:lvl w:ilvl="0">
+      <w:start w:val="1"/>
+      <w:numFmt w:val="bullet"/>
+      <w:lvlText w:val=""/>
+      <w:lvlJc w:val="left"/>
+      <w:pPr>
+        <w:tabs>
+          <w:tab w:val="num" w:pos="720"/>
+        </w:tabs>
+        <w:ind w:left="720" w:hanging="360"/>
+      </w:pPr>
+      <w:rPr>
+        <w:rFonts w:ascii="Symbol" w:hAnsi="Symbol" w:hint="default"/>
+        <w:sz w:val="20"/>
+      </w:rPr>
+    </w:lvl>
+    <w:lvl w:ilvl="1" w:tentative="1">
+      <w:start w:val="1"/>
+      <w:numFmt w:val="bullet"/>
+      <w:lvlText w:val="o"/>
+      <w:lvlJc w:val="left"/>
+      <w:pPr>
+        <w:tabs>
+          <w:tab w:val="num" w:pos="1440"/>
+        </w:tabs>
+        <w:ind w:left="1440" w:hanging="360"/>
+      </w:pPr>
+      <w:rPr>
+        <w:rFonts w:ascii="Courier New" w:hAnsi="Courier New" w:hint="default"/>
+        <w:sz w:val="20"/>
+      </w:rPr>
+    </w:lvl>
+    <w:lvl w:ilvl="2" w:tentative="1">
+      <w:start w:val="1"/>
+      <w:numFmt w:val="bullet"/>
+      <w:lvlText w:val=""/>
+      <w:lvlJc w:val="left"/>
+      <w:pPr>
+        <w:tabs>
+          <w:tab w:val="num" w:pos="2160"/>
+        </w:tabs>
+        <w:ind w:left="2160" w:hanging="360"/>
+      </w:pPr>
+      <w:rPr>
+        <w:rFonts w:ascii="Wingdings" w:hAnsi="Wingdings" w:hint="default"/>
+        <w:sz w:val="20"/>
+      </w:rPr>
+    </w:lvl>
+    <w:lvl w:ilvl="3" w:tentative="1">
+      <w:start w:val="1"/>
+      <w:numFmt w:val="bullet"/>
+      <w:lvlText w:val=""/>
+      <w:lvlJc w:val="left"/>
+      <w:pPr>
+        <w:tabs>
+          <w:tab w:val="num" w:pos="2880"/>
+        </w:tabs>
+        <w:ind w:left="2880" w:hanging="360"/>
+      </w:pPr>
+      <w:rPr>
+        <w:rFonts w:ascii="Wingdings" w:hAnsi="Wingdings" w:hint="default"/>
+        <w:sz w:val="20"/>
+      </w:rPr>
+    </w:lvl>
+    <w:lvl w:ilvl="4" w:tentative="1">
+      <w:start w:val="1"/>
+      <w:numFmt w:val="bullet"/>
+      <w:lvlText w:val=""/>
+      <w:lvlJc w:val="left"/>
+      <w:pPr>
+        <w:tabs>
+          <w:tab w:val="num" w:pos="3600"/>
+        </w:tabs>
+        <w:ind w:left="3600" w:hanging="360"/>
+      </w:pPr>
+      <w:rPr>
+        <w:rFonts w:ascii="Wingdings" w:hAnsi="Wingdings" w:hint="default"/>
+        <w:sz w:val="20"/>
+      </w:rPr>
+    </w:lvl>
+    <w:lvl w:ilvl="5" w:tentative="1">
+      <w:start w:val="1"/>
+      <w:numFmt w:val="bullet"/>
+      <w:lvlText w:val=""/>
+      <w:lvlJc w:val="left"/>
+      <w:pPr>
+        <w:tabs>
+          <w:tab w:val="num" w:pos="4320"/>
+        </w:tabs>
+        <w:ind w:left="4320" w:hanging="360"/>
+      </w:pPr>
+      <w:rPr>
+        <w:rFonts w:ascii="Wingdings" w:hAnsi="Wingdings" w:hint="default"/>
+        <w:sz w:val="20"/>
+      </w:rPr>
+    </w:lvl>
+    <w:lvl w:ilvl="6" w:tentative="1">
+      <w:start w:val="1"/>
+      <w:numFmt w:val="bullet"/>
+      <w:lvlText w:val=""/>
+      <w:lvlJc w:val="left"/>
+      <w:pPr>
+        <w:tabs>
+          <w:tab w:val="num" w:pos="5040"/>
+        </w:tabs>
+        <w:ind w:left="5040" w:hanging="360"/>
+      </w:pPr>
+      <w:rPr>
+        <w:rFonts w:ascii="Wingdings" w:hAnsi="Wingdings" w:hint="default"/>
+        <w:sz w:val="20"/>
+      </w:rPr>
+    </w:lvl>
+    <w:lvl w:ilvl="7" w:tentative="1">
+      <w:start w:val="1"/>
+      <w:numFmt w:val="bullet"/>
+      <w:lvlText w:val=""/>
+      <w:lvlJc w:val="left"/>
+      <w:pPr>
+        <w:tabs>
+          <w:tab w:val="num" w:pos="5760"/>
+        </w:tabs>
+        <w:ind w:left="5760" w:hanging="360"/>
+      </w:pPr>
+      <w:rPr>
+        <w:rFonts w:ascii="Wingdings" w:hAnsi="Wingdings" w:hint="default"/>
+        <w:sz w:val="20"/>
+      </w:rPr>
+    </w:lvl>
+    <w:lvl w:ilvl="8" w:tentative="1">
+      <w:start w:val="1"/>
+      <w:numFmt w:val="bullet"/>
+      <w:lvlText w:val=""/>
+      <w:lvlJc w:val="left"/>
+      <w:pPr>
+        <w:tabs>
+          <w:tab w:val="num" w:pos="6480"/>
+        </w:tabs>
+        <w:ind w:left="6480" w:hanging="360"/>
+      </w:pPr>
+      <w:rPr>
+        <w:rFonts w:ascii="Wingdings" w:hAnsi="Wingdings" w:hint="default"/>
+        <w:sz w:val="20"/>
+      </w:rPr>
+    </w:lvl>
+  </w:abstractNum>
+  <w:abstractNum w:abstractNumId="31" w15:restartNumberingAfterBreak="0">
+    <w:nsid w:val="7C1F06AF"/>
+    <w:multiLevelType w:val="multilevel"/>
+    <w:tmpl w:val="35F8D85C"/>
+    <w:lvl w:ilvl="0">
+      <w:start w:val="1"/>
+      <w:numFmt w:val="bullet"/>
+      <w:lvlText w:val=""/>
+      <w:lvlJc w:val="left"/>
+      <w:pPr>
+        <w:tabs>
+          <w:tab w:val="num" w:pos="720"/>
+        </w:tabs>
+        <w:ind w:left="720" w:hanging="360"/>
+      </w:pPr>
+      <w:rPr>
+        <w:rFonts w:ascii="Symbol" w:hAnsi="Symbol" w:hint="default"/>
+        <w:sz w:val="20"/>
+      </w:rPr>
+    </w:lvl>
+    <w:lvl w:ilvl="1" w:tentative="1">
+      <w:start w:val="1"/>
+      <w:numFmt w:val="bullet"/>
+      <w:lvlText w:val="o"/>
+      <w:lvlJc w:val="left"/>
+      <w:pPr>
+        <w:tabs>
+          <w:tab w:val="num" w:pos="1440"/>
+        </w:tabs>
+        <w:ind w:left="1440" w:hanging="360"/>
+      </w:pPr>
+      <w:rPr>
+        <w:rFonts w:ascii="Courier New" w:hAnsi="Courier New" w:hint="default"/>
+        <w:sz w:val="20"/>
+      </w:rPr>
+    </w:lvl>
+    <w:lvl w:ilvl="2" w:tentative="1">
+      <w:start w:val="1"/>
+      <w:numFmt w:val="bullet"/>
+      <w:lvlText w:val=""/>
+      <w:lvlJc w:val="left"/>
+      <w:pPr>
+        <w:tabs>
+          <w:tab w:val="num" w:pos="2160"/>
+        </w:tabs>
+        <w:ind w:left="2160" w:hanging="360"/>
+      </w:pPr>
+      <w:rPr>
+        <w:rFonts w:ascii="Wingdings" w:hAnsi="Wingdings" w:hint="default"/>
+        <w:sz w:val="20"/>
+      </w:rPr>
+    </w:lvl>
+    <w:lvl w:ilvl="3" w:tentative="1">
+      <w:start w:val="1"/>
+      <w:numFmt w:val="bullet"/>
+      <w:lvlText w:val=""/>
+      <w:lvlJc w:val="left"/>
+      <w:pPr>
+        <w:tabs>
+          <w:tab w:val="num" w:pos="2880"/>
+        </w:tabs>
+        <w:ind w:left="2880" w:hanging="360"/>
+      </w:pPr>
+      <w:rPr>
+        <w:rFonts w:ascii="Wingdings" w:hAnsi="Wingdings" w:hint="default"/>
+        <w:sz w:val="20"/>
+      </w:rPr>
+    </w:lvl>
+    <w:lvl w:ilvl="4" w:tentative="1">
+      <w:start w:val="1"/>
+      <w:numFmt w:val="bullet"/>
+      <w:lvlText w:val=""/>
+      <w:lvlJc w:val="left"/>
+      <w:pPr>
+        <w:tabs>
+          <w:tab w:val="num" w:pos="3600"/>
+        </w:tabs>
+        <w:ind w:left="3600" w:hanging="360"/>
+      </w:pPr>
+      <w:rPr>
+        <w:rFonts w:ascii="Wingdings" w:hAnsi="Wingdings" w:hint="default"/>
+        <w:sz w:val="20"/>
+      </w:rPr>
+    </w:lvl>
+    <w:lvl w:ilvl="5" w:tentative="1">
+      <w:start w:val="1"/>
+      <w:numFmt w:val="bullet"/>
+      <w:lvlText w:val=""/>
+      <w:lvlJc w:val="left"/>
+      <w:pPr>
+        <w:tabs>
+          <w:tab w:val="num" w:pos="4320"/>
+        </w:tabs>
+        <w:ind w:left="4320" w:hanging="360"/>
+      </w:pPr>
+      <w:rPr>
+        <w:rFonts w:ascii="Wingdings" w:hAnsi="Wingdings" w:hint="default"/>
+        <w:sz w:val="20"/>
+      </w:rPr>
+    </w:lvl>
+    <w:lvl w:ilvl="6" w:tentative="1">
+      <w:start w:val="1"/>
+      <w:numFmt w:val="bullet"/>
+      <w:lvlText w:val=""/>
+      <w:lvlJc w:val="left"/>
+      <w:pPr>
+        <w:tabs>
+          <w:tab w:val="num" w:pos="5040"/>
+        </w:tabs>
+        <w:ind w:left="5040" w:hanging="360"/>
+      </w:pPr>
+      <w:rPr>
+        <w:rFonts w:ascii="Wingdings" w:hAnsi="Wingdings" w:hint="default"/>
+        <w:sz w:val="20"/>
+      </w:rPr>
+    </w:lvl>
+    <w:lvl w:ilvl="7" w:tentative="1">
+      <w:start w:val="1"/>
+      <w:numFmt w:val="bullet"/>
+      <w:lvlText w:val=""/>
+      <w:lvlJc w:val="left"/>
+      <w:pPr>
+        <w:tabs>
+          <w:tab w:val="num" w:pos="5760"/>
+        </w:tabs>
+        <w:ind w:left="5760" w:hanging="360"/>
+      </w:pPr>
+      <w:rPr>
+        <w:rFonts w:ascii="Wingdings" w:hAnsi="Wingdings" w:hint="default"/>
+        <w:sz w:val="20"/>
+      </w:rPr>
+    </w:lvl>
+    <w:lvl w:ilvl="8" w:tentative="1">
+      <w:start w:val="1"/>
+      <w:numFmt w:val="bullet"/>
+      <w:lvlText w:val=""/>
+      <w:lvlJc w:val="left"/>
+      <w:pPr>
+        <w:tabs>
+          <w:tab w:val="num" w:pos="6480"/>
+        </w:tabs>
+        <w:ind w:left="6480" w:hanging="360"/>
+      </w:pPr>
+      <w:rPr>
+        <w:rFonts w:ascii="Wingdings" w:hAnsi="Wingdings" w:hint="default"/>
+        <w:sz w:val="20"/>
+      </w:rPr>
+    </w:lvl>
+  </w:abstractNum>
+  <w:abstractNum w:abstractNumId="32" w15:restartNumberingAfterBreak="0">
+    <w:nsid w:val="7FD60F06"/>
+    <w:multiLevelType w:val="multilevel"/>
+    <w:tmpl w:val="0F70A59A"/>
+    <w:lvl w:ilvl="0">
+      <w:start w:val="1"/>
+      <w:numFmt w:val="bullet"/>
+      <w:lvlText w:val=""/>
+      <w:lvlJc w:val="left"/>
+      <w:pPr>
+        <w:tabs>
+          <w:tab w:val="num" w:pos="720"/>
+        </w:tabs>
+        <w:ind w:left="720" w:hanging="360"/>
+      </w:pPr>
+      <w:rPr>
+        <w:rFonts w:ascii="Symbol" w:hAnsi="Symbol" w:hint="default"/>
+        <w:sz w:val="20"/>
+      </w:rPr>
+    </w:lvl>
+    <w:lvl w:ilvl="1" w:tentative="1">
+      <w:start w:val="1"/>
+      <w:numFmt w:val="bullet"/>
+      <w:lvlText w:val="o"/>
+      <w:lvlJc w:val="left"/>
+      <w:pPr>
+        <w:tabs>
+          <w:tab w:val="num" w:pos="1440"/>
+        </w:tabs>
+        <w:ind w:left="1440" w:hanging="360"/>
+      </w:pPr>
+      <w:rPr>
+        <w:rFonts w:ascii="Courier New" w:hAnsi="Courier New" w:hint="default"/>
+        <w:sz w:val="20"/>
+      </w:rPr>
+    </w:lvl>
+    <w:lvl w:ilvl="2" w:tentative="1">
+      <w:start w:val="1"/>
+      <w:numFmt w:val="bullet"/>
+      <w:lvlText w:val=""/>
+      <w:lvlJc w:val="left"/>
+      <w:pPr>
+        <w:tabs>
+          <w:tab w:val="num" w:pos="2160"/>
+        </w:tabs>
+        <w:ind w:left="2160" w:hanging="360"/>
+      </w:pPr>
+      <w:rPr>
+        <w:rFonts w:ascii="Wingdings" w:hAnsi="Wingdings" w:hint="default"/>
+        <w:sz w:val="20"/>
+      </w:rPr>
+    </w:lvl>
+    <w:lvl w:ilvl="3" w:tentative="1">
+      <w:start w:val="1"/>
+      <w:numFmt w:val="bullet"/>
+      <w:lvlText w:val=""/>
+      <w:lvlJc w:val="left"/>
+      <w:pPr>
+        <w:tabs>
+          <w:tab w:val="num" w:pos="2880"/>
+        </w:tabs>
+        <w:ind w:left="2880" w:hanging="360"/>
+      </w:pPr>
+      <w:rPr>
+        <w:rFonts w:ascii="Wingdings" w:hAnsi="Wingdings" w:hint="default"/>
+        <w:sz w:val="20"/>
+      </w:rPr>
+    </w:lvl>
+    <w:lvl w:ilvl="4" w:tentative="1">
+      <w:start w:val="1"/>
+      <w:numFmt w:val="bullet"/>
+      <w:lvlText w:val=""/>
+      <w:lvlJc w:val="left"/>
+      <w:pPr>
+        <w:tabs>
+          <w:tab w:val="num" w:pos="3600"/>
+        </w:tabs>
+        <w:ind w:left="3600" w:hanging="360"/>
+      </w:pPr>
+      <w:rPr>
+        <w:rFonts w:ascii="Wingdings" w:hAnsi="Wingdings" w:hint="default"/>
+        <w:sz w:val="20"/>
+      </w:rPr>
+    </w:lvl>
+    <w:lvl w:ilvl="5" w:tentative="1">
+      <w:start w:val="1"/>
+      <w:numFmt w:val="bullet"/>
+      <w:lvlText w:val=""/>
+      <w:lvlJc w:val="left"/>
+      <w:pPr>
+        <w:tabs>
+          <w:tab w:val="num" w:pos="4320"/>
+        </w:tabs>
+        <w:ind w:left="4320" w:hanging="360"/>
+      </w:pPr>
+      <w:rPr>
+        <w:rFonts w:ascii="Wingdings" w:hAnsi="Wingdings" w:hint="default"/>
+        <w:sz w:val="20"/>
+      </w:rPr>
+    </w:lvl>
+    <w:lvl w:ilvl="6" w:tentative="1">
+      <w:start w:val="1"/>
+      <w:numFmt w:val="bullet"/>
+      <w:lvlText w:val=""/>
+      <w:lvlJc w:val="left"/>
+      <w:pPr>
+        <w:tabs>
+          <w:tab w:val="num" w:pos="5040"/>
+        </w:tabs>
+        <w:ind w:left="5040" w:hanging="360"/>
+      </w:pPr>
+      <w:rPr>
+        <w:rFonts w:ascii="Wingdings" w:hAnsi="Wingdings" w:hint="default"/>
+        <w:sz w:val="20"/>
+      </w:rPr>
+    </w:lvl>
+    <w:lvl w:ilvl="7" w:tentative="1">
+      <w:start w:val="1"/>
+      <w:numFmt w:val="bullet"/>
+      <w:lvlText w:val=""/>
+      <w:lvlJc w:val="left"/>
+      <w:pPr>
+        <w:tabs>
+          <w:tab w:val="num" w:pos="5760"/>
+        </w:tabs>
+        <w:ind w:left="5760" w:hanging="360"/>
+      </w:pPr>
+      <w:rPr>
+        <w:rFonts w:ascii="Wingdings" w:hAnsi="Wingdings" w:hint="default"/>
+        <w:sz w:val="20"/>
+      </w:rPr>
+    </w:lvl>
+    <w:lvl w:ilvl="8" w:tentative="1">
+      <w:start w:val="1"/>
+      <w:numFmt w:val="bullet"/>
+      <w:lvlText w:val=""/>
+      <w:lvlJc w:val="left"/>
+      <w:pPr>
+        <w:tabs>
+          <w:tab w:val="num" w:pos="6480"/>
+        </w:tabs>
+        <w:ind w:left="6480" w:hanging="360"/>
+      </w:pPr>
+      <w:rPr>
+        <w:rFonts w:ascii="Wingdings" w:hAnsi="Wingdings" w:hint="default"/>
+        <w:sz w:val="20"/>
       </w:rPr>
     </w:lvl>
   </w:abstractNum>
@@ -332,6 +5783,78 @@
   </w:num>
   <w:num w:numId="9" w16cid:durableId="2064213938">
     <w:abstractNumId w:val="0"/>
+  </w:num>
+  <w:num w:numId="10" w16cid:durableId="552236074">
+    <w:abstractNumId w:val="29"/>
+  </w:num>
+  <w:num w:numId="11" w16cid:durableId="2147355394">
+    <w:abstractNumId w:val="17"/>
+  </w:num>
+  <w:num w:numId="12" w16cid:durableId="1110901853">
+    <w:abstractNumId w:val="32"/>
+  </w:num>
+  <w:num w:numId="13" w16cid:durableId="200896799">
+    <w:abstractNumId w:val="10"/>
+  </w:num>
+  <w:num w:numId="14" w16cid:durableId="1848901882">
+    <w:abstractNumId w:val="31"/>
+  </w:num>
+  <w:num w:numId="15" w16cid:durableId="780685819">
+    <w:abstractNumId w:val="12"/>
+  </w:num>
+  <w:num w:numId="16" w16cid:durableId="482355972">
+    <w:abstractNumId w:val="27"/>
+  </w:num>
+  <w:num w:numId="17" w16cid:durableId="1625847753">
+    <w:abstractNumId w:val="11"/>
+  </w:num>
+  <w:num w:numId="18" w16cid:durableId="706373923">
+    <w:abstractNumId w:val="16"/>
+  </w:num>
+  <w:num w:numId="19" w16cid:durableId="72555573">
+    <w:abstractNumId w:val="18"/>
+  </w:num>
+  <w:num w:numId="20" w16cid:durableId="218440489">
+    <w:abstractNumId w:val="20"/>
+  </w:num>
+  <w:num w:numId="21" w16cid:durableId="148982462">
+    <w:abstractNumId w:val="14"/>
+  </w:num>
+  <w:num w:numId="22" w16cid:durableId="961614836">
+    <w:abstractNumId w:val="15"/>
+  </w:num>
+  <w:num w:numId="23" w16cid:durableId="2017222319">
+    <w:abstractNumId w:val="13"/>
+  </w:num>
+  <w:num w:numId="24" w16cid:durableId="337076932">
+    <w:abstractNumId w:val="19"/>
+  </w:num>
+  <w:num w:numId="25" w16cid:durableId="6100314">
+    <w:abstractNumId w:val="24"/>
+  </w:num>
+  <w:num w:numId="26" w16cid:durableId="1473256141">
+    <w:abstractNumId w:val="22"/>
+  </w:num>
+  <w:num w:numId="27" w16cid:durableId="1522815930">
+    <w:abstractNumId w:val="28"/>
+  </w:num>
+  <w:num w:numId="28" w16cid:durableId="91780097">
+    <w:abstractNumId w:val="26"/>
+  </w:num>
+  <w:num w:numId="29" w16cid:durableId="1719626651">
+    <w:abstractNumId w:val="9"/>
+  </w:num>
+  <w:num w:numId="30" w16cid:durableId="126821576">
+    <w:abstractNumId w:val="25"/>
+  </w:num>
+  <w:num w:numId="31" w16cid:durableId="334068957">
+    <w:abstractNumId w:val="21"/>
+  </w:num>
+  <w:num w:numId="32" w16cid:durableId="757749440">
+    <w:abstractNumId w:val="30"/>
+  </w:num>
+  <w:num w:numId="33" w16cid:durableId="1361205753">
+    <w:abstractNumId w:val="23"/>
   </w:num>
 </w:numbering>
 </file>
@@ -939,7 +6462,6 @@
   <w:style w:type="character" w:default="1" w:styleId="DefaultParagraphFont">
     <w:name w:val="Default Paragraph Font"/>
     <w:uiPriority w:val="1"/>
-    <w:semiHidden/>
     <w:unhideWhenUsed/>
   </w:style>
   <w:style w:type="table" w:default="1" w:styleId="TableNormal">

--- a/E-commerce_PDF_Description.docx
+++ b/E-commerce_PDF_Description.docx
@@ -2067,6 +2067,595 @@
           <w:bCs/>
         </w:rPr>
         <w:t>[INSERT SCREENSHOT: Theme applied]</w:t>
+      </w:r>
+    </w:p>
+    <w:p/>
+    <w:p>
+      <w:pPr>
+        <w:rPr>
+          <w:b/>
+          <w:bCs/>
+        </w:rPr>
+      </w:pPr>
+      <w:r>
+        <w:rPr>
+          <w:b/>
+          <w:bCs/>
+        </w:rPr>
+        <w:lastRenderedPageBreak/>
+        <w:t>10. Analytical Insights</w:t>
+      </w:r>
+    </w:p>
+    <w:p>
+      <w:r>
+        <w:t>In this section, I present key insights derived from my analysis of the E-commerce dataset. These insights are based on the dashboard visualizations and DAX measures I developed.</w:t>
+      </w:r>
+    </w:p>
+    <w:p>
+      <w:r>
+        <w:pict w14:anchorId="3C98DC05">
+          <v:rect id="_x0000_i2069" style="width:0;height:1.5pt" o:hralign="center" o:hrstd="t" o:hr="t" fillcolor="#a0a0a0" stroked="f"/>
+        </w:pict>
+      </w:r>
+    </w:p>
+    <w:p>
+      <w:pPr>
+        <w:rPr>
+          <w:b/>
+          <w:bCs/>
+        </w:rPr>
+      </w:pPr>
+      <w:r>
+        <w:rPr>
+          <w:b/>
+          <w:bCs/>
+        </w:rPr>
+        <w:t>1. Revenue Concentration Among Top Products</w:t>
+      </w:r>
+    </w:p>
+    <w:p>
+      <w:r>
+        <w:t>From my analysis, I observed that revenue is highly concentrated among a small number of products. The top three products contributing the most revenue are:</w:t>
+      </w:r>
+    </w:p>
+    <w:p>
+      <w:pPr>
+        <w:numPr>
+          <w:ilvl w:val="0"/>
+          <w:numId w:val="34"/>
+        </w:numPr>
+      </w:pPr>
+      <w:r>
+        <w:t xml:space="preserve">Willow Result </w:t>
+      </w:r>
+    </w:p>
+    <w:p>
+      <w:pPr>
+        <w:numPr>
+          <w:ilvl w:val="0"/>
+          <w:numId w:val="34"/>
+        </w:numPr>
+      </w:pPr>
+      <w:r>
+        <w:t xml:space="preserve">Astra Pull </w:t>
+      </w:r>
+    </w:p>
+    <w:p>
+      <w:pPr>
+        <w:numPr>
+          <w:ilvl w:val="0"/>
+          <w:numId w:val="34"/>
+        </w:numPr>
+      </w:pPr>
+      <w:r>
+        <w:t xml:space="preserve">Willow Special </w:t>
+      </w:r>
+    </w:p>
+    <w:p>
+      <w:r>
+        <w:t xml:space="preserve">These products significantly outperform others, indicating that a large portion of the business’s revenue depends on a few key items. This suggests a strong </w:t>
+      </w:r>
+      <w:proofErr w:type="gramStart"/>
+      <w:r>
+        <w:t>product-performance</w:t>
+      </w:r>
+      <w:proofErr w:type="gramEnd"/>
+      <w:r>
+        <w:t xml:space="preserve"> imbalance within the dataset.</w:t>
+      </w:r>
+    </w:p>
+    <w:p>
+      <w:r>
+        <w:pict w14:anchorId="4F3D8A73">
+          <v:rect id="_x0000_i2070" style="width:0;height:1.5pt" o:hralign="center" o:hrstd="t" o:hr="t" fillcolor="#a0a0a0" stroked="f"/>
+        </w:pict>
+      </w:r>
+    </w:p>
+    <w:p>
+      <w:pPr>
+        <w:rPr>
+          <w:b/>
+          <w:bCs/>
+        </w:rPr>
+      </w:pPr>
+      <w:r>
+        <w:rPr>
+          <w:b/>
+          <w:bCs/>
+        </w:rPr>
+        <w:t>2. Underperforming Product</w:t>
+      </w:r>
+    </w:p>
+    <w:p>
+      <w:r>
+        <w:t xml:space="preserve">I identified </w:t>
+      </w:r>
+      <w:proofErr w:type="spellStart"/>
+      <w:r>
+        <w:rPr>
+          <w:b/>
+          <w:bCs/>
+        </w:rPr>
+        <w:t>Neotech</w:t>
+      </w:r>
+      <w:proofErr w:type="spellEnd"/>
+      <w:r>
+        <w:rPr>
+          <w:b/>
+          <w:bCs/>
+        </w:rPr>
+        <w:t xml:space="preserve"> Rich</w:t>
+      </w:r>
+      <w:r>
+        <w:t xml:space="preserve"> as one of the lowest-performing products in terms of revenue.</w:t>
+      </w:r>
+    </w:p>
+    <w:p>
+      <w:r>
+        <w:t>This indicates that the product has relatively low demand compared to others. Its poor performance suggests potential issues such as lack of visibility, pricing inefficiencies, or low customer interest.</w:t>
+      </w:r>
+    </w:p>
+    <w:p>
+      <w:r>
+        <w:pict w14:anchorId="06F5476E">
+          <v:rect id="_x0000_i2071" style="width:0;height:1.5pt" o:hralign="center" o:hrstd="t" o:hr="t" fillcolor="#a0a0a0" stroked="f"/>
+        </w:pict>
+      </w:r>
+    </w:p>
+    <w:p>
+      <w:pPr>
+        <w:rPr>
+          <w:b/>
+          <w:bCs/>
+        </w:rPr>
+      </w:pPr>
+      <w:r>
+        <w:rPr>
+          <w:b/>
+          <w:bCs/>
+        </w:rPr>
+        <w:t>3. Category Performance Imbalance</w:t>
+      </w:r>
+    </w:p>
+    <w:p>
+      <w:r>
+        <w:t>The analysis revealed a significant disparity in performance across product categories.</w:t>
+      </w:r>
+    </w:p>
+    <w:p>
+      <w:pPr>
+        <w:numPr>
+          <w:ilvl w:val="0"/>
+          <w:numId w:val="35"/>
+        </w:numPr>
+      </w:pPr>
+      <w:r>
+        <w:rPr>
+          <w:b/>
+          <w:bCs/>
+        </w:rPr>
+        <w:t>Electronics</w:t>
+      </w:r>
+      <w:r>
+        <w:t xml:space="preserve"> is the dominant category, outperforming all others by a large margin. </w:t>
+      </w:r>
+    </w:p>
+    <w:p>
+      <w:pPr>
+        <w:numPr>
+          <w:ilvl w:val="0"/>
+          <w:numId w:val="35"/>
+        </w:numPr>
+      </w:pPr>
+      <w:r>
+        <w:t xml:space="preserve">It generates approximately </w:t>
+      </w:r>
+      <w:r>
+        <w:rPr>
+          <w:b/>
+          <w:bCs/>
+        </w:rPr>
+        <w:t>2 million more revenue</w:t>
+      </w:r>
+      <w:r>
+        <w:t xml:space="preserve"> than the second-highest category, Automotive. </w:t>
+      </w:r>
+    </w:p>
+    <w:p>
+      <w:pPr>
+        <w:numPr>
+          <w:ilvl w:val="0"/>
+          <w:numId w:val="35"/>
+        </w:numPr>
+      </w:pPr>
+      <w:r>
+        <w:rPr>
+          <w:b/>
+          <w:bCs/>
+        </w:rPr>
+        <w:t>Groceries</w:t>
+      </w:r>
+      <w:r>
+        <w:t xml:space="preserve"> is the </w:t>
+      </w:r>
+      <w:proofErr w:type="gramStart"/>
+      <w:r>
+        <w:t>lowest-performing</w:t>
+      </w:r>
+      <w:proofErr w:type="gramEnd"/>
+      <w:r>
+        <w:t xml:space="preserve"> category, contributing the least revenue. </w:t>
+      </w:r>
+    </w:p>
+    <w:p>
+      <w:r>
+        <w:t>This shows that customer demand is heavily concentrated in specific categories, particularly Electronics.</w:t>
+      </w:r>
+    </w:p>
+    <w:p>
+      <w:r>
+        <w:pict w14:anchorId="0AC1FEC9">
+          <v:rect id="_x0000_i2072" style="width:0;height:1.5pt" o:hralign="center" o:hrstd="t" o:hr="t" fillcolor="#a0a0a0" stroked="f"/>
+        </w:pict>
+      </w:r>
+    </w:p>
+    <w:p>
+      <w:pPr>
+        <w:rPr>
+          <w:b/>
+          <w:bCs/>
+        </w:rPr>
+      </w:pPr>
+      <w:r>
+        <w:rPr>
+          <w:b/>
+          <w:bCs/>
+        </w:rPr>
+        <w:lastRenderedPageBreak/>
+        <w:t>4. Transaction Value Distribution</w:t>
+      </w:r>
+    </w:p>
+    <w:p>
+      <w:r>
+        <w:t>The classification of transactions into value segments revealed the following:</w:t>
+      </w:r>
+    </w:p>
+    <w:p>
+      <w:pPr>
+        <w:numPr>
+          <w:ilvl w:val="0"/>
+          <w:numId w:val="36"/>
+        </w:numPr>
+      </w:pPr>
+      <w:r>
+        <w:rPr>
+          <w:b/>
+          <w:bCs/>
+        </w:rPr>
+        <w:t>Low-value transactions:</w:t>
+      </w:r>
+      <w:r>
+        <w:t xml:space="preserve"> 85.16% </w:t>
+      </w:r>
+    </w:p>
+    <w:p>
+      <w:pPr>
+        <w:numPr>
+          <w:ilvl w:val="0"/>
+          <w:numId w:val="36"/>
+        </w:numPr>
+      </w:pPr>
+      <w:r>
+        <w:rPr>
+          <w:b/>
+          <w:bCs/>
+        </w:rPr>
+        <w:t>High-value transactions:</w:t>
+      </w:r>
+      <w:r>
+        <w:t xml:space="preserve"> 14.84% </w:t>
+      </w:r>
+    </w:p>
+    <w:p>
+      <w:r>
+        <w:t>This indicates that most purchases are small in value, although high-value transactions, despite being fewer, may significantly contribute to total revenue.</w:t>
+      </w:r>
+    </w:p>
+    <w:p>
+      <w:r>
+        <w:pict w14:anchorId="4F5824DC">
+          <v:rect id="_x0000_i2073" style="width:0;height:1.5pt" o:hralign="center" o:hrstd="t" o:hr="t" fillcolor="#a0a0a0" stroked="f"/>
+        </w:pict>
+      </w:r>
+    </w:p>
+    <w:p>
+      <w:pPr>
+        <w:rPr>
+          <w:b/>
+          <w:bCs/>
+        </w:rPr>
+      </w:pPr>
+      <w:r>
+        <w:rPr>
+          <w:b/>
+          <w:bCs/>
+        </w:rPr>
+        <w:t>5. Revenue Trends Over Time</w:t>
+      </w:r>
+    </w:p>
+    <w:p>
+      <w:r>
+        <w:t>From the time-series analysis, I observed noticeable variation in revenue across different months.</w:t>
+      </w:r>
+    </w:p>
+    <w:p>
+      <w:pPr>
+        <w:numPr>
+          <w:ilvl w:val="0"/>
+          <w:numId w:val="37"/>
+        </w:numPr>
+      </w:pPr>
+      <w:r>
+        <w:t xml:space="preserve">The </w:t>
+      </w:r>
+      <w:r>
+        <w:rPr>
+          <w:b/>
+          <w:bCs/>
+        </w:rPr>
+        <w:t>highest revenue</w:t>
+      </w:r>
+      <w:r>
+        <w:t xml:space="preserve"> was recorded in </w:t>
+      </w:r>
+      <w:r>
+        <w:rPr>
+          <w:b/>
+          <w:bCs/>
+        </w:rPr>
+        <w:t>July</w:t>
+      </w:r>
+      <w:r>
+        <w:t xml:space="preserve">, with a value of </w:t>
+      </w:r>
+      <w:r>
+        <w:rPr>
+          <w:b/>
+          <w:bCs/>
+        </w:rPr>
+        <w:t>1,136,289.63</w:t>
+      </w:r>
+      <w:r>
+        <w:t xml:space="preserve">. </w:t>
+      </w:r>
+    </w:p>
+    <w:p>
+      <w:pPr>
+        <w:numPr>
+          <w:ilvl w:val="0"/>
+          <w:numId w:val="37"/>
+        </w:numPr>
+      </w:pPr>
+      <w:r>
+        <w:t xml:space="preserve">The </w:t>
+      </w:r>
+      <w:r>
+        <w:rPr>
+          <w:b/>
+          <w:bCs/>
+        </w:rPr>
+        <w:t>lowest revenue</w:t>
+      </w:r>
+      <w:r>
+        <w:t xml:space="preserve"> was recorded in </w:t>
+      </w:r>
+      <w:r>
+        <w:rPr>
+          <w:b/>
+          <w:bCs/>
+        </w:rPr>
+        <w:t>December</w:t>
+      </w:r>
+      <w:r>
+        <w:t xml:space="preserve">, with a value of </w:t>
+      </w:r>
+      <w:r>
+        <w:rPr>
+          <w:b/>
+          <w:bCs/>
+        </w:rPr>
+        <w:t>566,118.90</w:t>
+      </w:r>
+      <w:r>
+        <w:t xml:space="preserve">. </w:t>
+      </w:r>
+    </w:p>
+    <w:p>
+      <w:r>
+        <w:t xml:space="preserve">This indicates a clear fluctuation in sales performance </w:t>
+      </w:r>
+      <w:proofErr w:type="gramStart"/>
+      <w:r>
+        <w:t>over time</w:t>
+      </w:r>
+      <w:proofErr w:type="gramEnd"/>
+      <w:r>
+        <w:t>, suggesting the presence of seasonal or demand-driven patterns.</w:t>
+      </w:r>
+    </w:p>
+    <w:p>
+      <w:r>
+        <w:pict w14:anchorId="038ADC79">
+          <v:rect id="_x0000_i2074" style="width:0;height:1.5pt" o:hralign="center" o:hrstd="t" o:hr="t" fillcolor="#a0a0a0" stroked="f"/>
+        </w:pict>
+      </w:r>
+    </w:p>
+    <w:p>
+      <w:pPr>
+        <w:rPr>
+          <w:b/>
+          <w:bCs/>
+        </w:rPr>
+      </w:pPr>
+      <w:r>
+        <w:rPr>
+          <w:b/>
+          <w:bCs/>
+        </w:rPr>
+        <w:t>6. Customer Purchasing Behavior</w:t>
+      </w:r>
+    </w:p>
+    <w:p>
+      <w:r>
+        <w:t>The data suggests that customer purchasing behavior is dominated by frequent low-value transactions rather than fewer high-value purchases.</w:t>
+      </w:r>
+    </w:p>
+    <w:p>
+      <w:r>
+        <w:t>This pattern indicates that customers tend to make smaller purchases more often, which has implications for pricing strategies and promotional campaigns.</w:t>
+      </w:r>
+    </w:p>
+    <w:p>
+      <w:r>
+        <w:pict w14:anchorId="0138CB8D">
+          <v:rect id="_x0000_i2075" style="width:0;height:1.5pt" o:hralign="center" o:hrstd="t" o:hr="t" fillcolor="#a0a0a0" stroked="f"/>
+        </w:pict>
+      </w:r>
+    </w:p>
+    <w:p>
+      <w:pPr>
+        <w:rPr>
+          <w:b/>
+          <w:bCs/>
+        </w:rPr>
+      </w:pPr>
+      <w:r>
+        <w:rPr>
+          <w:b/>
+          <w:bCs/>
+        </w:rPr>
+        <w:t>7. Revenue Distribution Pattern</w:t>
+      </w:r>
+    </w:p>
+    <w:p>
+      <w:r>
+        <w:t>Overall, the analysis highlights a strong imbalance in revenue distribution across products and categories.</w:t>
+      </w:r>
+    </w:p>
+    <w:p>
+      <w:r>
+        <w:t xml:space="preserve">A small number of products and a single dominant category contribute </w:t>
+      </w:r>
+      <w:proofErr w:type="gramStart"/>
+      <w:r>
+        <w:t>the majority of</w:t>
+      </w:r>
+      <w:proofErr w:type="gramEnd"/>
+      <w:r>
+        <w:t xml:space="preserve"> revenue, indicating potential dependency risks for the business.</w:t>
+      </w:r>
+    </w:p>
+    <w:p>
+      <w:r>
+        <w:pict w14:anchorId="7AE59F89">
+          <v:rect id="_x0000_i2076" style="width:0;height:1.5pt" o:hralign="center" o:hrstd="t" o:hr="t" fillcolor="#a0a0a0" stroked="f"/>
+        </w:pict>
+      </w:r>
+    </w:p>
+    <w:p>
+      <w:r>
+        <w:rPr>
+          <w:rFonts w:ascii="Segoe UI Emoji" w:hAnsi="Segoe UI Emoji" w:cs="Segoe UI Emoji"/>
+        </w:rPr>
+        <w:t>📸</w:t>
+      </w:r>
+      <w:r>
+        <w:t xml:space="preserve"> </w:t>
+      </w:r>
+      <w:r>
+        <w:rPr>
+          <w:b/>
+          <w:bCs/>
+        </w:rPr>
+        <w:t>[INSERT SCREENSHOT: Monthly revenue trend chart]</w:t>
+      </w:r>
+      <w:r>
+        <w:br/>
+      </w:r>
+      <w:r>
+        <w:rPr>
+          <w:rFonts w:ascii="Segoe UI Emoji" w:hAnsi="Segoe UI Emoji" w:cs="Segoe UI Emoji"/>
+        </w:rPr>
+        <w:t>📸</w:t>
+      </w:r>
+      <w:r>
+        <w:t xml:space="preserve"> </w:t>
+      </w:r>
+      <w:r>
+        <w:rPr>
+          <w:b/>
+          <w:bCs/>
+        </w:rPr>
+        <w:t>[INSERT SCREENSHOT: Top products chart]</w:t>
+      </w:r>
+      <w:r>
+        <w:br/>
+      </w:r>
+      <w:r>
+        <w:rPr>
+          <w:rFonts w:ascii="Segoe UI Emoji" w:hAnsi="Segoe UI Emoji" w:cs="Segoe UI Emoji"/>
+        </w:rPr>
+        <w:lastRenderedPageBreak/>
+        <w:t>📸</w:t>
+      </w:r>
+      <w:r>
+        <w:t xml:space="preserve"> </w:t>
+      </w:r>
+      <w:r>
+        <w:rPr>
+          <w:b/>
+          <w:bCs/>
+        </w:rPr>
+        <w:t>[INSERT SCREENSHOT: Category comparison chart]</w:t>
+      </w:r>
+      <w:r>
+        <w:br/>
+      </w:r>
+      <w:r>
+        <w:rPr>
+          <w:rFonts w:ascii="Segoe UI Emoji" w:hAnsi="Segoe UI Emoji" w:cs="Segoe UI Emoji"/>
+        </w:rPr>
+        <w:t>📸</w:t>
+      </w:r>
+      <w:r>
+        <w:t xml:space="preserve"> </w:t>
+      </w:r>
+      <w:r>
+        <w:rPr>
+          <w:b/>
+          <w:bCs/>
+        </w:rPr>
+        <w:t>[INSERT SCREENSHOT: Transaction distribution chart</w:t>
       </w:r>
     </w:p>
     <w:p/>
@@ -3261,6 +3850,155 @@
     </w:lvl>
   </w:abstractNum>
   <w:abstractNum w:abstractNumId="16" w15:restartNumberingAfterBreak="0">
+    <w:nsid w:val="2FC7154E"/>
+    <w:multiLevelType w:val="multilevel"/>
+    <w:tmpl w:val="2B547A2E"/>
+    <w:lvl w:ilvl="0">
+      <w:start w:val="1"/>
+      <w:numFmt w:val="bullet"/>
+      <w:lvlText w:val=""/>
+      <w:lvlJc w:val="left"/>
+      <w:pPr>
+        <w:tabs>
+          <w:tab w:val="num" w:pos="720"/>
+        </w:tabs>
+        <w:ind w:left="720" w:hanging="360"/>
+      </w:pPr>
+      <w:rPr>
+        <w:rFonts w:ascii="Symbol" w:hAnsi="Symbol" w:hint="default"/>
+        <w:sz w:val="20"/>
+      </w:rPr>
+    </w:lvl>
+    <w:lvl w:ilvl="1" w:tentative="1">
+      <w:start w:val="1"/>
+      <w:numFmt w:val="bullet"/>
+      <w:lvlText w:val="o"/>
+      <w:lvlJc w:val="left"/>
+      <w:pPr>
+        <w:tabs>
+          <w:tab w:val="num" w:pos="1440"/>
+        </w:tabs>
+        <w:ind w:left="1440" w:hanging="360"/>
+      </w:pPr>
+      <w:rPr>
+        <w:rFonts w:ascii="Courier New" w:hAnsi="Courier New" w:hint="default"/>
+        <w:sz w:val="20"/>
+      </w:rPr>
+    </w:lvl>
+    <w:lvl w:ilvl="2" w:tentative="1">
+      <w:start w:val="1"/>
+      <w:numFmt w:val="bullet"/>
+      <w:lvlText w:val=""/>
+      <w:lvlJc w:val="left"/>
+      <w:pPr>
+        <w:tabs>
+          <w:tab w:val="num" w:pos="2160"/>
+        </w:tabs>
+        <w:ind w:left="2160" w:hanging="360"/>
+      </w:pPr>
+      <w:rPr>
+        <w:rFonts w:ascii="Wingdings" w:hAnsi="Wingdings" w:hint="default"/>
+        <w:sz w:val="20"/>
+      </w:rPr>
+    </w:lvl>
+    <w:lvl w:ilvl="3" w:tentative="1">
+      <w:start w:val="1"/>
+      <w:numFmt w:val="bullet"/>
+      <w:lvlText w:val=""/>
+      <w:lvlJc w:val="left"/>
+      <w:pPr>
+        <w:tabs>
+          <w:tab w:val="num" w:pos="2880"/>
+        </w:tabs>
+        <w:ind w:left="2880" w:hanging="360"/>
+      </w:pPr>
+      <w:rPr>
+        <w:rFonts w:ascii="Wingdings" w:hAnsi="Wingdings" w:hint="default"/>
+        <w:sz w:val="20"/>
+      </w:rPr>
+    </w:lvl>
+    <w:lvl w:ilvl="4" w:tentative="1">
+      <w:start w:val="1"/>
+      <w:numFmt w:val="bullet"/>
+      <w:lvlText w:val=""/>
+      <w:lvlJc w:val="left"/>
+      <w:pPr>
+        <w:tabs>
+          <w:tab w:val="num" w:pos="3600"/>
+        </w:tabs>
+        <w:ind w:left="3600" w:hanging="360"/>
+      </w:pPr>
+      <w:rPr>
+        <w:rFonts w:ascii="Wingdings" w:hAnsi="Wingdings" w:hint="default"/>
+        <w:sz w:val="20"/>
+      </w:rPr>
+    </w:lvl>
+    <w:lvl w:ilvl="5" w:tentative="1">
+      <w:start w:val="1"/>
+      <w:numFmt w:val="bullet"/>
+      <w:lvlText w:val=""/>
+      <w:lvlJc w:val="left"/>
+      <w:pPr>
+        <w:tabs>
+          <w:tab w:val="num" w:pos="4320"/>
+        </w:tabs>
+        <w:ind w:left="4320" w:hanging="360"/>
+      </w:pPr>
+      <w:rPr>
+        <w:rFonts w:ascii="Wingdings" w:hAnsi="Wingdings" w:hint="default"/>
+        <w:sz w:val="20"/>
+      </w:rPr>
+    </w:lvl>
+    <w:lvl w:ilvl="6" w:tentative="1">
+      <w:start w:val="1"/>
+      <w:numFmt w:val="bullet"/>
+      <w:lvlText w:val=""/>
+      <w:lvlJc w:val="left"/>
+      <w:pPr>
+        <w:tabs>
+          <w:tab w:val="num" w:pos="5040"/>
+        </w:tabs>
+        <w:ind w:left="5040" w:hanging="360"/>
+      </w:pPr>
+      <w:rPr>
+        <w:rFonts w:ascii="Wingdings" w:hAnsi="Wingdings" w:hint="default"/>
+        <w:sz w:val="20"/>
+      </w:rPr>
+    </w:lvl>
+    <w:lvl w:ilvl="7" w:tentative="1">
+      <w:start w:val="1"/>
+      <w:numFmt w:val="bullet"/>
+      <w:lvlText w:val=""/>
+      <w:lvlJc w:val="left"/>
+      <w:pPr>
+        <w:tabs>
+          <w:tab w:val="num" w:pos="5760"/>
+        </w:tabs>
+        <w:ind w:left="5760" w:hanging="360"/>
+      </w:pPr>
+      <w:rPr>
+        <w:rFonts w:ascii="Wingdings" w:hAnsi="Wingdings" w:hint="default"/>
+        <w:sz w:val="20"/>
+      </w:rPr>
+    </w:lvl>
+    <w:lvl w:ilvl="8" w:tentative="1">
+      <w:start w:val="1"/>
+      <w:numFmt w:val="bullet"/>
+      <w:lvlText w:val=""/>
+      <w:lvlJc w:val="left"/>
+      <w:pPr>
+        <w:tabs>
+          <w:tab w:val="num" w:pos="6480"/>
+        </w:tabs>
+        <w:ind w:left="6480" w:hanging="360"/>
+      </w:pPr>
+      <w:rPr>
+        <w:rFonts w:ascii="Wingdings" w:hAnsi="Wingdings" w:hint="default"/>
+        <w:sz w:val="20"/>
+      </w:rPr>
+    </w:lvl>
+  </w:abstractNum>
+  <w:abstractNum w:abstractNumId="17" w15:restartNumberingAfterBreak="0">
     <w:nsid w:val="34B4205B"/>
     <w:multiLevelType w:val="multilevel"/>
     <w:tmpl w:val="FDB25F08"/>
@@ -3409,7 +4147,7 @@
       </w:rPr>
     </w:lvl>
   </w:abstractNum>
-  <w:abstractNum w:abstractNumId="17" w15:restartNumberingAfterBreak="0">
+  <w:abstractNum w:abstractNumId="18" w15:restartNumberingAfterBreak="0">
     <w:nsid w:val="36D3040B"/>
     <w:multiLevelType w:val="multilevel"/>
     <w:tmpl w:val="9DECD08C"/>
@@ -3558,7 +4296,7 @@
       </w:rPr>
     </w:lvl>
   </w:abstractNum>
-  <w:abstractNum w:abstractNumId="18" w15:restartNumberingAfterBreak="0">
+  <w:abstractNum w:abstractNumId="19" w15:restartNumberingAfterBreak="0">
     <w:nsid w:val="39401995"/>
     <w:multiLevelType w:val="multilevel"/>
     <w:tmpl w:val="41CCACDC"/>
@@ -3707,7 +4445,156 @@
       </w:rPr>
     </w:lvl>
   </w:abstractNum>
-  <w:abstractNum w:abstractNumId="19" w15:restartNumberingAfterBreak="0">
+  <w:abstractNum w:abstractNumId="20" w15:restartNumberingAfterBreak="0">
+    <w:nsid w:val="3DF070EA"/>
+    <w:multiLevelType w:val="multilevel"/>
+    <w:tmpl w:val="2C727EB2"/>
+    <w:lvl w:ilvl="0">
+      <w:start w:val="1"/>
+      <w:numFmt w:val="bullet"/>
+      <w:lvlText w:val=""/>
+      <w:lvlJc w:val="left"/>
+      <w:pPr>
+        <w:tabs>
+          <w:tab w:val="num" w:pos="720"/>
+        </w:tabs>
+        <w:ind w:left="720" w:hanging="360"/>
+      </w:pPr>
+      <w:rPr>
+        <w:rFonts w:ascii="Symbol" w:hAnsi="Symbol" w:hint="default"/>
+        <w:sz w:val="20"/>
+      </w:rPr>
+    </w:lvl>
+    <w:lvl w:ilvl="1" w:tentative="1">
+      <w:start w:val="1"/>
+      <w:numFmt w:val="bullet"/>
+      <w:lvlText w:val="o"/>
+      <w:lvlJc w:val="left"/>
+      <w:pPr>
+        <w:tabs>
+          <w:tab w:val="num" w:pos="1440"/>
+        </w:tabs>
+        <w:ind w:left="1440" w:hanging="360"/>
+      </w:pPr>
+      <w:rPr>
+        <w:rFonts w:ascii="Courier New" w:hAnsi="Courier New" w:hint="default"/>
+        <w:sz w:val="20"/>
+      </w:rPr>
+    </w:lvl>
+    <w:lvl w:ilvl="2" w:tentative="1">
+      <w:start w:val="1"/>
+      <w:numFmt w:val="bullet"/>
+      <w:lvlText w:val=""/>
+      <w:lvlJc w:val="left"/>
+      <w:pPr>
+        <w:tabs>
+          <w:tab w:val="num" w:pos="2160"/>
+        </w:tabs>
+        <w:ind w:left="2160" w:hanging="360"/>
+      </w:pPr>
+      <w:rPr>
+        <w:rFonts w:ascii="Wingdings" w:hAnsi="Wingdings" w:hint="default"/>
+        <w:sz w:val="20"/>
+      </w:rPr>
+    </w:lvl>
+    <w:lvl w:ilvl="3" w:tentative="1">
+      <w:start w:val="1"/>
+      <w:numFmt w:val="bullet"/>
+      <w:lvlText w:val=""/>
+      <w:lvlJc w:val="left"/>
+      <w:pPr>
+        <w:tabs>
+          <w:tab w:val="num" w:pos="2880"/>
+        </w:tabs>
+        <w:ind w:left="2880" w:hanging="360"/>
+      </w:pPr>
+      <w:rPr>
+        <w:rFonts w:ascii="Wingdings" w:hAnsi="Wingdings" w:hint="default"/>
+        <w:sz w:val="20"/>
+      </w:rPr>
+    </w:lvl>
+    <w:lvl w:ilvl="4" w:tentative="1">
+      <w:start w:val="1"/>
+      <w:numFmt w:val="bullet"/>
+      <w:lvlText w:val=""/>
+      <w:lvlJc w:val="left"/>
+      <w:pPr>
+        <w:tabs>
+          <w:tab w:val="num" w:pos="3600"/>
+        </w:tabs>
+        <w:ind w:left="3600" w:hanging="360"/>
+      </w:pPr>
+      <w:rPr>
+        <w:rFonts w:ascii="Wingdings" w:hAnsi="Wingdings" w:hint="default"/>
+        <w:sz w:val="20"/>
+      </w:rPr>
+    </w:lvl>
+    <w:lvl w:ilvl="5" w:tentative="1">
+      <w:start w:val="1"/>
+      <w:numFmt w:val="bullet"/>
+      <w:lvlText w:val=""/>
+      <w:lvlJc w:val="left"/>
+      <w:pPr>
+        <w:tabs>
+          <w:tab w:val="num" w:pos="4320"/>
+        </w:tabs>
+        <w:ind w:left="4320" w:hanging="360"/>
+      </w:pPr>
+      <w:rPr>
+        <w:rFonts w:ascii="Wingdings" w:hAnsi="Wingdings" w:hint="default"/>
+        <w:sz w:val="20"/>
+      </w:rPr>
+    </w:lvl>
+    <w:lvl w:ilvl="6" w:tentative="1">
+      <w:start w:val="1"/>
+      <w:numFmt w:val="bullet"/>
+      <w:lvlText w:val=""/>
+      <w:lvlJc w:val="left"/>
+      <w:pPr>
+        <w:tabs>
+          <w:tab w:val="num" w:pos="5040"/>
+        </w:tabs>
+        <w:ind w:left="5040" w:hanging="360"/>
+      </w:pPr>
+      <w:rPr>
+        <w:rFonts w:ascii="Wingdings" w:hAnsi="Wingdings" w:hint="default"/>
+        <w:sz w:val="20"/>
+      </w:rPr>
+    </w:lvl>
+    <w:lvl w:ilvl="7" w:tentative="1">
+      <w:start w:val="1"/>
+      <w:numFmt w:val="bullet"/>
+      <w:lvlText w:val=""/>
+      <w:lvlJc w:val="left"/>
+      <w:pPr>
+        <w:tabs>
+          <w:tab w:val="num" w:pos="5760"/>
+        </w:tabs>
+        <w:ind w:left="5760" w:hanging="360"/>
+      </w:pPr>
+      <w:rPr>
+        <w:rFonts w:ascii="Wingdings" w:hAnsi="Wingdings" w:hint="default"/>
+        <w:sz w:val="20"/>
+      </w:rPr>
+    </w:lvl>
+    <w:lvl w:ilvl="8" w:tentative="1">
+      <w:start w:val="1"/>
+      <w:numFmt w:val="bullet"/>
+      <w:lvlText w:val=""/>
+      <w:lvlJc w:val="left"/>
+      <w:pPr>
+        <w:tabs>
+          <w:tab w:val="num" w:pos="6480"/>
+        </w:tabs>
+        <w:ind w:left="6480" w:hanging="360"/>
+      </w:pPr>
+      <w:rPr>
+        <w:rFonts w:ascii="Wingdings" w:hAnsi="Wingdings" w:hint="default"/>
+        <w:sz w:val="20"/>
+      </w:rPr>
+    </w:lvl>
+  </w:abstractNum>
+  <w:abstractNum w:abstractNumId="21" w15:restartNumberingAfterBreak="0">
     <w:nsid w:val="48176770"/>
     <w:multiLevelType w:val="multilevel"/>
     <w:tmpl w:val="F5707976"/>
@@ -3856,7 +4743,7 @@
       </w:rPr>
     </w:lvl>
   </w:abstractNum>
-  <w:abstractNum w:abstractNumId="20" w15:restartNumberingAfterBreak="0">
+  <w:abstractNum w:abstractNumId="22" w15:restartNumberingAfterBreak="0">
     <w:nsid w:val="4D807339"/>
     <w:multiLevelType w:val="multilevel"/>
     <w:tmpl w:val="46A241C2"/>
@@ -4005,7 +4892,7 @@
       </w:rPr>
     </w:lvl>
   </w:abstractNum>
-  <w:abstractNum w:abstractNumId="21" w15:restartNumberingAfterBreak="0">
+  <w:abstractNum w:abstractNumId="23" w15:restartNumberingAfterBreak="0">
     <w:nsid w:val="4DC95C0F"/>
     <w:multiLevelType w:val="multilevel"/>
     <w:tmpl w:val="0FB61E7E"/>
@@ -4154,7 +5041,7 @@
       </w:rPr>
     </w:lvl>
   </w:abstractNum>
-  <w:abstractNum w:abstractNumId="22" w15:restartNumberingAfterBreak="0">
+  <w:abstractNum w:abstractNumId="24" w15:restartNumberingAfterBreak="0">
     <w:nsid w:val="4F0F37DE"/>
     <w:multiLevelType w:val="multilevel"/>
     <w:tmpl w:val="F8B622E2"/>
@@ -4303,7 +5190,7 @@
       </w:rPr>
     </w:lvl>
   </w:abstractNum>
-  <w:abstractNum w:abstractNumId="23" w15:restartNumberingAfterBreak="0">
+  <w:abstractNum w:abstractNumId="25" w15:restartNumberingAfterBreak="0">
     <w:nsid w:val="507B576A"/>
     <w:multiLevelType w:val="multilevel"/>
     <w:tmpl w:val="7494AE8C"/>
@@ -4452,7 +5339,7 @@
       </w:rPr>
     </w:lvl>
   </w:abstractNum>
-  <w:abstractNum w:abstractNumId="24" w15:restartNumberingAfterBreak="0">
+  <w:abstractNum w:abstractNumId="26" w15:restartNumberingAfterBreak="0">
     <w:nsid w:val="53436C38"/>
     <w:multiLevelType w:val="multilevel"/>
     <w:tmpl w:val="E0604212"/>
@@ -4601,7 +5488,7 @@
       </w:rPr>
     </w:lvl>
   </w:abstractNum>
-  <w:abstractNum w:abstractNumId="25" w15:restartNumberingAfterBreak="0">
+  <w:abstractNum w:abstractNumId="27" w15:restartNumberingAfterBreak="0">
     <w:nsid w:val="5CB0202F"/>
     <w:multiLevelType w:val="multilevel"/>
     <w:tmpl w:val="B78C0188"/>
@@ -4750,7 +5637,7 @@
       </w:rPr>
     </w:lvl>
   </w:abstractNum>
-  <w:abstractNum w:abstractNumId="26" w15:restartNumberingAfterBreak="0">
+  <w:abstractNum w:abstractNumId="28" w15:restartNumberingAfterBreak="0">
     <w:nsid w:val="5EB3549A"/>
     <w:multiLevelType w:val="multilevel"/>
     <w:tmpl w:val="998C22F8"/>
@@ -4899,7 +5786,156 @@
       </w:rPr>
     </w:lvl>
   </w:abstractNum>
-  <w:abstractNum w:abstractNumId="27" w15:restartNumberingAfterBreak="0">
+  <w:abstractNum w:abstractNumId="29" w15:restartNumberingAfterBreak="0">
+    <w:nsid w:val="5F8657DB"/>
+    <w:multiLevelType w:val="multilevel"/>
+    <w:tmpl w:val="6E065EAA"/>
+    <w:lvl w:ilvl="0">
+      <w:start w:val="1"/>
+      <w:numFmt w:val="bullet"/>
+      <w:lvlText w:val=""/>
+      <w:lvlJc w:val="left"/>
+      <w:pPr>
+        <w:tabs>
+          <w:tab w:val="num" w:pos="720"/>
+        </w:tabs>
+        <w:ind w:left="720" w:hanging="360"/>
+      </w:pPr>
+      <w:rPr>
+        <w:rFonts w:ascii="Symbol" w:hAnsi="Symbol" w:hint="default"/>
+        <w:sz w:val="20"/>
+      </w:rPr>
+    </w:lvl>
+    <w:lvl w:ilvl="1" w:tentative="1">
+      <w:start w:val="1"/>
+      <w:numFmt w:val="bullet"/>
+      <w:lvlText w:val="o"/>
+      <w:lvlJc w:val="left"/>
+      <w:pPr>
+        <w:tabs>
+          <w:tab w:val="num" w:pos="1440"/>
+        </w:tabs>
+        <w:ind w:left="1440" w:hanging="360"/>
+      </w:pPr>
+      <w:rPr>
+        <w:rFonts w:ascii="Courier New" w:hAnsi="Courier New" w:hint="default"/>
+        <w:sz w:val="20"/>
+      </w:rPr>
+    </w:lvl>
+    <w:lvl w:ilvl="2" w:tentative="1">
+      <w:start w:val="1"/>
+      <w:numFmt w:val="bullet"/>
+      <w:lvlText w:val=""/>
+      <w:lvlJc w:val="left"/>
+      <w:pPr>
+        <w:tabs>
+          <w:tab w:val="num" w:pos="2160"/>
+        </w:tabs>
+        <w:ind w:left="2160" w:hanging="360"/>
+      </w:pPr>
+      <w:rPr>
+        <w:rFonts w:ascii="Wingdings" w:hAnsi="Wingdings" w:hint="default"/>
+        <w:sz w:val="20"/>
+      </w:rPr>
+    </w:lvl>
+    <w:lvl w:ilvl="3" w:tentative="1">
+      <w:start w:val="1"/>
+      <w:numFmt w:val="bullet"/>
+      <w:lvlText w:val=""/>
+      <w:lvlJc w:val="left"/>
+      <w:pPr>
+        <w:tabs>
+          <w:tab w:val="num" w:pos="2880"/>
+        </w:tabs>
+        <w:ind w:left="2880" w:hanging="360"/>
+      </w:pPr>
+      <w:rPr>
+        <w:rFonts w:ascii="Wingdings" w:hAnsi="Wingdings" w:hint="default"/>
+        <w:sz w:val="20"/>
+      </w:rPr>
+    </w:lvl>
+    <w:lvl w:ilvl="4" w:tentative="1">
+      <w:start w:val="1"/>
+      <w:numFmt w:val="bullet"/>
+      <w:lvlText w:val=""/>
+      <w:lvlJc w:val="left"/>
+      <w:pPr>
+        <w:tabs>
+          <w:tab w:val="num" w:pos="3600"/>
+        </w:tabs>
+        <w:ind w:left="3600" w:hanging="360"/>
+      </w:pPr>
+      <w:rPr>
+        <w:rFonts w:ascii="Wingdings" w:hAnsi="Wingdings" w:hint="default"/>
+        <w:sz w:val="20"/>
+      </w:rPr>
+    </w:lvl>
+    <w:lvl w:ilvl="5" w:tentative="1">
+      <w:start w:val="1"/>
+      <w:numFmt w:val="bullet"/>
+      <w:lvlText w:val=""/>
+      <w:lvlJc w:val="left"/>
+      <w:pPr>
+        <w:tabs>
+          <w:tab w:val="num" w:pos="4320"/>
+        </w:tabs>
+        <w:ind w:left="4320" w:hanging="360"/>
+      </w:pPr>
+      <w:rPr>
+        <w:rFonts w:ascii="Wingdings" w:hAnsi="Wingdings" w:hint="default"/>
+        <w:sz w:val="20"/>
+      </w:rPr>
+    </w:lvl>
+    <w:lvl w:ilvl="6" w:tentative="1">
+      <w:start w:val="1"/>
+      <w:numFmt w:val="bullet"/>
+      <w:lvlText w:val=""/>
+      <w:lvlJc w:val="left"/>
+      <w:pPr>
+        <w:tabs>
+          <w:tab w:val="num" w:pos="5040"/>
+        </w:tabs>
+        <w:ind w:left="5040" w:hanging="360"/>
+      </w:pPr>
+      <w:rPr>
+        <w:rFonts w:ascii="Wingdings" w:hAnsi="Wingdings" w:hint="default"/>
+        <w:sz w:val="20"/>
+      </w:rPr>
+    </w:lvl>
+    <w:lvl w:ilvl="7" w:tentative="1">
+      <w:start w:val="1"/>
+      <w:numFmt w:val="bullet"/>
+      <w:lvlText w:val=""/>
+      <w:lvlJc w:val="left"/>
+      <w:pPr>
+        <w:tabs>
+          <w:tab w:val="num" w:pos="5760"/>
+        </w:tabs>
+        <w:ind w:left="5760" w:hanging="360"/>
+      </w:pPr>
+      <w:rPr>
+        <w:rFonts w:ascii="Wingdings" w:hAnsi="Wingdings" w:hint="default"/>
+        <w:sz w:val="20"/>
+      </w:rPr>
+    </w:lvl>
+    <w:lvl w:ilvl="8" w:tentative="1">
+      <w:start w:val="1"/>
+      <w:numFmt w:val="bullet"/>
+      <w:lvlText w:val=""/>
+      <w:lvlJc w:val="left"/>
+      <w:pPr>
+        <w:tabs>
+          <w:tab w:val="num" w:pos="6480"/>
+        </w:tabs>
+        <w:ind w:left="6480" w:hanging="360"/>
+      </w:pPr>
+      <w:rPr>
+        <w:rFonts w:ascii="Wingdings" w:hAnsi="Wingdings" w:hint="default"/>
+        <w:sz w:val="20"/>
+      </w:rPr>
+    </w:lvl>
+  </w:abstractNum>
+  <w:abstractNum w:abstractNumId="30" w15:restartNumberingAfterBreak="0">
     <w:nsid w:val="626F0F14"/>
     <w:multiLevelType w:val="multilevel"/>
     <w:tmpl w:val="3C3E62C2"/>
@@ -5012,7 +6048,7 @@
       </w:pPr>
     </w:lvl>
   </w:abstractNum>
-  <w:abstractNum w:abstractNumId="28" w15:restartNumberingAfterBreak="0">
+  <w:abstractNum w:abstractNumId="31" w15:restartNumberingAfterBreak="0">
     <w:nsid w:val="6467190B"/>
     <w:multiLevelType w:val="multilevel"/>
     <w:tmpl w:val="F79EFD8E"/>
@@ -5161,7 +6197,7 @@
       </w:rPr>
     </w:lvl>
   </w:abstractNum>
-  <w:abstractNum w:abstractNumId="29" w15:restartNumberingAfterBreak="0">
+  <w:abstractNum w:abstractNumId="32" w15:restartNumberingAfterBreak="0">
     <w:nsid w:val="66867094"/>
     <w:multiLevelType w:val="multilevel"/>
     <w:tmpl w:val="3BBC0468"/>
@@ -5310,7 +6346,7 @@
       </w:rPr>
     </w:lvl>
   </w:abstractNum>
-  <w:abstractNum w:abstractNumId="30" w15:restartNumberingAfterBreak="0">
+  <w:abstractNum w:abstractNumId="33" w15:restartNumberingAfterBreak="0">
     <w:nsid w:val="7AB5527F"/>
     <w:multiLevelType w:val="multilevel"/>
     <w:tmpl w:val="40520022"/>
@@ -5459,7 +6495,156 @@
       </w:rPr>
     </w:lvl>
   </w:abstractNum>
-  <w:abstractNum w:abstractNumId="31" w15:restartNumberingAfterBreak="0">
+  <w:abstractNum w:abstractNumId="34" w15:restartNumberingAfterBreak="0">
+    <w:nsid w:val="7B275796"/>
+    <w:multiLevelType w:val="multilevel"/>
+    <w:tmpl w:val="D970458E"/>
+    <w:lvl w:ilvl="0">
+      <w:start w:val="1"/>
+      <w:numFmt w:val="bullet"/>
+      <w:lvlText w:val=""/>
+      <w:lvlJc w:val="left"/>
+      <w:pPr>
+        <w:tabs>
+          <w:tab w:val="num" w:pos="720"/>
+        </w:tabs>
+        <w:ind w:left="720" w:hanging="360"/>
+      </w:pPr>
+      <w:rPr>
+        <w:rFonts w:ascii="Symbol" w:hAnsi="Symbol" w:hint="default"/>
+        <w:sz w:val="20"/>
+      </w:rPr>
+    </w:lvl>
+    <w:lvl w:ilvl="1" w:tentative="1">
+      <w:start w:val="1"/>
+      <w:numFmt w:val="bullet"/>
+      <w:lvlText w:val="o"/>
+      <w:lvlJc w:val="left"/>
+      <w:pPr>
+        <w:tabs>
+          <w:tab w:val="num" w:pos="1440"/>
+        </w:tabs>
+        <w:ind w:left="1440" w:hanging="360"/>
+      </w:pPr>
+      <w:rPr>
+        <w:rFonts w:ascii="Courier New" w:hAnsi="Courier New" w:hint="default"/>
+        <w:sz w:val="20"/>
+      </w:rPr>
+    </w:lvl>
+    <w:lvl w:ilvl="2" w:tentative="1">
+      <w:start w:val="1"/>
+      <w:numFmt w:val="bullet"/>
+      <w:lvlText w:val=""/>
+      <w:lvlJc w:val="left"/>
+      <w:pPr>
+        <w:tabs>
+          <w:tab w:val="num" w:pos="2160"/>
+        </w:tabs>
+        <w:ind w:left="2160" w:hanging="360"/>
+      </w:pPr>
+      <w:rPr>
+        <w:rFonts w:ascii="Wingdings" w:hAnsi="Wingdings" w:hint="default"/>
+        <w:sz w:val="20"/>
+      </w:rPr>
+    </w:lvl>
+    <w:lvl w:ilvl="3" w:tentative="1">
+      <w:start w:val="1"/>
+      <w:numFmt w:val="bullet"/>
+      <w:lvlText w:val=""/>
+      <w:lvlJc w:val="left"/>
+      <w:pPr>
+        <w:tabs>
+          <w:tab w:val="num" w:pos="2880"/>
+        </w:tabs>
+        <w:ind w:left="2880" w:hanging="360"/>
+      </w:pPr>
+      <w:rPr>
+        <w:rFonts w:ascii="Wingdings" w:hAnsi="Wingdings" w:hint="default"/>
+        <w:sz w:val="20"/>
+      </w:rPr>
+    </w:lvl>
+    <w:lvl w:ilvl="4" w:tentative="1">
+      <w:start w:val="1"/>
+      <w:numFmt w:val="bullet"/>
+      <w:lvlText w:val=""/>
+      <w:lvlJc w:val="left"/>
+      <w:pPr>
+        <w:tabs>
+          <w:tab w:val="num" w:pos="3600"/>
+        </w:tabs>
+        <w:ind w:left="3600" w:hanging="360"/>
+      </w:pPr>
+      <w:rPr>
+        <w:rFonts w:ascii="Wingdings" w:hAnsi="Wingdings" w:hint="default"/>
+        <w:sz w:val="20"/>
+      </w:rPr>
+    </w:lvl>
+    <w:lvl w:ilvl="5" w:tentative="1">
+      <w:start w:val="1"/>
+      <w:numFmt w:val="bullet"/>
+      <w:lvlText w:val=""/>
+      <w:lvlJc w:val="left"/>
+      <w:pPr>
+        <w:tabs>
+          <w:tab w:val="num" w:pos="4320"/>
+        </w:tabs>
+        <w:ind w:left="4320" w:hanging="360"/>
+      </w:pPr>
+      <w:rPr>
+        <w:rFonts w:ascii="Wingdings" w:hAnsi="Wingdings" w:hint="default"/>
+        <w:sz w:val="20"/>
+      </w:rPr>
+    </w:lvl>
+    <w:lvl w:ilvl="6" w:tentative="1">
+      <w:start w:val="1"/>
+      <w:numFmt w:val="bullet"/>
+      <w:lvlText w:val=""/>
+      <w:lvlJc w:val="left"/>
+      <w:pPr>
+        <w:tabs>
+          <w:tab w:val="num" w:pos="5040"/>
+        </w:tabs>
+        <w:ind w:left="5040" w:hanging="360"/>
+      </w:pPr>
+      <w:rPr>
+        <w:rFonts w:ascii="Wingdings" w:hAnsi="Wingdings" w:hint="default"/>
+        <w:sz w:val="20"/>
+      </w:rPr>
+    </w:lvl>
+    <w:lvl w:ilvl="7" w:tentative="1">
+      <w:start w:val="1"/>
+      <w:numFmt w:val="bullet"/>
+      <w:lvlText w:val=""/>
+      <w:lvlJc w:val="left"/>
+      <w:pPr>
+        <w:tabs>
+          <w:tab w:val="num" w:pos="5760"/>
+        </w:tabs>
+        <w:ind w:left="5760" w:hanging="360"/>
+      </w:pPr>
+      <w:rPr>
+        <w:rFonts w:ascii="Wingdings" w:hAnsi="Wingdings" w:hint="default"/>
+        <w:sz w:val="20"/>
+      </w:rPr>
+    </w:lvl>
+    <w:lvl w:ilvl="8" w:tentative="1">
+      <w:start w:val="1"/>
+      <w:numFmt w:val="bullet"/>
+      <w:lvlText w:val=""/>
+      <w:lvlJc w:val="left"/>
+      <w:pPr>
+        <w:tabs>
+          <w:tab w:val="num" w:pos="6480"/>
+        </w:tabs>
+        <w:ind w:left="6480" w:hanging="360"/>
+      </w:pPr>
+      <w:rPr>
+        <w:rFonts w:ascii="Wingdings" w:hAnsi="Wingdings" w:hint="default"/>
+        <w:sz w:val="20"/>
+      </w:rPr>
+    </w:lvl>
+  </w:abstractNum>
+  <w:abstractNum w:abstractNumId="35" w15:restartNumberingAfterBreak="0">
     <w:nsid w:val="7C1F06AF"/>
     <w:multiLevelType w:val="multilevel"/>
     <w:tmpl w:val="35F8D85C"/>
@@ -5608,7 +6793,7 @@
       </w:rPr>
     </w:lvl>
   </w:abstractNum>
-  <w:abstractNum w:abstractNumId="32" w15:restartNumberingAfterBreak="0">
+  <w:abstractNum w:abstractNumId="36" w15:restartNumberingAfterBreak="0">
     <w:nsid w:val="7FD60F06"/>
     <w:multiLevelType w:val="multilevel"/>
     <w:tmpl w:val="0F70A59A"/>
@@ -5785,37 +6970,37 @@
     <w:abstractNumId w:val="0"/>
   </w:num>
   <w:num w:numId="10" w16cid:durableId="552236074">
-    <w:abstractNumId w:val="29"/>
+    <w:abstractNumId w:val="32"/>
   </w:num>
   <w:num w:numId="11" w16cid:durableId="2147355394">
-    <w:abstractNumId w:val="17"/>
+    <w:abstractNumId w:val="18"/>
   </w:num>
   <w:num w:numId="12" w16cid:durableId="1110901853">
-    <w:abstractNumId w:val="32"/>
+    <w:abstractNumId w:val="36"/>
   </w:num>
   <w:num w:numId="13" w16cid:durableId="200896799">
     <w:abstractNumId w:val="10"/>
   </w:num>
   <w:num w:numId="14" w16cid:durableId="1848901882">
-    <w:abstractNumId w:val="31"/>
+    <w:abstractNumId w:val="35"/>
   </w:num>
   <w:num w:numId="15" w16cid:durableId="780685819">
     <w:abstractNumId w:val="12"/>
   </w:num>
   <w:num w:numId="16" w16cid:durableId="482355972">
-    <w:abstractNumId w:val="27"/>
+    <w:abstractNumId w:val="30"/>
   </w:num>
   <w:num w:numId="17" w16cid:durableId="1625847753">
     <w:abstractNumId w:val="11"/>
   </w:num>
   <w:num w:numId="18" w16cid:durableId="706373923">
-    <w:abstractNumId w:val="16"/>
+    <w:abstractNumId w:val="17"/>
   </w:num>
   <w:num w:numId="19" w16cid:durableId="72555573">
-    <w:abstractNumId w:val="18"/>
+    <w:abstractNumId w:val="19"/>
   </w:num>
   <w:num w:numId="20" w16cid:durableId="218440489">
-    <w:abstractNumId w:val="20"/>
+    <w:abstractNumId w:val="22"/>
   </w:num>
   <w:num w:numId="21" w16cid:durableId="148982462">
     <w:abstractNumId w:val="14"/>
@@ -5827,34 +7012,46 @@
     <w:abstractNumId w:val="13"/>
   </w:num>
   <w:num w:numId="24" w16cid:durableId="337076932">
-    <w:abstractNumId w:val="19"/>
+    <w:abstractNumId w:val="21"/>
   </w:num>
   <w:num w:numId="25" w16cid:durableId="6100314">
+    <w:abstractNumId w:val="26"/>
+  </w:num>
+  <w:num w:numId="26" w16cid:durableId="1473256141">
     <w:abstractNumId w:val="24"/>
   </w:num>
-  <w:num w:numId="26" w16cid:durableId="1473256141">
-    <w:abstractNumId w:val="22"/>
-  </w:num>
   <w:num w:numId="27" w16cid:durableId="1522815930">
-    <w:abstractNumId w:val="28"/>
+    <w:abstractNumId w:val="31"/>
   </w:num>
   <w:num w:numId="28" w16cid:durableId="91780097">
-    <w:abstractNumId w:val="26"/>
+    <w:abstractNumId w:val="28"/>
   </w:num>
   <w:num w:numId="29" w16cid:durableId="1719626651">
     <w:abstractNumId w:val="9"/>
   </w:num>
   <w:num w:numId="30" w16cid:durableId="126821576">
+    <w:abstractNumId w:val="27"/>
+  </w:num>
+  <w:num w:numId="31" w16cid:durableId="334068957">
+    <w:abstractNumId w:val="23"/>
+  </w:num>
+  <w:num w:numId="32" w16cid:durableId="757749440">
+    <w:abstractNumId w:val="33"/>
+  </w:num>
+  <w:num w:numId="33" w16cid:durableId="1361205753">
     <w:abstractNumId w:val="25"/>
   </w:num>
-  <w:num w:numId="31" w16cid:durableId="334068957">
-    <w:abstractNumId w:val="21"/>
+  <w:num w:numId="34" w16cid:durableId="1902058088">
+    <w:abstractNumId w:val="34"/>
   </w:num>
-  <w:num w:numId="32" w16cid:durableId="757749440">
-    <w:abstractNumId w:val="30"/>
+  <w:num w:numId="35" w16cid:durableId="2092386062">
+    <w:abstractNumId w:val="20"/>
   </w:num>
-  <w:num w:numId="33" w16cid:durableId="1361205753">
-    <w:abstractNumId w:val="23"/>
+  <w:num w:numId="36" w16cid:durableId="1519394549">
+    <w:abstractNumId w:val="16"/>
+  </w:num>
+  <w:num w:numId="37" w16cid:durableId="2077975874">
+    <w:abstractNumId w:val="29"/>
   </w:num>
 </w:numbering>
 </file>
